--- a/ПП 01_ИСП-11,12/8_Договор о практической подготовке гот. Готов.docx
+++ b/ПП 01_ИСП-11,12/8_Договор о практической подготовке гот. Готов.docx
@@ -1,12 +1,11 @@
 
 <file path=word/document.xml><?xml version="1.0" encoding="utf-8"?>
-<w:document xmlns:wpc="http://schemas.microsoft.com/office/word/2010/wordprocessingCanvas" xmlns:cx="http://schemas.microsoft.com/office/drawing/2014/chartex" xmlns:cx1="http://schemas.microsoft.com/office/drawing/2015/9/8/chartex" xmlns:cx2="http://schemas.microsoft.com/office/drawing/2015/10/21/chartex" xmlns:cx3="http://schemas.microsoft.com/office/drawing/2016/5/9/chartex" xmlns:cx4="http://schemas.microsoft.com/office/drawing/2016/5/10/chartex" xmlns:cx5="http://schemas.microsoft.com/office/drawing/2016/5/11/chartex" xmlns:cx6="http://schemas.microsoft.com/office/drawing/2016/5/12/chartex" xmlns:cx7="http://schemas.microsoft.com/office/drawing/2016/5/13/chartex" xmlns:cx8="http://schemas.microsoft.com/office/drawing/2016/5/14/chartex" xmlns:mc="http://schemas.openxmlformats.org/markup-compatibility/2006" xmlns:aink="http://schemas.microsoft.com/office/drawing/2016/ink" xmlns:am3d="http://schemas.microsoft.com/office/drawing/2017/model3d" xmlns:o="urn:schemas-microsoft-com:office:office" xmlns:oel="http://schemas.microsoft.com/office/2019/extlst" xmlns:r="http://schemas.openxmlformats.org/officeDocument/2006/relationships" xmlns:m="http://schemas.openxmlformats.org/officeDocument/2006/math" xmlns:v="urn:schemas-microsoft-com:vml" xmlns:wp14="http://schemas.microsoft.com/office/word/2010/wordprocessingDrawing" xmlns:wp="http://schemas.openxmlformats.org/drawingml/2006/wordprocessingDrawing" xmlns:w10="urn:schemas-microsoft-com:office:word" xmlns:w="http://schemas.openxmlformats.org/wordprocessingml/2006/main" xmlns:w14="http://schemas.microsoft.com/office/word/2010/wordml" xmlns:w15="http://schemas.microsoft.com/office/word/2012/wordml" xmlns:w16cex="http://schemas.microsoft.com/office/word/2018/wordml/cex" xmlns:w16cid="http://schemas.microsoft.com/office/word/2016/wordml/cid" xmlns:w16="http://schemas.microsoft.com/office/word/2018/wordml" xmlns:w16du="http://schemas.microsoft.com/office/word/2023/wordml/word16du" xmlns:w16sdtdh="http://schemas.microsoft.com/office/word/2020/wordml/sdtdatahash" xmlns:w16sdtfl="http://schemas.microsoft.com/office/word/2024/wordml/sdtformatlock" xmlns:w16se="http://schemas.microsoft.com/office/word/2015/wordml/symex" xmlns:wpg="http://schemas.microsoft.com/office/word/2010/wordprocessingGroup" xmlns:wpi="http://schemas.microsoft.com/office/word/2010/wordprocessingInk" xmlns:wne="http://schemas.microsoft.com/office/word/2006/wordml" xmlns:wps="http://schemas.microsoft.com/office/word/2010/wordprocessingShape" mc:Ignorable="w14 w15 w16se w16cid w16 w16cex w16sdtdh w16sdtfl w16du wp14">
+<w:document xmlns:wpc="http://schemas.microsoft.com/office/word/2010/wordprocessingCanvas" xmlns:cx="http://schemas.microsoft.com/office/drawing/2014/chartex" xmlns:cx1="http://schemas.microsoft.com/office/drawing/2015/9/8/chartex" xmlns:cx2="http://schemas.microsoft.com/office/drawing/2015/10/21/chartex" xmlns:cx3="http://schemas.microsoft.com/office/drawing/2016/5/9/chartex" xmlns:cx4="http://schemas.microsoft.com/office/drawing/2016/5/10/chartex" xmlns:cx5="http://schemas.microsoft.com/office/drawing/2016/5/11/chartex" xmlns:cx6="http://schemas.microsoft.com/office/drawing/2016/5/12/chartex" xmlns:cx7="http://schemas.microsoft.com/office/drawing/2016/5/13/chartex" xmlns:cx8="http://schemas.microsoft.com/office/drawing/2016/5/14/chartex" xmlns:mc="http://schemas.openxmlformats.org/markup-compatibility/2006" xmlns:aink="http://schemas.microsoft.com/office/drawing/2016/ink" xmlns:am3d="http://schemas.microsoft.com/office/drawing/2017/model3d" xmlns:o="urn:schemas-microsoft-com:office:office" xmlns:oel="http://schemas.microsoft.com/office/2019/extlst" xmlns:r="http://schemas.openxmlformats.org/officeDocument/2006/relationships" xmlns:m="http://schemas.openxmlformats.org/officeDocument/2006/math" xmlns:v="urn:schemas-microsoft-com:vml" xmlns:wp14="http://schemas.microsoft.com/office/word/2010/wordprocessingDrawing" xmlns:wp="http://schemas.openxmlformats.org/drawingml/2006/wordprocessingDrawing" xmlns:w10="urn:schemas-microsoft-com:office:word" xmlns:w="http://schemas.openxmlformats.org/wordprocessingml/2006/main" xmlns:w14="http://schemas.microsoft.com/office/word/2010/wordml" xmlns:w15="http://schemas.microsoft.com/office/word/2012/wordml" xmlns:w16cex="http://schemas.microsoft.com/office/word/2018/wordml/cex" xmlns:w16cid="http://schemas.microsoft.com/office/word/2016/wordml/cid" xmlns:w16="http://schemas.microsoft.com/office/word/2018/wordml" xmlns:w16du="http://schemas.microsoft.com/office/word/2023/wordml/word16du" xmlns:w16sdtdh="http://schemas.microsoft.com/office/word/2020/wordml/sdtdatahash" xmlns:w16sdtfl="http://schemas.microsoft.com/office/word/2024/wordml/sdtformatlock" xmlns:w16se="http://schemas.microsoft.com/office/word/2015/wordml/symex" xmlns:wpg="http://schemas.microsoft.com/office/word/2010/wordprocessingGroup" xmlns:wpi="http://schemas.microsoft.com/office/word/2010/wordprocessingInk" xmlns:wne="http://schemas.microsoft.com/office/word/2006/wordml" xmlns:wps="http://schemas.microsoft.com/office/word/2010/wordprocessingShape" xmlns:a="http://schemas.openxmlformats.org/drawingml/2006/main" xmlns:dgm="http://schemas.openxmlformats.org/drawingml/2006/diagram">
   <w:body>
     <w:p>
       <w:pPr>
-        <w:shd w:val="clear" w:color="auto" w:fill="FFFFFF"/>
+        <w:shd w:val="clear" w:color="auto" w:fill="ffffff"/>
         <w:jc w:val="center"/>
-        <w:textAlignment w:val="baseline"/>
         <w:rPr>
           <w:b/>
           <w:caps/>
@@ -56,9 +55,8 @@
     </w:p>
     <w:p>
       <w:pPr>
-        <w:shd w:val="clear" w:color="auto" w:fill="FFFFFF"/>
+        <w:shd w:val="clear" w:color="auto" w:fill="ffffff"/>
         <w:jc w:val="center"/>
-        <w:textAlignment w:val="baseline"/>
         <w:rPr>
           <w:color w:val="000000"/>
           <w:spacing w:val="2"/>
@@ -85,7 +83,7 @@
           <w:szCs w:val="28"/>
           <w:lang w:eastAsia="ru-RU"/>
         </w:rPr>
-        <w:br/>
+        <w:br w:type="textWrapping"/>
       </w:r>
     </w:p>
     <w:tbl>
@@ -95,7 +93,7 @@
           <w:left w:w="0" w:type="dxa"/>
           <w:right w:w="0" w:type="dxa"/>
         </w:tblCellMar>
-        <w:tblLook w:val="04A0" w:firstRow="1" w:lastRow="0" w:firstColumn="1" w:lastColumn="0" w:noHBand="0" w:noVBand="1"/>
+        <w:tblLook w:val="04A0"/>
       </w:tblPr>
       <w:tblGrid>
         <w:gridCol w:w="526"/>
@@ -111,8 +109,8 @@
         </w:trPr>
         <w:tc>
           <w:tcPr>
+            <w:cnfStyle w:val="101000000000"/>
             <w:tcW w:w="526" w:type="dxa"/>
-            <w:hideMark/>
           </w:tcPr>
           <w:p>
             <w:pPr>
@@ -129,8 +127,8 @@
         </w:tc>
         <w:tc>
           <w:tcPr>
+            <w:cnfStyle w:val="100000000000"/>
             <w:tcW w:w="1317" w:type="dxa"/>
-            <w:hideMark/>
           </w:tcPr>
           <w:p>
             <w:pPr>
@@ -146,8 +144,8 @@
         </w:tc>
         <w:tc>
           <w:tcPr>
+            <w:cnfStyle w:val="100000000000"/>
             <w:tcW w:w="3827" w:type="dxa"/>
-            <w:hideMark/>
           </w:tcPr>
           <w:p>
             <w:pPr>
@@ -163,9 +161,9 @@
         </w:tc>
         <w:tc>
           <w:tcPr>
+            <w:cnfStyle w:val="100000000000"/>
             <w:tcW w:w="3827" w:type="dxa"/>
             <w:gridSpan w:val="3"/>
-            <w:hideMark/>
           </w:tcPr>
           <w:p>
             <w:pPr>
@@ -181,14 +179,16 @@
         </w:tc>
       </w:tr>
       <w:tr>
+        <w:trPr/>
         <w:tc>
           <w:tcPr>
+            <w:cnfStyle w:val="001000100000"/>
             <w:tcW w:w="526" w:type="dxa"/>
             <w:tcBorders>
-              <w:top w:val="nil"/>
-              <w:left w:val="nil"/>
-              <w:bottom w:val="nil"/>
-              <w:right w:val="nil"/>
+              <w:top w:val="nil" w:sz="4" w:space="0"/>
+              <w:left w:val="nil" w:sz="4" w:space="0"/>
+              <w:bottom w:val="nil" w:sz="4" w:space="0"/>
+              <w:right w:val="nil" w:sz="4" w:space="0"/>
             </w:tcBorders>
             <w:tcMar>
               <w:top w:w="0" w:type="dxa"/>
@@ -196,12 +196,10 @@
               <w:bottom w:w="0" w:type="dxa"/>
               <w:right w:w="130" w:type="dxa"/>
             </w:tcMar>
-            <w:hideMark/>
           </w:tcPr>
           <w:p>
             <w:pPr>
               <w:jc w:val="both"/>
-              <w:textAlignment w:val="baseline"/>
               <w:rPr>
                 <w:color w:val="000000"/>
                 <w:sz w:val="28"/>
@@ -222,12 +220,13 @@
         </w:tc>
         <w:tc>
           <w:tcPr>
+            <w:cnfStyle w:val="000000100000"/>
             <w:tcW w:w="1317" w:type="dxa"/>
             <w:tcBorders>
-              <w:top w:val="nil"/>
-              <w:left w:val="nil"/>
-              <w:bottom w:val="single" w:sz="6" w:space="0" w:color="000000"/>
-              <w:right w:val="nil"/>
+              <w:top w:val="nil" w:sz="4" w:space="0"/>
+              <w:left w:val="nil" w:sz="4" w:space="0"/>
+              <w:bottom w:val="single" w:color="000000" w:sz="6" w:space="0"/>
+              <w:right w:val="nil" w:sz="4" w:space="0"/>
             </w:tcBorders>
             <w:tcMar>
               <w:top w:w="0" w:type="dxa"/>
@@ -235,7 +234,6 @@
               <w:bottom w:w="0" w:type="dxa"/>
               <w:right w:w="130" w:type="dxa"/>
             </w:tcMar>
-            <w:hideMark/>
           </w:tcPr>
           <w:p>
             <w:pPr>
@@ -260,13 +258,14 @@
         </w:tc>
         <w:tc>
           <w:tcPr>
+            <w:cnfStyle w:val="000000100000"/>
             <w:tcW w:w="5245" w:type="dxa"/>
             <w:gridSpan w:val="2"/>
             <w:tcBorders>
-              <w:top w:val="nil"/>
-              <w:left w:val="nil"/>
-              <w:bottom w:val="nil"/>
-              <w:right w:val="nil"/>
+              <w:top w:val="nil" w:sz="4" w:space="0"/>
+              <w:left w:val="nil" w:sz="4" w:space="0"/>
+              <w:bottom w:val="nil" w:sz="4" w:space="0"/>
+              <w:right w:val="nil" w:sz="4" w:space="0"/>
             </w:tcBorders>
             <w:tcMar>
               <w:top w:w="0" w:type="dxa"/>
@@ -274,7 +273,6 @@
               <w:bottom w:w="0" w:type="dxa"/>
               <w:right w:w="130" w:type="dxa"/>
             </w:tcMar>
-            <w:hideMark/>
           </w:tcPr>
           <w:p>
             <w:pPr>
@@ -290,13 +288,14 @@
         </w:tc>
         <w:tc>
           <w:tcPr>
+            <w:cnfStyle w:val="000000100000"/>
             <w:tcW w:w="2409" w:type="dxa"/>
             <w:gridSpan w:val="2"/>
             <w:tcBorders>
-              <w:top w:val="nil"/>
-              <w:left w:val="nil"/>
-              <w:bottom w:val="nil"/>
-              <w:right w:val="nil"/>
+              <w:top w:val="nil" w:sz="4" w:space="0"/>
+              <w:left w:val="nil" w:sz="4" w:space="0"/>
+              <w:bottom w:val="nil" w:sz="4" w:space="0"/>
+              <w:right w:val="nil" w:sz="4" w:space="0"/>
             </w:tcBorders>
             <w:tcMar>
               <w:top w:w="0" w:type="dxa"/>
@@ -304,12 +303,10 @@
               <w:bottom w:w="0" w:type="dxa"/>
               <w:right w:w="130" w:type="dxa"/>
             </w:tcMar>
-            <w:hideMark/>
           </w:tcPr>
           <w:p>
             <w:pPr>
               <w:jc w:val="both"/>
-              <w:textAlignment w:val="baseline"/>
               <w:rPr>
                 <w:color w:val="000000"/>
                 <w:sz w:val="28"/>
@@ -398,9 +395,9 @@
         </w:trPr>
         <w:tc>
           <w:tcPr>
+            <w:cnfStyle w:val="001000010000"/>
             <w:tcW w:w="7895" w:type="dxa"/>
             <w:gridSpan w:val="5"/>
-            <w:hideMark/>
           </w:tcPr>
           <w:p>
             <w:pPr>
@@ -417,8 +414,8 @@
         </w:tc>
         <w:tc>
           <w:tcPr>
+            <w:cnfStyle w:val="000000010000"/>
             <w:tcW w:w="1602" w:type="dxa"/>
-            <w:hideMark/>
           </w:tcPr>
           <w:p>
             <w:pPr>
@@ -436,24 +433,22 @@
     </w:tbl>
     <w:p>
       <w:pPr>
-        <w:shd w:val="clear" w:color="auto" w:fill="FFFFFF"/>
+        <w:shd w:val="clear" w:color="auto" w:fill="ffffff"/>
         <w:ind w:firstLine="709"/>
         <w:jc w:val="both"/>
-        <w:textAlignment w:val="baseline"/>
-        <w:rPr>
-          <w:color w:val="000000"/>
-          <w:sz w:val="28"/>
-          <w:szCs w:val="28"/>
-          <w:lang w:eastAsia="ru-RU"/>
-        </w:rPr>
-      </w:pPr>
-    </w:p>
-    <w:p>
-      <w:pPr>
-        <w:shd w:val="clear" w:color="auto" w:fill="FFFFFF"/>
+        <w:rPr>
+          <w:color w:val="000000"/>
+          <w:sz w:val="28"/>
+          <w:szCs w:val="28"/>
+          <w:lang w:eastAsia="ru-RU"/>
+        </w:rPr>
+      </w:pPr>
+    </w:p>
+    <w:p>
+      <w:pPr>
+        <w:shd w:val="clear" w:color="auto" w:fill="ffffff"/>
         <w:ind w:firstLine="709"/>
         <w:jc w:val="both"/>
-        <w:textAlignment w:val="baseline"/>
         <w:rPr>
           <w:color w:val="000000"/>
           <w:spacing w:val="2"/>
@@ -951,10 +946,9 @@
     </w:p>
     <w:p>
       <w:pPr>
-        <w:shd w:val="clear" w:color="auto" w:fill="FFFFFF"/>
+        <w:shd w:val="clear" w:color="auto" w:fill="ffffff"/>
         <w:ind w:firstLine="709"/>
         <w:jc w:val="both"/>
-        <w:textAlignment w:val="baseline"/>
         <w:rPr>
           <w:color w:val="000000"/>
           <w:spacing w:val="2"/>
@@ -970,10 +964,9 @@
           <w:ilvl w:val="0"/>
           <w:numId w:val="1"/>
         </w:numPr>
-        <w:shd w:val="clear" w:color="auto" w:fill="FFFFFF"/>
+        <w:shd w:val="clear" w:color="auto" w:fill="ffffff"/>
         <w:ind w:left="0" w:firstLine="0"/>
         <w:jc w:val="center"/>
-        <w:textAlignment w:val="baseline"/>
         <w:rPr>
           <w:b/>
           <w:color w:val="000000"/>
@@ -997,29 +990,27 @@
     </w:p>
     <w:p>
       <w:pPr>
-        <w:shd w:val="clear" w:color="auto" w:fill="FFFFFF"/>
+        <w:shd w:val="clear" w:color="auto" w:fill="ffffff"/>
         <w:ind w:left="1069"/>
-        <w:textAlignment w:val="baseline"/>
-        <w:rPr>
-          <w:color w:val="000000"/>
-          <w:spacing w:val="2"/>
-          <w:sz w:val="28"/>
-          <w:szCs w:val="28"/>
-          <w:lang w:eastAsia="ru-RU"/>
-        </w:rPr>
-      </w:pPr>
-    </w:p>
-    <w:p>
-      <w:pPr>
-        <w:pStyle w:val="a6"/>
+        <w:rPr>
+          <w:color w:val="000000"/>
+          <w:spacing w:val="2"/>
+          <w:sz w:val="28"/>
+          <w:szCs w:val="28"/>
+          <w:lang w:eastAsia="ru-RU"/>
+        </w:rPr>
+      </w:pPr>
+    </w:p>
+    <w:p>
+      <w:pPr>
+        <w:pStyle w:val="ListParagraph"/>
         <w:numPr>
           <w:ilvl w:val="1"/>
           <w:numId w:val="1"/>
         </w:numPr>
-        <w:shd w:val="clear" w:color="auto" w:fill="FFFFFF"/>
+        <w:shd w:val="clear" w:color="auto" w:fill="ffffff"/>
         <w:ind w:left="0" w:firstLine="709"/>
         <w:jc w:val="both"/>
-        <w:textAlignment w:val="baseline"/>
         <w:rPr>
           <w:color w:val="000000"/>
           <w:spacing w:val="2"/>
@@ -1171,15 +1162,14 @@
     </w:p>
     <w:p>
       <w:pPr>
-        <w:pStyle w:val="a6"/>
+        <w:pStyle w:val="ListParagraph"/>
         <w:numPr>
           <w:ilvl w:val="1"/>
           <w:numId w:val="1"/>
         </w:numPr>
-        <w:shd w:val="clear" w:color="auto" w:fill="FFFFFF"/>
+        <w:shd w:val="clear" w:color="auto" w:fill="ffffff"/>
         <w:ind w:left="0" w:firstLine="709"/>
         <w:jc w:val="both"/>
-        <w:textAlignment w:val="baseline"/>
         <w:rPr>
           <w:color w:val="000000"/>
           <w:spacing w:val="2"/>
@@ -1241,15 +1231,14 @@
     </w:p>
     <w:p>
       <w:pPr>
-        <w:pStyle w:val="a6"/>
+        <w:pStyle w:val="ListParagraph"/>
         <w:numPr>
           <w:ilvl w:val="1"/>
           <w:numId w:val="1"/>
         </w:numPr>
-        <w:shd w:val="clear" w:color="auto" w:fill="FFFFFF"/>
+        <w:shd w:val="clear" w:color="auto" w:fill="ffffff"/>
         <w:ind w:left="0" w:firstLine="709"/>
         <w:jc w:val="both"/>
-        <w:textAlignment w:val="baseline"/>
         <w:rPr>
           <w:color w:val="000000"/>
           <w:spacing w:val="2"/>
@@ -1331,15 +1320,14 @@
     </w:p>
     <w:p>
       <w:pPr>
-        <w:pStyle w:val="a6"/>
+        <w:pStyle w:val="ListParagraph"/>
         <w:numPr>
           <w:ilvl w:val="1"/>
           <w:numId w:val="1"/>
         </w:numPr>
-        <w:shd w:val="clear" w:color="auto" w:fill="FFFFFF"/>
+        <w:shd w:val="clear" w:color="auto" w:fill="ffffff"/>
         <w:ind w:left="0" w:firstLine="709"/>
         <w:jc w:val="both"/>
-        <w:textAlignment w:val="baseline"/>
         <w:rPr>
           <w:color w:val="000000"/>
           <w:spacing w:val="2"/>
@@ -1411,32 +1399,30 @@
     </w:p>
     <w:p>
       <w:pPr>
-        <w:pStyle w:val="a6"/>
+        <w:pStyle w:val="ListParagraph"/>
         <w:numPr>
           <w:ilvl w:val="1"/>
           <w:numId w:val="1"/>
         </w:numPr>
-        <w:shd w:val="clear" w:color="auto" w:fill="FFFFFF"/>
+        <w:shd w:val="clear" w:color="auto" w:fill="ffffff"/>
         <w:ind w:left="0" w:firstLine="709"/>
         <w:jc w:val="both"/>
-        <w:textAlignment w:val="baseline"/>
-        <w:rPr>
-          <w:color w:val="000000"/>
-          <w:spacing w:val="2"/>
-          <w:sz w:val="28"/>
-          <w:szCs w:val="28"/>
-          <w:lang w:eastAsia="ru-RU"/>
-        </w:rPr>
-      </w:pPr>
-      <w:r>
-        <w:rPr>
-          <w:color w:val="000000"/>
-          <w:spacing w:val="2"/>
-          <w:sz w:val="28"/>
-          <w:szCs w:val="28"/>
-          <w:lang w:eastAsia="ru-RU"/>
-        </w:rPr>
-        <w:lastRenderedPageBreak/>
+        <w:rPr>
+          <w:color w:val="000000"/>
+          <w:spacing w:val="2"/>
+          <w:sz w:val="28"/>
+          <w:szCs w:val="28"/>
+          <w:lang w:eastAsia="ru-RU"/>
+        </w:rPr>
+      </w:pPr>
+      <w:r>
+        <w:rPr>
+          <w:color w:val="000000"/>
+          <w:spacing w:val="2"/>
+          <w:sz w:val="28"/>
+          <w:szCs w:val="28"/>
+          <w:lang w:eastAsia="ru-RU"/>
+        </w:rPr>
         <w:t xml:space="preserve">Реализация компонентов образовательной программы, согласованных Сторонами в </w:t>
       </w:r>
       <w:r>
@@ -1502,10 +1488,9 @@
     </w:p>
     <w:p>
       <w:pPr>
-        <w:shd w:val="clear" w:color="auto" w:fill="FFFFFF"/>
+        <w:shd w:val="clear" w:color="auto" w:fill="ffffff"/>
         <w:ind w:firstLine="709"/>
         <w:jc w:val="both"/>
-        <w:textAlignment w:val="baseline"/>
         <w:rPr>
           <w:color w:val="000000"/>
           <w:spacing w:val="2"/>
@@ -1521,10 +1506,9 @@
           <w:ilvl w:val="0"/>
           <w:numId w:val="1"/>
         </w:numPr>
-        <w:shd w:val="clear" w:color="auto" w:fill="FFFFFF"/>
+        <w:shd w:val="clear" w:color="auto" w:fill="ffffff"/>
         <w:ind w:left="0" w:firstLine="0"/>
         <w:jc w:val="center"/>
-        <w:textAlignment w:val="baseline"/>
         <w:rPr>
           <w:b/>
           <w:color w:val="000000"/>
@@ -1548,9 +1532,8 @@
     </w:p>
     <w:p>
       <w:pPr>
-        <w:shd w:val="clear" w:color="auto" w:fill="FFFFFF"/>
+        <w:shd w:val="clear" w:color="auto" w:fill="ffffff"/>
         <w:jc w:val="both"/>
-        <w:textAlignment w:val="baseline"/>
         <w:rPr>
           <w:i/>
           <w:color w:val="000000"/>
@@ -1563,15 +1546,14 @@
     </w:p>
     <w:p>
       <w:pPr>
-        <w:pStyle w:val="a6"/>
+        <w:pStyle w:val="ListParagraph"/>
         <w:numPr>
           <w:ilvl w:val="1"/>
           <w:numId w:val="1"/>
         </w:numPr>
-        <w:shd w:val="clear" w:color="auto" w:fill="FFFFFF"/>
+        <w:shd w:val="clear" w:color="auto" w:fill="ffffff"/>
         <w:ind w:left="0" w:firstLine="709"/>
         <w:jc w:val="both"/>
-        <w:textAlignment w:val="baseline"/>
         <w:rPr>
           <w:iCs/>
           <w:color w:val="000000"/>
@@ -1597,11 +1579,10 @@
     </w:p>
     <w:p>
       <w:pPr>
-        <w:pStyle w:val="a6"/>
-        <w:shd w:val="clear" w:color="auto" w:fill="FFFFFF"/>
+        <w:pStyle w:val="ListParagraph"/>
+        <w:shd w:val="clear" w:color="auto" w:fill="ffffff"/>
         <w:ind w:left="709"/>
         <w:jc w:val="both"/>
-        <w:textAlignment w:val="baseline"/>
         <w:rPr>
           <w:iCs/>
           <w:color w:val="000000"/>
@@ -1615,15 +1596,14 @@
     </w:p>
     <w:p>
       <w:pPr>
-        <w:pStyle w:val="a6"/>
+        <w:pStyle w:val="ListParagraph"/>
         <w:numPr>
           <w:ilvl w:val="2"/>
           <w:numId w:val="1"/>
         </w:numPr>
-        <w:shd w:val="clear" w:color="auto" w:fill="FFFFFF"/>
+        <w:shd w:val="clear" w:color="auto" w:fill="ffffff"/>
         <w:ind w:left="0" w:firstLine="709"/>
         <w:jc w:val="both"/>
-        <w:textAlignment w:val="baseline"/>
         <w:rPr>
           <w:color w:val="000000"/>
           <w:spacing w:val="2"/>
@@ -1645,15 +1625,14 @@
     </w:p>
     <w:p>
       <w:pPr>
-        <w:pStyle w:val="a6"/>
+        <w:pStyle w:val="ListParagraph"/>
         <w:numPr>
           <w:ilvl w:val="2"/>
           <w:numId w:val="1"/>
         </w:numPr>
-        <w:shd w:val="clear" w:color="auto" w:fill="FFFFFF"/>
+        <w:shd w:val="clear" w:color="auto" w:fill="ffffff"/>
         <w:ind w:left="0" w:firstLine="709"/>
         <w:jc w:val="both"/>
-        <w:textAlignment w:val="baseline"/>
         <w:rPr>
           <w:color w:val="000000"/>
           <w:spacing w:val="2"/>
@@ -1675,15 +1654,14 @@
     </w:p>
     <w:p>
       <w:pPr>
-        <w:pStyle w:val="a6"/>
+        <w:pStyle w:val="ListParagraph"/>
         <w:numPr>
           <w:ilvl w:val="0"/>
           <w:numId w:val="2"/>
         </w:numPr>
-        <w:shd w:val="clear" w:color="auto" w:fill="FFFFFF"/>
+        <w:shd w:val="clear" w:color="auto" w:fill="ffffff"/>
         <w:ind w:left="0" w:firstLine="709"/>
         <w:jc w:val="both"/>
-        <w:textAlignment w:val="baseline"/>
         <w:rPr>
           <w:color w:val="000000"/>
           <w:spacing w:val="2"/>
@@ -1705,15 +1683,14 @@
     </w:p>
     <w:p>
       <w:pPr>
-        <w:pStyle w:val="a6"/>
+        <w:pStyle w:val="ListParagraph"/>
         <w:numPr>
           <w:ilvl w:val="0"/>
           <w:numId w:val="2"/>
         </w:numPr>
-        <w:shd w:val="clear" w:color="auto" w:fill="FFFFFF"/>
+        <w:shd w:val="clear" w:color="auto" w:fill="ffffff"/>
         <w:ind w:left="0" w:firstLine="709"/>
         <w:jc w:val="both"/>
-        <w:textAlignment w:val="baseline"/>
         <w:rPr>
           <w:color w:val="000000"/>
           <w:spacing w:val="2"/>
@@ -1735,15 +1712,14 @@
     </w:p>
     <w:p>
       <w:pPr>
-        <w:pStyle w:val="a6"/>
+        <w:pStyle w:val="ListParagraph"/>
         <w:numPr>
           <w:ilvl w:val="0"/>
           <w:numId w:val="2"/>
         </w:numPr>
-        <w:shd w:val="clear" w:color="auto" w:fill="FFFFFF"/>
+        <w:shd w:val="clear" w:color="auto" w:fill="ffffff"/>
         <w:ind w:left="0" w:firstLine="709"/>
         <w:jc w:val="both"/>
-        <w:textAlignment w:val="baseline"/>
         <w:rPr>
           <w:color w:val="000000"/>
           <w:spacing w:val="2"/>
@@ -1765,15 +1741,14 @@
     </w:p>
     <w:p>
       <w:pPr>
-        <w:pStyle w:val="a6"/>
+        <w:pStyle w:val="ListParagraph"/>
         <w:numPr>
           <w:ilvl w:val="0"/>
           <w:numId w:val="2"/>
         </w:numPr>
-        <w:shd w:val="clear" w:color="auto" w:fill="FFFFFF"/>
+        <w:shd w:val="clear" w:color="auto" w:fill="ffffff"/>
         <w:ind w:left="0" w:firstLine="709"/>
         <w:jc w:val="both"/>
-        <w:textAlignment w:val="baseline"/>
         <w:rPr>
           <w:color w:val="000000"/>
           <w:spacing w:val="2"/>
@@ -1795,15 +1770,14 @@
     </w:p>
     <w:p>
       <w:pPr>
-        <w:pStyle w:val="a6"/>
+        <w:pStyle w:val="ListParagraph"/>
         <w:numPr>
           <w:ilvl w:val="2"/>
           <w:numId w:val="1"/>
         </w:numPr>
-        <w:shd w:val="clear" w:color="auto" w:fill="FFFFFF"/>
+        <w:shd w:val="clear" w:color="auto" w:fill="ffffff"/>
         <w:ind w:left="0" w:firstLine="709"/>
         <w:jc w:val="both"/>
-        <w:textAlignment w:val="baseline"/>
         <w:rPr>
           <w:color w:val="000000"/>
           <w:spacing w:val="2"/>
@@ -1845,15 +1819,14 @@
     </w:p>
     <w:p>
       <w:pPr>
-        <w:pStyle w:val="a6"/>
+        <w:pStyle w:val="ListParagraph"/>
         <w:numPr>
           <w:ilvl w:val="2"/>
           <w:numId w:val="1"/>
         </w:numPr>
-        <w:shd w:val="clear" w:color="auto" w:fill="FFFFFF"/>
+        <w:shd w:val="clear" w:color="auto" w:fill="ffffff"/>
         <w:ind w:left="0" w:firstLine="709"/>
         <w:jc w:val="both"/>
-        <w:textAlignment w:val="baseline"/>
         <w:rPr>
           <w:color w:val="000000"/>
           <w:spacing w:val="2"/>
@@ -1875,15 +1848,14 @@
     </w:p>
     <w:p>
       <w:pPr>
-        <w:pStyle w:val="a6"/>
+        <w:pStyle w:val="ListParagraph"/>
         <w:numPr>
           <w:ilvl w:val="2"/>
           <w:numId w:val="1"/>
         </w:numPr>
-        <w:shd w:val="clear" w:color="auto" w:fill="FFFFFF"/>
+        <w:shd w:val="clear" w:color="auto" w:fill="ffffff"/>
         <w:ind w:left="0" w:firstLine="709"/>
         <w:jc w:val="both"/>
-        <w:textAlignment w:val="baseline"/>
         <w:rPr>
           <w:color w:val="000000"/>
           <w:spacing w:val="2"/>
@@ -1905,15 +1877,14 @@
     </w:p>
     <w:p>
       <w:pPr>
-        <w:pStyle w:val="a6"/>
+        <w:pStyle w:val="ListParagraph"/>
         <w:numPr>
           <w:ilvl w:val="2"/>
           <w:numId w:val="1"/>
         </w:numPr>
-        <w:shd w:val="clear" w:color="auto" w:fill="FFFFFF"/>
+        <w:shd w:val="clear" w:color="auto" w:fill="ffffff"/>
         <w:ind w:left="0" w:firstLine="709"/>
         <w:jc w:val="both"/>
-        <w:textAlignment w:val="baseline"/>
         <w:rPr>
           <w:color w:val="000000"/>
           <w:spacing w:val="2"/>
@@ -1955,15 +1926,14 @@
     </w:p>
     <w:p>
       <w:pPr>
-        <w:pStyle w:val="a6"/>
+        <w:pStyle w:val="ListParagraph"/>
         <w:numPr>
           <w:ilvl w:val="2"/>
           <w:numId w:val="1"/>
         </w:numPr>
-        <w:shd w:val="clear" w:color="auto" w:fill="FFFFFF"/>
+        <w:shd w:val="clear" w:color="auto" w:fill="ffffff"/>
         <w:ind w:left="0" w:firstLine="709"/>
         <w:jc w:val="both"/>
-        <w:textAlignment w:val="baseline"/>
         <w:rPr>
           <w:color w:val="000000"/>
           <w:spacing w:val="2"/>
@@ -2010,7 +1980,6 @@
           <w:szCs w:val="28"/>
           <w:lang w:eastAsia="ru-RU"/>
         </w:rPr>
-        <w:lastRenderedPageBreak/>
         <w:t>организации   составляют</w:t>
       </w:r>
       <w:r>
@@ -2056,31 +2025,29 @@
     </w:p>
     <w:p>
       <w:pPr>
-        <w:pStyle w:val="a6"/>
-        <w:shd w:val="clear" w:color="auto" w:fill="FFFFFF"/>
+        <w:pStyle w:val="ListParagraph"/>
+        <w:shd w:val="clear" w:color="auto" w:fill="ffffff"/>
         <w:ind w:left="709"/>
         <w:jc w:val="both"/>
-        <w:textAlignment w:val="baseline"/>
-        <w:rPr>
-          <w:color w:val="000000"/>
-          <w:spacing w:val="2"/>
-          <w:sz w:val="28"/>
-          <w:szCs w:val="28"/>
-          <w:lang w:eastAsia="ru-RU"/>
-        </w:rPr>
-      </w:pPr>
-    </w:p>
-    <w:p>
-      <w:pPr>
-        <w:pStyle w:val="a6"/>
+        <w:rPr>
+          <w:color w:val="000000"/>
+          <w:spacing w:val="2"/>
+          <w:sz w:val="28"/>
+          <w:szCs w:val="28"/>
+          <w:lang w:eastAsia="ru-RU"/>
+        </w:rPr>
+      </w:pPr>
+    </w:p>
+    <w:p>
+      <w:pPr>
+        <w:pStyle w:val="ListParagraph"/>
         <w:numPr>
           <w:ilvl w:val="1"/>
           <w:numId w:val="1"/>
         </w:numPr>
-        <w:shd w:val="clear" w:color="auto" w:fill="FFFFFF"/>
+        <w:shd w:val="clear" w:color="auto" w:fill="ffffff"/>
         <w:ind w:left="0" w:firstLine="709"/>
         <w:jc w:val="both"/>
-        <w:textAlignment w:val="baseline"/>
         <w:rPr>
           <w:iCs/>
           <w:color w:val="000000"/>
@@ -2106,11 +2073,10 @@
     </w:p>
     <w:p>
       <w:pPr>
-        <w:pStyle w:val="a6"/>
-        <w:shd w:val="clear" w:color="auto" w:fill="FFFFFF"/>
+        <w:pStyle w:val="ListParagraph"/>
+        <w:shd w:val="clear" w:color="auto" w:fill="ffffff"/>
         <w:ind w:left="709"/>
         <w:jc w:val="both"/>
-        <w:textAlignment w:val="baseline"/>
         <w:rPr>
           <w:iCs/>
           <w:color w:val="000000"/>
@@ -2124,15 +2090,14 @@
     </w:p>
     <w:p>
       <w:pPr>
-        <w:pStyle w:val="a6"/>
+        <w:pStyle w:val="ListParagraph"/>
         <w:numPr>
           <w:ilvl w:val="2"/>
           <w:numId w:val="1"/>
         </w:numPr>
-        <w:shd w:val="clear" w:color="auto" w:fill="FFFFFF"/>
+        <w:shd w:val="clear" w:color="auto" w:fill="ffffff"/>
         <w:ind w:left="0" w:firstLine="709"/>
         <w:jc w:val="both"/>
-        <w:textAlignment w:val="baseline"/>
         <w:rPr>
           <w:color w:val="000000"/>
           <w:spacing w:val="2"/>
@@ -2154,15 +2119,14 @@
     </w:p>
     <w:p>
       <w:pPr>
-        <w:pStyle w:val="a6"/>
+        <w:pStyle w:val="ListParagraph"/>
         <w:numPr>
           <w:ilvl w:val="2"/>
           <w:numId w:val="1"/>
         </w:numPr>
-        <w:shd w:val="clear" w:color="auto" w:fill="FFFFFF"/>
+        <w:shd w:val="clear" w:color="auto" w:fill="ffffff"/>
         <w:ind w:left="0" w:firstLine="709"/>
         <w:jc w:val="both"/>
-        <w:textAlignment w:val="baseline"/>
         <w:rPr>
           <w:color w:val="000000"/>
           <w:spacing w:val="2"/>
@@ -2184,15 +2148,14 @@
     </w:p>
     <w:p>
       <w:pPr>
-        <w:pStyle w:val="a6"/>
+        <w:pStyle w:val="ListParagraph"/>
         <w:numPr>
           <w:ilvl w:val="2"/>
           <w:numId w:val="1"/>
         </w:numPr>
-        <w:shd w:val="clear" w:color="auto" w:fill="FFFFFF"/>
+        <w:shd w:val="clear" w:color="auto" w:fill="ffffff"/>
         <w:ind w:left="0" w:firstLine="709"/>
         <w:jc w:val="both"/>
-        <w:textAlignment w:val="baseline"/>
         <w:rPr>
           <w:color w:val="000000"/>
           <w:spacing w:val="2"/>
@@ -2234,15 +2197,14 @@
     </w:p>
     <w:p>
       <w:pPr>
-        <w:pStyle w:val="a6"/>
+        <w:pStyle w:val="ListParagraph"/>
         <w:numPr>
           <w:ilvl w:val="2"/>
           <w:numId w:val="1"/>
         </w:numPr>
-        <w:shd w:val="clear" w:color="auto" w:fill="FFFFFF"/>
+        <w:shd w:val="clear" w:color="auto" w:fill="ffffff"/>
         <w:ind w:left="0" w:firstLine="709"/>
         <w:jc w:val="both"/>
-        <w:textAlignment w:val="baseline"/>
         <w:rPr>
           <w:color w:val="000000"/>
           <w:spacing w:val="2"/>
@@ -2264,15 +2226,14 @@
     </w:p>
     <w:p>
       <w:pPr>
-        <w:pStyle w:val="a6"/>
+        <w:pStyle w:val="ListParagraph"/>
         <w:numPr>
           <w:ilvl w:val="2"/>
           <w:numId w:val="1"/>
         </w:numPr>
-        <w:shd w:val="clear" w:color="auto" w:fill="FFFFFF"/>
+        <w:shd w:val="clear" w:color="auto" w:fill="ffffff"/>
         <w:ind w:left="0" w:firstLine="709"/>
         <w:jc w:val="both"/>
-        <w:textAlignment w:val="baseline"/>
         <w:rPr>
           <w:color w:val="000000"/>
           <w:spacing w:val="2"/>
@@ -2294,15 +2255,14 @@
     </w:p>
     <w:p>
       <w:pPr>
-        <w:pStyle w:val="a6"/>
+        <w:pStyle w:val="ListParagraph"/>
         <w:numPr>
           <w:ilvl w:val="2"/>
           <w:numId w:val="1"/>
         </w:numPr>
-        <w:shd w:val="clear" w:color="auto" w:fill="FFFFFF"/>
+        <w:shd w:val="clear" w:color="auto" w:fill="ffffff"/>
         <w:ind w:left="0" w:firstLine="709"/>
         <w:jc w:val="both"/>
-        <w:textAlignment w:val="baseline"/>
         <w:rPr>
           <w:color w:val="000000"/>
           <w:spacing w:val="2"/>
@@ -2364,15 +2324,14 @@
     </w:p>
     <w:p>
       <w:pPr>
-        <w:pStyle w:val="a6"/>
+        <w:pStyle w:val="ListParagraph"/>
         <w:numPr>
           <w:ilvl w:val="2"/>
           <w:numId w:val="1"/>
         </w:numPr>
-        <w:shd w:val="clear" w:color="auto" w:fill="FFFFFF"/>
+        <w:shd w:val="clear" w:color="auto" w:fill="ffffff"/>
         <w:ind w:left="0" w:firstLine="709"/>
         <w:jc w:val="both"/>
-        <w:textAlignment w:val="baseline"/>
         <w:rPr>
           <w:color w:val="000000"/>
           <w:spacing w:val="2"/>
@@ -2394,15 +2353,14 @@
     </w:p>
     <w:p>
       <w:pPr>
-        <w:pStyle w:val="a6"/>
+        <w:pStyle w:val="ListParagraph"/>
         <w:numPr>
           <w:ilvl w:val="2"/>
           <w:numId w:val="1"/>
         </w:numPr>
-        <w:shd w:val="clear" w:color="auto" w:fill="FFFFFF"/>
+        <w:shd w:val="clear" w:color="auto" w:fill="ffffff"/>
         <w:ind w:left="0" w:firstLine="709"/>
         <w:jc w:val="both"/>
-        <w:textAlignment w:val="baseline"/>
         <w:rPr>
           <w:color w:val="000000"/>
           <w:spacing w:val="2"/>
@@ -2444,15 +2402,14 @@
     </w:p>
     <w:p>
       <w:pPr>
-        <w:pStyle w:val="a6"/>
+        <w:pStyle w:val="ListParagraph"/>
         <w:numPr>
           <w:ilvl w:val="2"/>
           <w:numId w:val="1"/>
         </w:numPr>
-        <w:shd w:val="clear" w:color="auto" w:fill="FFFFFF"/>
+        <w:shd w:val="clear" w:color="auto" w:fill="ffffff"/>
         <w:ind w:left="0" w:firstLine="709"/>
         <w:jc w:val="both"/>
-        <w:textAlignment w:val="baseline"/>
         <w:rPr>
           <w:color w:val="000000"/>
           <w:spacing w:val="2"/>
@@ -2474,15 +2431,14 @@
     </w:p>
     <w:p>
       <w:pPr>
-        <w:pStyle w:val="a6"/>
+        <w:pStyle w:val="ListParagraph"/>
         <w:numPr>
           <w:ilvl w:val="2"/>
           <w:numId w:val="1"/>
         </w:numPr>
-        <w:shd w:val="clear" w:color="auto" w:fill="FFFFFF"/>
+        <w:shd w:val="clear" w:color="auto" w:fill="ffffff"/>
         <w:ind w:left="0" w:firstLine="709"/>
         <w:jc w:val="both"/>
-        <w:textAlignment w:val="baseline"/>
         <w:rPr>
           <w:color w:val="000000"/>
           <w:spacing w:val="2"/>
@@ -2564,31 +2520,29 @@
     </w:p>
     <w:p>
       <w:pPr>
-        <w:pStyle w:val="a6"/>
-        <w:shd w:val="clear" w:color="auto" w:fill="FFFFFF"/>
+        <w:pStyle w:val="ListParagraph"/>
+        <w:shd w:val="clear" w:color="auto" w:fill="ffffff"/>
         <w:ind w:left="709"/>
         <w:jc w:val="both"/>
-        <w:textAlignment w:val="baseline"/>
-        <w:rPr>
-          <w:color w:val="000000"/>
-          <w:spacing w:val="2"/>
-          <w:sz w:val="28"/>
-          <w:szCs w:val="28"/>
-          <w:lang w:eastAsia="ru-RU"/>
-        </w:rPr>
-      </w:pPr>
-    </w:p>
-    <w:p>
-      <w:pPr>
-        <w:pStyle w:val="a6"/>
+        <w:rPr>
+          <w:color w:val="000000"/>
+          <w:spacing w:val="2"/>
+          <w:sz w:val="28"/>
+          <w:szCs w:val="28"/>
+          <w:lang w:eastAsia="ru-RU"/>
+        </w:rPr>
+      </w:pPr>
+    </w:p>
+    <w:p>
+      <w:pPr>
+        <w:pStyle w:val="ListParagraph"/>
         <w:numPr>
           <w:ilvl w:val="1"/>
           <w:numId w:val="1"/>
         </w:numPr>
-        <w:shd w:val="clear" w:color="auto" w:fill="FFFFFF"/>
+        <w:shd w:val="clear" w:color="auto" w:fill="ffffff"/>
         <w:ind w:left="0" w:firstLine="709"/>
         <w:jc w:val="both"/>
-        <w:textAlignment w:val="baseline"/>
         <w:rPr>
           <w:iCs/>
           <w:color w:val="000000"/>
@@ -2614,11 +2568,10 @@
     </w:p>
     <w:p>
       <w:pPr>
-        <w:pStyle w:val="a6"/>
-        <w:shd w:val="clear" w:color="auto" w:fill="FFFFFF"/>
+        <w:pStyle w:val="ListParagraph"/>
+        <w:shd w:val="clear" w:color="auto" w:fill="ffffff"/>
         <w:ind w:left="709"/>
         <w:jc w:val="both"/>
-        <w:textAlignment w:val="baseline"/>
         <w:rPr>
           <w:iCs/>
           <w:color w:val="000000"/>
@@ -2632,15 +2585,14 @@
     </w:p>
     <w:p>
       <w:pPr>
-        <w:pStyle w:val="a6"/>
+        <w:pStyle w:val="ListParagraph"/>
         <w:numPr>
           <w:ilvl w:val="2"/>
           <w:numId w:val="1"/>
         </w:numPr>
-        <w:shd w:val="clear" w:color="auto" w:fill="FFFFFF"/>
+        <w:shd w:val="clear" w:color="auto" w:fill="ffffff"/>
         <w:ind w:left="0" w:firstLine="709"/>
         <w:jc w:val="both"/>
-        <w:textAlignment w:val="baseline"/>
         <w:rPr>
           <w:color w:val="000000"/>
           <w:spacing w:val="2"/>
@@ -2662,15 +2614,14 @@
     </w:p>
     <w:p>
       <w:pPr>
-        <w:pStyle w:val="a6"/>
+        <w:pStyle w:val="ListParagraph"/>
         <w:numPr>
           <w:ilvl w:val="2"/>
           <w:numId w:val="1"/>
         </w:numPr>
-        <w:shd w:val="clear" w:color="auto" w:fill="FFFFFF"/>
+        <w:shd w:val="clear" w:color="auto" w:fill="ffffff"/>
         <w:ind w:left="0" w:firstLine="709"/>
         <w:jc w:val="both"/>
-        <w:textAlignment w:val="baseline"/>
         <w:rPr>
           <w:color w:val="000000"/>
           <w:spacing w:val="2"/>
@@ -2692,34 +2643,32 @@
     </w:p>
     <w:p>
       <w:pPr>
-        <w:pStyle w:val="a6"/>
-        <w:shd w:val="clear" w:color="auto" w:fill="FFFFFF"/>
+        <w:pStyle w:val="ListParagraph"/>
+        <w:shd w:val="clear" w:color="auto" w:fill="ffffff"/>
         <w:ind w:left="709"/>
         <w:jc w:val="both"/>
-        <w:textAlignment w:val="baseline"/>
-        <w:rPr>
-          <w:color w:val="000000"/>
-          <w:spacing w:val="2"/>
-          <w:sz w:val="28"/>
-          <w:szCs w:val="28"/>
-          <w:lang w:eastAsia="ru-RU"/>
-        </w:rPr>
-      </w:pPr>
-    </w:p>
-    <w:p>
-      <w:pPr>
-        <w:pStyle w:val="a6"/>
+        <w:rPr>
+          <w:color w:val="000000"/>
+          <w:spacing w:val="2"/>
+          <w:sz w:val="28"/>
+          <w:szCs w:val="28"/>
+          <w:lang w:eastAsia="ru-RU"/>
+        </w:rPr>
+      </w:pPr>
+    </w:p>
+    <w:p>
+      <w:pPr>
+        <w:pStyle w:val="ListParagraph"/>
         <w:numPr>
           <w:ilvl w:val="1"/>
           <w:numId w:val="1"/>
         </w:numPr>
-        <w:shd w:val="clear" w:color="auto" w:fill="FFFFFF"/>
+        <w:shd w:val="clear" w:color="auto" w:fill="ffffff"/>
         <w:tabs>
           <w:tab w:val="left" w:pos="0"/>
         </w:tabs>
         <w:ind w:left="0" w:firstLine="709"/>
         <w:jc w:val="both"/>
-        <w:textAlignment w:val="baseline"/>
         <w:rPr>
           <w:i/>
           <w:color w:val="000000"/>
@@ -2745,14 +2694,13 @@
     </w:p>
     <w:p>
       <w:pPr>
-        <w:pStyle w:val="a6"/>
-        <w:shd w:val="clear" w:color="auto" w:fill="FFFFFF"/>
+        <w:pStyle w:val="ListParagraph"/>
+        <w:shd w:val="clear" w:color="auto" w:fill="ffffff"/>
         <w:tabs>
           <w:tab w:val="left" w:pos="0"/>
         </w:tabs>
         <w:ind w:left="709"/>
         <w:jc w:val="both"/>
-        <w:textAlignment w:val="baseline"/>
         <w:rPr>
           <w:i/>
           <w:color w:val="000000"/>
@@ -2766,15 +2714,14 @@
     </w:p>
     <w:p>
       <w:pPr>
-        <w:pStyle w:val="a6"/>
+        <w:pStyle w:val="ListParagraph"/>
         <w:numPr>
           <w:ilvl w:val="2"/>
           <w:numId w:val="1"/>
         </w:numPr>
-        <w:shd w:val="clear" w:color="auto" w:fill="FFFFFF"/>
+        <w:shd w:val="clear" w:color="auto" w:fill="ffffff"/>
         <w:ind w:left="0" w:firstLine="709"/>
         <w:jc w:val="both"/>
-        <w:textAlignment w:val="baseline"/>
         <w:rPr>
           <w:color w:val="000000"/>
           <w:spacing w:val="2"/>
@@ -2796,15 +2743,14 @@
     </w:p>
     <w:p>
       <w:pPr>
-        <w:pStyle w:val="a6"/>
+        <w:pStyle w:val="ListParagraph"/>
         <w:numPr>
           <w:ilvl w:val="2"/>
           <w:numId w:val="1"/>
         </w:numPr>
-        <w:shd w:val="clear" w:color="auto" w:fill="FFFFFF"/>
+        <w:shd w:val="clear" w:color="auto" w:fill="ffffff"/>
         <w:ind w:left="0" w:firstLine="709"/>
         <w:jc w:val="both"/>
-        <w:textAlignment w:val="baseline"/>
         <w:rPr>
           <w:color w:val="000000"/>
           <w:spacing w:val="2"/>
@@ -2826,10 +2772,9 @@
     </w:p>
     <w:p>
       <w:pPr>
-        <w:shd w:val="clear" w:color="auto" w:fill="FFFFFF"/>
+        <w:shd w:val="clear" w:color="auto" w:fill="ffffff"/>
         <w:ind w:firstLine="709"/>
         <w:jc w:val="both"/>
-        <w:textAlignment w:val="baseline"/>
         <w:rPr>
           <w:color w:val="000000"/>
           <w:spacing w:val="2"/>
@@ -2845,11 +2790,9 @@
           <w:ilvl w:val="0"/>
           <w:numId w:val="1"/>
         </w:numPr>
-        <w:shd w:val="clear" w:color="auto" w:fill="FFFFFF"/>
+        <w:shd w:val="clear" w:color="auto" w:fill="ffffff"/>
         <w:ind w:left="0" w:firstLine="0"/>
         <w:jc w:val="center"/>
-        <w:textAlignment w:val="baseline"/>
-        <w:outlineLvl w:val="2"/>
         <w:rPr>
           <w:b/>
           <w:color w:val="000000"/>
@@ -2873,10 +2816,8 @@
     </w:p>
     <w:p>
       <w:pPr>
-        <w:shd w:val="clear" w:color="auto" w:fill="FFFFFF"/>
+        <w:shd w:val="clear" w:color="auto" w:fill="ffffff"/>
         <w:ind w:left="1069"/>
-        <w:textAlignment w:val="baseline"/>
-        <w:outlineLvl w:val="2"/>
         <w:rPr>
           <w:b/>
           <w:color w:val="000000"/>
@@ -2893,10 +2834,9 @@
           <w:ilvl w:val="1"/>
           <w:numId w:val="1"/>
         </w:numPr>
-        <w:shd w:val="clear" w:color="auto" w:fill="FFFFFF"/>
+        <w:shd w:val="clear" w:color="auto" w:fill="ffffff"/>
         <w:ind w:left="0" w:firstLine="709"/>
         <w:jc w:val="both"/>
-        <w:textAlignment w:val="baseline"/>
         <w:rPr>
           <w:color w:val="000000"/>
           <w:spacing w:val="2"/>
@@ -2928,10 +2868,9 @@
     </w:p>
     <w:p>
       <w:pPr>
-        <w:shd w:val="clear" w:color="auto" w:fill="FFFFFF"/>
+        <w:shd w:val="clear" w:color="auto" w:fill="ffffff"/>
         <w:ind w:left="1429"/>
         <w:jc w:val="both"/>
-        <w:textAlignment w:val="baseline"/>
         <w:rPr>
           <w:color w:val="000000"/>
           <w:spacing w:val="2"/>
@@ -2947,10 +2886,9 @@
           <w:ilvl w:val="0"/>
           <w:numId w:val="1"/>
         </w:numPr>
-        <w:shd w:val="clear" w:color="auto" w:fill="FFFFFF"/>
+        <w:shd w:val="clear" w:color="auto" w:fill="ffffff"/>
         <w:ind w:left="0" w:firstLine="0"/>
         <w:jc w:val="center"/>
-        <w:textAlignment w:val="baseline"/>
         <w:rPr>
           <w:b/>
           <w:color w:val="000000"/>
@@ -2974,9 +2912,8 @@
     </w:p>
     <w:p>
       <w:pPr>
-        <w:shd w:val="clear" w:color="auto" w:fill="FFFFFF"/>
+        <w:shd w:val="clear" w:color="auto" w:fill="ffffff"/>
         <w:ind w:left="1069"/>
-        <w:textAlignment w:val="baseline"/>
         <w:rPr>
           <w:b/>
           <w:color w:val="000000"/>
@@ -2989,10 +2926,9 @@
     </w:p>
     <w:p>
       <w:pPr>
-        <w:shd w:val="clear" w:color="auto" w:fill="FFFFFF"/>
+        <w:shd w:val="clear" w:color="auto" w:fill="ffffff"/>
         <w:ind w:firstLine="709"/>
         <w:jc w:val="both"/>
-        <w:textAlignment w:val="baseline"/>
         <w:rPr>
           <w:color w:val="000000"/>
           <w:spacing w:val="2"/>
@@ -3014,10 +2950,9 @@
     </w:p>
     <w:p>
       <w:pPr>
-        <w:shd w:val="clear" w:color="auto" w:fill="FFFFFF"/>
+        <w:shd w:val="clear" w:color="auto" w:fill="ffffff"/>
         <w:ind w:firstLine="709"/>
         <w:jc w:val="both"/>
-        <w:textAlignment w:val="baseline"/>
         <w:rPr>
           <w:color w:val="000000"/>
           <w:spacing w:val="2"/>
@@ -3039,10 +2974,9 @@
     </w:p>
     <w:p>
       <w:pPr>
-        <w:shd w:val="clear" w:color="auto" w:fill="FFFFFF"/>
+        <w:shd w:val="clear" w:color="auto" w:fill="ffffff"/>
         <w:ind w:firstLine="709"/>
         <w:jc w:val="both"/>
-        <w:textAlignment w:val="baseline"/>
         <w:rPr>
           <w:color w:val="000000"/>
           <w:spacing w:val="2"/>
@@ -3064,7 +2998,6 @@
     </w:p>
     <w:p>
       <w:pPr>
-        <w:suppressAutoHyphens w:val="0"/>
         <w:spacing w:after="160" w:line="259" w:lineRule="auto"/>
         <w:rPr>
           <w:color w:val="000000"/>
@@ -3087,31 +3020,28 @@
     </w:p>
     <w:p>
       <w:pPr>
-        <w:shd w:val="clear" w:color="auto" w:fill="FFFFFF"/>
+        <w:shd w:val="clear" w:color="auto" w:fill="ffffff"/>
         <w:ind w:firstLine="709"/>
         <w:jc w:val="both"/>
-        <w:textAlignment w:val="baseline"/>
-        <w:rPr>
-          <w:color w:val="000000"/>
-          <w:spacing w:val="2"/>
-          <w:sz w:val="28"/>
-          <w:szCs w:val="28"/>
-          <w:lang w:eastAsia="ru-RU"/>
-        </w:rPr>
-      </w:pPr>
-    </w:p>
-    <w:p>
-      <w:pPr>
-        <w:pStyle w:val="a6"/>
+        <w:rPr>
+          <w:color w:val="000000"/>
+          <w:spacing w:val="2"/>
+          <w:sz w:val="28"/>
+          <w:szCs w:val="28"/>
+          <w:lang w:eastAsia="ru-RU"/>
+        </w:rPr>
+      </w:pPr>
+    </w:p>
+    <w:p>
+      <w:pPr>
+        <w:pStyle w:val="ListParagraph"/>
         <w:numPr>
           <w:ilvl w:val="0"/>
           <w:numId w:val="1"/>
         </w:numPr>
-        <w:shd w:val="clear" w:color="auto" w:fill="FFFFFF"/>
+        <w:shd w:val="clear" w:color="auto" w:fill="ffffff"/>
         <w:ind w:left="0" w:firstLine="0"/>
         <w:jc w:val="center"/>
-        <w:textAlignment w:val="baseline"/>
-        <w:outlineLvl w:val="2"/>
         <w:rPr>
           <w:b/>
           <w:color w:val="000000"/>
@@ -3157,12 +3087,10 @@
     </w:p>
     <w:p>
       <w:pPr>
-        <w:pStyle w:val="a6"/>
-        <w:shd w:val="clear" w:color="auto" w:fill="FFFFFF"/>
+        <w:pStyle w:val="ListParagraph"/>
+        <w:shd w:val="clear" w:color="auto" w:fill="ffffff"/>
         <w:ind w:left="0"/>
         <w:jc w:val="center"/>
-        <w:textAlignment w:val="baseline"/>
-        <w:outlineLvl w:val="2"/>
         <w:rPr>
           <w:b/>
           <w:color w:val="000000"/>
@@ -3177,7 +3105,7 @@
       <w:tblPr>
         <w:tblW w:w="10132" w:type="dxa"/>
         <w:tblInd w:w="-567" w:type="dxa"/>
-        <w:tblLook w:val="04A0" w:firstRow="1" w:lastRow="0" w:firstColumn="1" w:lastColumn="0" w:noHBand="0" w:noVBand="1"/>
+        <w:tblLook w:val="04A0"/>
       </w:tblPr>
       <w:tblGrid>
         <w:gridCol w:w="4854"/>
@@ -3190,11 +3118,12 @@
         </w:trPr>
         <w:tc>
           <w:tcPr>
+            <w:cnfStyle w:val="101000000000"/>
             <w:tcW w:w="4854" w:type="dxa"/>
           </w:tcPr>
           <w:p>
             <w:pPr>
-              <w:pStyle w:val="a5"/>
+              <w:pStyle w:val="NoSpacing"/>
               <w:jc w:val="center"/>
               <w:rPr>
                 <w:b/>
@@ -3216,11 +3145,12 @@
         </w:tc>
         <w:tc>
           <w:tcPr>
+            <w:cnfStyle w:val="100000000000"/>
             <w:tcW w:w="425" w:type="dxa"/>
           </w:tcPr>
           <w:p>
             <w:pPr>
-              <w:pStyle w:val="a5"/>
+              <w:pStyle w:val="NoSpacing"/>
               <w:rPr>
                 <w:sz w:val="28"/>
               </w:rPr>
@@ -3229,11 +3159,15 @@
         </w:tc>
         <w:tc>
           <w:tcPr>
+            <w:cnfStyle w:val="100000000000"/>
             <w:tcW w:w="4853" w:type="dxa"/>
+            <w:tcBorders>
+              <w:bottom w:val="nil" w:sz="4" w:space="0"/>
+            </w:tcBorders>
           </w:tcPr>
           <w:p>
             <w:pPr>
-              <w:pStyle w:val="a5"/>
+              <w:pStyle w:val="NoSpacing"/>
               <w:jc w:val="center"/>
               <w:rPr>
                 <w:b/>
@@ -3254,15 +3188,16 @@
       </w:tr>
       <w:tr>
         <w:trPr>
-          <w:trHeight w:val="4769"/>
+          <w:trHeight w:val="5253" w:hRule="atLeast"/>
         </w:trPr>
         <w:tc>
           <w:tcPr>
+            <w:cnfStyle w:val="001000100000"/>
             <w:tcW w:w="4854" w:type="dxa"/>
           </w:tcPr>
           <w:p>
             <w:pPr>
-              <w:pStyle w:val="a5"/>
+              <w:pStyle w:val="NoSpacing"/>
               <w:rPr>
                 <w:szCs w:val="22"/>
               </w:rPr>
@@ -3300,7 +3235,7 @@
           </w:p>
           <w:p>
             <w:pPr>
-              <w:pStyle w:val="a5"/>
+              <w:pStyle w:val="NoSpacing"/>
               <w:jc w:val="both"/>
               <w:rPr>
                 <w:szCs w:val="22"/>
@@ -3351,7 +3286,7 @@
           </w:p>
           <w:p>
             <w:pPr>
-              <w:pStyle w:val="a5"/>
+              <w:pStyle w:val="NoSpacing"/>
               <w:jc w:val="both"/>
               <w:rPr>
                 <w:szCs w:val="22"/>
@@ -3378,7 +3313,7 @@
           </w:p>
           <w:p>
             <w:pPr>
-              <w:pStyle w:val="a5"/>
+              <w:pStyle w:val="NoSpacing"/>
               <w:jc w:val="both"/>
               <w:rPr>
                 <w:szCs w:val="22"/>
@@ -3417,7 +3352,7 @@
           </w:p>
           <w:p>
             <w:pPr>
-              <w:pStyle w:val="a5"/>
+              <w:pStyle w:val="NoSpacing"/>
               <w:jc w:val="both"/>
               <w:rPr>
                 <w:szCs w:val="22"/>
@@ -3444,7 +3379,7 @@
           </w:p>
           <w:p>
             <w:pPr>
-              <w:pStyle w:val="a5"/>
+              <w:pStyle w:val="NoSpacing"/>
               <w:jc w:val="both"/>
               <w:rPr>
                 <w:szCs w:val="22"/>
@@ -3459,7 +3394,7 @@
           </w:p>
           <w:p>
             <w:pPr>
-              <w:pStyle w:val="a5"/>
+              <w:pStyle w:val="NoSpacing"/>
               <w:jc w:val="both"/>
               <w:rPr>
                 <w:szCs w:val="22"/>
@@ -3486,7 +3421,7 @@
           </w:p>
           <w:p>
             <w:pPr>
-              <w:pStyle w:val="a5"/>
+              <w:pStyle w:val="NoSpacing"/>
               <w:jc w:val="both"/>
               <w:rPr>
                 <w:szCs w:val="22"/>
@@ -3501,7 +3436,7 @@
           </w:p>
           <w:p>
             <w:pPr>
-              <w:pStyle w:val="a5"/>
+              <w:pStyle w:val="NoSpacing"/>
               <w:rPr>
                 <w:szCs w:val="22"/>
               </w:rPr>
@@ -3512,18 +3447,40 @@
               </w:rPr>
               <w:t xml:space="preserve">Адрес электронной почты: </w:t>
             </w:r>
-            <w:hyperlink r:id="rId6" w:history="1">
-              <w:r>
-                <w:rPr>
-                  <w:rStyle w:val="a7"/>
-                </w:rPr>
-                <w:t>mo_stuptechn@mosreg.ru</w:t>
-              </w:r>
-            </w:hyperlink>
-          </w:p>
-          <w:p>
-            <w:pPr>
-              <w:pStyle w:val="a5"/>
+            <w:r>
+              <w:rPr>
+                <w:rStyle w:val="Hyperlink"/>
+              </w:rPr>
+              <w:fldChar w:fldCharType="begin"/>
+            </w:r>
+            <w:r>
+              <w:rPr>
+                <w:rStyle w:val="Hyperlink"/>
+              </w:rPr>
+              <w:instrText xml:space="preserve">HYPERLINK "mailto:mo_stuptechn@mosreg.ru" </w:instrText>
+            </w:r>
+            <w:r>
+              <w:rPr>
+                <w:rStyle w:val="Hyperlink"/>
+              </w:rPr>
+              <w:fldChar w:fldCharType="separate"/>
+            </w:r>
+            <w:r>
+              <w:rPr>
+                <w:rStyle w:val="Hyperlink"/>
+              </w:rPr>
+              <w:t>mo_stuptechn@mosreg.ru</w:t>
+            </w:r>
+            <w:r>
+              <w:rPr>
+                <w:szCs w:val="22"/>
+              </w:rPr>
+              <w:fldChar w:fldCharType="end"/>
+            </w:r>
+          </w:p>
+          <w:p>
+            <w:pPr>
+              <w:pStyle w:val="NoSpacing"/>
               <w:jc w:val="both"/>
               <w:rPr>
                 <w:szCs w:val="22"/>
@@ -3550,7 +3507,7 @@
           </w:p>
           <w:p>
             <w:pPr>
-              <w:pStyle w:val="a5"/>
+              <w:pStyle w:val="NoSpacing"/>
               <w:jc w:val="both"/>
               <w:rPr>
                 <w:b/>
@@ -3568,11 +3525,15 @@
         </w:tc>
         <w:tc>
           <w:tcPr>
+            <w:cnfStyle w:val="000000100000"/>
             <w:tcW w:w="425" w:type="dxa"/>
+            <w:tcBorders>
+              <w:right w:val="nil" w:sz="4" w:space="0"/>
+            </w:tcBorders>
           </w:tcPr>
           <w:p>
             <w:pPr>
-              <w:pStyle w:val="a5"/>
+              <w:pStyle w:val="NoSpacing"/>
               <w:rPr>
                 <w:sz w:val="28"/>
               </w:rPr>
@@ -3581,32 +3542,704 @@
         </w:tc>
         <w:tc>
           <w:tcPr>
+            <w:cnfStyle w:val="000000100000"/>
             <w:tcW w:w="4853" w:type="dxa"/>
+            <w:tcBorders>
+              <w:top w:val="nil" w:sz="4" w:space="0"/>
+              <w:left w:val="nil" w:sz="4" w:space="0"/>
+              <w:bottom w:val="nil" w:sz="4" w:space="0"/>
+              <w:right w:val="nil" w:sz="4" w:space="0"/>
+            </w:tcBorders>
           </w:tcPr>
           <w:p>
             <w:pPr>
-              <w:autoSpaceDE w:val="0"/>
-              <w:autoSpaceDN w:val="0"/>
-              <w:adjustRightInd w:val="0"/>
-              <w:outlineLvl w:val="1"/>
-              <w:rPr>
+              <w:rPr>
+                <w:rFonts w:ascii="Times New Roman" w:cs="Times New Roman" w:hAnsi="Times New Roman"/>
+                <w:i w:val="off"/>
+                <w:iCs w:val="off"/>
+                <w:sz w:val="20"/>
+                <w:szCs w:val="18"/>
+              </w:rPr>
+            </w:pPr>
+            <w:r>
+              <w:rPr>
+                <w:rFonts w:ascii="Times New Roman" w:cs="Times New Roman" w:hAnsi="Times New Roman"/>
+                <w:i w:val="off"/>
+                <w:iCs w:val="off"/>
+                <w:sz w:val="24"/>
+                <w:szCs w:val="24"/>
+              </w:rPr>
+              <w:t xml:space="preserve">Индивидуальный  предприниматель  </w:t>
+            </w:r>
+            <w:r>
+              <w:rPr>
+                <w:rFonts w:ascii="Times New Roman" w:cs="Times New Roman" w:hAnsi="Times New Roman"/>
+                <w:i w:val="off"/>
+                <w:iCs w:val="off"/>
+                <w:sz w:val="24"/>
+                <w:szCs w:val="24"/>
+              </w:rPr>
+              <w:t>Пяткин</w:t>
+            </w:r>
+            <w:r>
+              <w:rPr>
+                <w:rFonts w:ascii="Times New Roman" w:cs="Times New Roman" w:hAnsi="Times New Roman"/>
+                <w:i w:val="off"/>
+                <w:iCs w:val="off"/>
+                <w:sz w:val="24"/>
+                <w:szCs w:val="24"/>
+              </w:rPr>
+              <w:t xml:space="preserve"> Дмитрий Витальевич</w:t>
+            </w:r>
+          </w:p>
+          <w:p>
+            <w:pPr>
+              <w:rPr>
+                <w:rFonts w:ascii="Times New Roman" w:cs="Times New Roman" w:hAnsi="Times New Roman"/>
+                <w:i w:val="off"/>
+                <w:iCs w:val="off"/>
+                <w:sz w:val="20"/>
+                <w:szCs w:val="18"/>
+              </w:rPr>
+            </w:pPr>
+            <w:r>
+              <w:rPr>
+                <w:rFonts w:ascii="Times New Roman" w:cs="Times New Roman" w:hAnsi="Times New Roman"/>
+                <w:i w:val="off"/>
+                <w:iCs w:val="off"/>
+                <w:sz w:val="24"/>
+                <w:szCs w:val="24"/>
+              </w:rPr>
+              <w:t xml:space="preserve">Юридический адрес: </w:t>
+            </w:r>
+            <w:r>
+              <w:rPr>
+                <w:rFonts w:ascii="Times New Roman" w:cs="Times New Roman" w:hAnsi="Times New Roman"/>
+                <w:i w:val="off"/>
+                <w:iCs w:val="off"/>
+                <w:sz w:val="24"/>
+                <w:szCs w:val="24"/>
+              </w:rPr>
+              <w:t>142800 Московская область</w:t>
+            </w:r>
+            <w:r>
+              <w:rPr>
+                <w:rFonts w:ascii="Times New Roman" w:cs="Times New Roman" w:hAnsi="Times New Roman"/>
+                <w:i w:val="off"/>
+                <w:iCs w:val="off"/>
+                <w:sz w:val="24"/>
+                <w:szCs w:val="24"/>
+              </w:rPr>
+              <w:t>,</w:t>
+            </w:r>
+            <w:r>
+              <w:rPr>
+                <w:rFonts w:ascii="Times New Roman" w:cs="Times New Roman" w:hAnsi="Times New Roman"/>
+                <w:i w:val="off"/>
+                <w:iCs w:val="off"/>
+                <w:sz w:val="24"/>
+                <w:szCs w:val="24"/>
+              </w:rPr>
+              <w:t xml:space="preserve"> </w:t>
+            </w:r>
+            <w:r>
+              <w:rPr>
+                <w:rFonts w:ascii="Times New Roman" w:cs="Times New Roman" w:hAnsi="Times New Roman"/>
+                <w:i w:val="off"/>
+                <w:iCs w:val="off"/>
+                <w:sz w:val="24"/>
+                <w:szCs w:val="24"/>
+              </w:rPr>
+              <w:t>г</w:t>
+            </w:r>
+            <w:r>
+              <w:rPr>
+                <w:rFonts w:ascii="Times New Roman" w:cs="Times New Roman" w:hAnsi="Times New Roman"/>
+                <w:i w:val="off"/>
+                <w:iCs w:val="off"/>
+                <w:sz w:val="24"/>
+                <w:szCs w:val="24"/>
+              </w:rPr>
+              <w:t>. Ступино, Пушкина улица</w:t>
+            </w:r>
+            <w:r>
+              <w:rPr>
+                <w:rFonts w:ascii="Times New Roman" w:cs="Times New Roman" w:hAnsi="Times New Roman"/>
+                <w:i w:val="off"/>
+                <w:iCs w:val="off"/>
+                <w:sz w:val="24"/>
+                <w:szCs w:val="24"/>
+              </w:rPr>
+              <w:t>, д.</w:t>
+            </w:r>
+            <w:r>
+              <w:rPr>
+                <w:rFonts w:ascii="Times New Roman" w:cs="Times New Roman" w:hAnsi="Times New Roman"/>
+                <w:i w:val="off"/>
+                <w:iCs w:val="off"/>
+                <w:sz w:val="24"/>
+                <w:szCs w:val="24"/>
+              </w:rPr>
+              <w:t>24, корпус 2,квартира 22.</w:t>
+            </w:r>
+          </w:p>
+          <w:p>
+            <w:pPr>
+              <w:rPr>
+                <w:rFonts w:ascii="Times New Roman" w:cs="Times New Roman" w:hAnsi="Times New Roman"/>
+                <w:i w:val="off"/>
+                <w:iCs w:val="off"/>
+                <w:sz w:val="20"/>
+                <w:szCs w:val="18"/>
+              </w:rPr>
+            </w:pPr>
+            <w:r>
+              <w:rPr>
+                <w:rFonts w:ascii="Times New Roman" w:cs="Times New Roman" w:hAnsi="Times New Roman"/>
+                <w:i w:val="off"/>
+                <w:iCs w:val="off"/>
+                <w:sz w:val="24"/>
+                <w:szCs w:val="24"/>
+              </w:rPr>
+              <w:t>ОГРНИП</w:t>
+            </w:r>
+            <w:r>
+              <w:rPr>
+                <w:rFonts w:ascii="Times New Roman" w:cs="Times New Roman" w:hAnsi="Times New Roman"/>
+                <w:i w:val="off"/>
+                <w:iCs w:val="off"/>
+                <w:sz w:val="24"/>
+                <w:szCs w:val="24"/>
+              </w:rPr>
+              <w:t xml:space="preserve">: </w:t>
+            </w:r>
+            <w:r>
+              <w:rPr>
+                <w:rFonts w:ascii="Times New Roman" w:cs="Times New Roman" w:hAnsi="Times New Roman"/>
+                <w:i w:val="off"/>
+                <w:iCs w:val="off"/>
+                <w:color w:val="333333"/>
+                <w:sz w:val="24"/>
+                <w:szCs w:val="24"/>
+                <w:shd w:val="clear" w:color="auto" w:fill="fbfbfb"/>
+              </w:rPr>
+              <w:t>321508100050465</w:t>
+            </w:r>
+          </w:p>
+          <w:p>
+            <w:pPr>
+              <w:rPr>
+                <w:rFonts w:ascii="Times New Roman" w:cs="Times New Roman" w:hAnsi="Times New Roman"/>
+                <w:i w:val="off"/>
+                <w:iCs w:val="off"/>
+                <w:sz w:val="20"/>
+                <w:szCs w:val="18"/>
+              </w:rPr>
+            </w:pPr>
+            <w:r>
+              <w:rPr>
+                <w:rFonts w:ascii="Times New Roman" w:cs="Times New Roman" w:hAnsi="Times New Roman"/>
+                <w:i w:val="off"/>
+                <w:iCs w:val="off"/>
+                <w:sz w:val="24"/>
+                <w:szCs w:val="24"/>
+              </w:rPr>
+              <w:t>ИНН</w:t>
+            </w:r>
+            <w:r>
+              <w:rPr>
+                <w:rFonts w:ascii="Times New Roman" w:cs="Times New Roman" w:hAnsi="Times New Roman"/>
+                <w:i w:val="off"/>
+                <w:iCs w:val="off"/>
+                <w:color w:val="333333"/>
+                <w:sz w:val="24"/>
+                <w:szCs w:val="24"/>
+                <w:shd w:val="clear" w:color="auto" w:fill="fbfbfb"/>
+              </w:rPr>
+              <w:t>:</w:t>
+            </w:r>
+            <w:r>
+              <w:rPr>
+                <w:rFonts w:ascii="Times New Roman" w:cs="Times New Roman" w:hAnsi="Times New Roman"/>
+                <w:i w:val="off"/>
+                <w:iCs w:val="off"/>
+                <w:sz w:val="24"/>
+                <w:szCs w:val="24"/>
+              </w:rPr>
+              <w:t>504504563490</w:t>
+            </w:r>
+          </w:p>
+          <w:p>
+            <w:pPr>
+              <w:rPr>
+                <w:rFonts w:ascii="Times New Roman" w:cs="Times New Roman" w:hAnsi="Times New Roman"/>
+                <w:i w:val="off"/>
+                <w:iCs w:val="off"/>
+                <w:sz w:val="20"/>
+                <w:szCs w:val="18"/>
+              </w:rPr>
+            </w:pPr>
+            <w:r>
+              <w:rPr>
+                <w:rFonts w:ascii="Times New Roman" w:cs="Times New Roman" w:hAnsi="Times New Roman"/>
+                <w:i w:val="off"/>
+                <w:iCs w:val="off"/>
+                <w:sz w:val="24"/>
+                <w:szCs w:val="24"/>
+              </w:rPr>
+              <w:t>Корреспондентский счет:</w:t>
+            </w:r>
+            <w:r>
+              <w:rPr>
+                <w:i w:val="off"/>
+                <w:iCs w:val="off"/>
+                <w:sz w:val="24"/>
+                <w:szCs w:val="24"/>
+              </w:rPr>
+              <w:t>30101810200000000593</w:t>
+            </w:r>
+          </w:p>
+          <w:p>
+            <w:pPr>
+              <w:rPr>
+                <w:rFonts w:ascii="Times New Roman" w:cs="Times New Roman" w:hAnsi="Times New Roman"/>
+                <w:i w:val="off"/>
+                <w:iCs w:val="off"/>
+                <w:sz w:val="20"/>
+                <w:szCs w:val="18"/>
+              </w:rPr>
+            </w:pPr>
+            <w:r>
+              <w:rPr>
+                <w:rFonts w:ascii="Times New Roman" w:cs="Times New Roman" w:hAnsi="Times New Roman"/>
+                <w:i w:val="off"/>
+                <w:iCs w:val="off"/>
+                <w:sz w:val="24"/>
+                <w:szCs w:val="24"/>
+              </w:rPr>
+              <w:t>Свидетельство</w:t>
+            </w:r>
+            <w:r>
+              <w:rPr>
+                <w:rFonts w:ascii="Times New Roman" w:cs="Times New Roman" w:hAnsi="Times New Roman"/>
+                <w:i w:val="off"/>
+                <w:iCs w:val="off"/>
+                <w:sz w:val="20"/>
+                <w:szCs w:val="20"/>
+              </w:rPr>
+              <w:t>:</w:t>
+            </w:r>
+            <w:r>
+              <w:rPr>
+                <w:i w:val="off"/>
+                <w:iCs w:val="off"/>
+                <w:sz w:val="24"/>
+                <w:szCs w:val="24"/>
+              </w:rPr>
+              <w:t>50 №010218606 от 05.0</w:t>
+            </w:r>
+            <w:r>
+              <w:rPr>
+                <w:i w:val="off"/>
+                <w:iCs w:val="off"/>
+                <w:sz w:val="24"/>
+                <w:szCs w:val="24"/>
+              </w:rPr>
+              <w:t>2.20</w:t>
+            </w:r>
+            <w:r>
+              <w:rPr>
+                <w:i w:val="off"/>
+                <w:iCs w:val="off"/>
+                <w:sz w:val="24"/>
+                <w:szCs w:val="24"/>
+              </w:rPr>
+              <w:t>21.</w:t>
+            </w:r>
+          </w:p>
+          <w:p>
+            <w:pPr>
+              <w:rPr>
+                <w:rFonts w:ascii="Times New Roman" w:cs="Times New Roman" w:hAnsi="Times New Roman"/>
+                <w:i w:val="off"/>
+                <w:iCs w:val="off"/>
+                <w:sz w:val="20"/>
+                <w:szCs w:val="18"/>
+              </w:rPr>
+            </w:pPr>
+            <w:r>
+              <w:rPr>
+                <w:rFonts w:ascii="Times New Roman" w:cs="Times New Roman" w:hAnsi="Times New Roman"/>
+                <w:i w:val="off"/>
+                <w:iCs w:val="off"/>
+                <w:sz w:val="24"/>
+                <w:szCs w:val="24"/>
+              </w:rPr>
+              <w:t>Банк</w:t>
+            </w:r>
+            <w:r>
+              <w:rPr>
+                <w:rFonts w:ascii="Times New Roman" w:cs="Times New Roman" w:hAnsi="Times New Roman"/>
+                <w:i w:val="off"/>
+                <w:iCs w:val="off"/>
+                <w:sz w:val="24"/>
+                <w:szCs w:val="24"/>
+              </w:rPr>
+              <w:t>:</w:t>
+            </w:r>
+            <w:r>
+              <w:rPr>
+                <w:rFonts w:ascii="Times New Roman" w:cs="Times New Roman" w:hAnsi="Times New Roman"/>
+                <w:i w:val="off"/>
+                <w:iCs w:val="off"/>
+                <w:sz w:val="24"/>
+                <w:szCs w:val="24"/>
+              </w:rPr>
+              <w:t>АО "АЛЬФА-БАНК"</w:t>
+            </w:r>
+          </w:p>
+          <w:p>
+            <w:pPr>
+              <w:rPr>
+                <w:rFonts w:ascii="Times New Roman" w:cs="Times New Roman" w:hAnsi="Times New Roman"/>
+                <w:i w:val="off"/>
+                <w:iCs w:val="off"/>
+                <w:sz w:val="20"/>
+                <w:szCs w:val="18"/>
+              </w:rPr>
+            </w:pPr>
+            <w:r>
+              <w:rPr>
+                <w:rFonts w:ascii="Times New Roman" w:cs="Times New Roman" w:hAnsi="Times New Roman"/>
+                <w:i w:val="off"/>
+                <w:iCs w:val="off"/>
+                <w:sz w:val="24"/>
+                <w:szCs w:val="24"/>
+              </w:rPr>
+              <w:t>Расчетный счет</w:t>
+            </w:r>
+            <w:r>
+              <w:rPr>
+                <w:rFonts w:ascii="Times New Roman" w:cs="Times New Roman" w:hAnsi="Times New Roman"/>
+                <w:i w:val="off"/>
+                <w:iCs w:val="off"/>
+                <w:sz w:val="24"/>
+                <w:szCs w:val="24"/>
+              </w:rPr>
+              <w:t>:</w:t>
+            </w:r>
+            <w:r>
+              <w:rPr>
+                <w:rFonts w:ascii="Times New Roman" w:cs="Times New Roman" w:hAnsi="Times New Roman"/>
+                <w:i w:val="off"/>
+                <w:iCs w:val="off"/>
+                <w:sz w:val="24"/>
+                <w:szCs w:val="24"/>
+              </w:rPr>
+              <w:t>40802810902090003913</w:t>
+            </w:r>
+          </w:p>
+          <w:p>
+            <w:pPr>
+              <w:rPr>
+                <w:rFonts w:ascii="Times New Roman" w:cs="Times New Roman" w:hAnsi="Times New Roman"/>
+                <w:i w:val="off"/>
+                <w:iCs w:val="off"/>
+                <w:sz w:val="20"/>
+                <w:szCs w:val="18"/>
+              </w:rPr>
+            </w:pPr>
+            <w:r>
+              <w:rPr>
+                <w:rFonts w:ascii="Times New Roman" w:cs="Times New Roman" w:hAnsi="Times New Roman"/>
+                <w:i w:val="off"/>
+                <w:iCs w:val="off"/>
+                <w:sz w:val="24"/>
+                <w:szCs w:val="24"/>
+              </w:rPr>
+              <w:t>БИК</w:t>
+            </w:r>
+            <w:r>
+              <w:rPr>
+                <w:rFonts w:ascii="Times New Roman" w:cs="Times New Roman" w:hAnsi="Times New Roman"/>
+                <w:i w:val="off"/>
+                <w:iCs w:val="off"/>
+                <w:sz w:val="24"/>
+                <w:szCs w:val="24"/>
+              </w:rPr>
+              <w:t>:</w:t>
+            </w:r>
+            <w:r>
+              <w:rPr>
+                <w:rFonts w:ascii="Times New Roman" w:cs="Times New Roman" w:hAnsi="Times New Roman"/>
+                <w:i w:val="off"/>
+                <w:iCs w:val="off"/>
+                <w:sz w:val="24"/>
+                <w:szCs w:val="24"/>
+              </w:rPr>
+              <w:t>044525593</w:t>
+            </w:r>
+          </w:p>
+          <w:p>
+            <w:pPr>
+              <w:rPr>
+                <w:rFonts w:ascii="Times New Roman" w:cs="Times New Roman" w:hAnsi="Times New Roman"/>
+                <w:i w:val="off"/>
+                <w:iCs w:val="off"/>
+                <w:sz w:val="20"/>
+                <w:szCs w:val="18"/>
+              </w:rPr>
+            </w:pPr>
+            <w:r>
+              <w:rPr>
+                <w:rFonts w:ascii="Times New Roman" w:cs="Times New Roman" w:hAnsi="Times New Roman"/>
+                <w:i w:val="off"/>
+                <w:iCs w:val="off"/>
+                <w:sz w:val="24"/>
+                <w:szCs w:val="24"/>
+              </w:rPr>
+              <w:t>Адрес электронной почты</w:t>
+            </w:r>
+            <w:r>
+              <w:rPr>
+                <w:rFonts w:ascii="Times New Roman" w:cs="Times New Roman" w:hAnsi="Times New Roman"/>
+                <w:i w:val="off"/>
+                <w:iCs w:val="off"/>
+                <w:sz w:val="24"/>
+                <w:szCs w:val="24"/>
+              </w:rPr>
+              <w:t xml:space="preserve">: </w:t>
+            </w:r>
+            <w:r>
+              <w:rPr>
+                <w:rStyle w:val="Hyperlink"/>
+                <w:rFonts w:ascii="Times New Roman" w:cs="Times New Roman" w:hAnsi="Times New Roman"/>
+                <w:i w:val="off"/>
+                <w:iCs w:val="off"/>
+                <w:sz w:val="24"/>
+                <w:szCs w:val="24"/>
+                <w:lang w:val="en-US"/>
+              </w:rPr>
+              <w:fldChar w:fldCharType="begin"/>
+            </w:r>
+            <w:r>
+              <w:rPr>
+                <w:rStyle w:val="Hyperlink"/>
+                <w:rFonts w:ascii="Times New Roman" w:cs="Times New Roman" w:hAnsi="Times New Roman"/>
+                <w:i w:val="off"/>
+                <w:iCs w:val="off"/>
+                <w:sz w:val="24"/>
+                <w:szCs w:val="24"/>
+                <w:lang w:val="en-US"/>
+              </w:rPr>
+              <w:instrText xml:space="preserve">HYPERLINK "mailto:zadoor-stupino@mail.ru"</w:instrText>
+            </w:r>
+            <w:r>
+              <w:rPr>
+                <w:rStyle w:val="Hyperlink"/>
+                <w:rFonts w:ascii="Times New Roman" w:cs="Times New Roman" w:hAnsi="Times New Roman"/>
+                <w:i w:val="off"/>
+                <w:iCs w:val="off"/>
+                <w:sz w:val="24"/>
+                <w:szCs w:val="24"/>
+                <w:lang w:val="en-US"/>
+              </w:rPr>
+              <w:fldChar w:fldCharType="separate"/>
+            </w:r>
+            <w:r>
+              <w:rPr>
+                <w:rStyle w:val="Hyperlink"/>
+                <w:rFonts w:ascii="Times New Roman" w:cs="Times New Roman" w:hAnsi="Times New Roman"/>
+                <w:i w:val="off"/>
+                <w:iCs w:val="off"/>
+                <w:sz w:val="24"/>
+                <w:szCs w:val="24"/>
+                <w:lang w:val="en-US"/>
+              </w:rPr>
+              <w:t>zadoor</w:t>
+            </w:r>
+            <w:r>
+              <w:rPr>
+                <w:rStyle w:val="Hyperlink"/>
+                <w:rFonts w:ascii="Times New Roman" w:cs="Times New Roman" w:hAnsi="Times New Roman"/>
+                <w:i w:val="off"/>
+                <w:iCs w:val="off"/>
+                <w:sz w:val="24"/>
+                <w:szCs w:val="24"/>
+                <w:lang w:val="en-US"/>
+              </w:rPr>
+              <w:t>-stupino@mail.ru</w:t>
+            </w:r>
+            <w:r>
+              <w:rPr>
+                <w:rFonts w:ascii="Times New Roman" w:cs="Times New Roman" w:hAnsi="Times New Roman"/>
+                <w:i w:val="off"/>
+                <w:iCs w:val="off"/>
+                <w:sz w:val="20"/>
+                <w:szCs w:val="18"/>
+              </w:rPr>
+              <w:fldChar w:fldCharType="end"/>
+            </w:r>
+          </w:p>
+          <w:p>
+            <w:pPr>
+              <w:rPr>
+                <w:rFonts w:ascii="Times New Roman" w:cs="Times New Roman" w:hAnsi="Times New Roman"/>
+                <w:i w:val="off"/>
+                <w:iCs w:val="off"/>
+                <w:sz w:val="24"/>
+                <w:szCs w:val="24"/>
+              </w:rPr>
+            </w:pPr>
+            <w:r>
+              <w:rPr>
+                <w:rFonts w:ascii="Times New Roman" w:cs="Times New Roman" w:hAnsi="Times New Roman"/>
+                <w:i w:val="off"/>
+                <w:iCs w:val="off"/>
+                <w:sz w:val="24"/>
+                <w:szCs w:val="24"/>
+              </w:rPr>
+              <w:t>Номера телефонов:</w:t>
+            </w:r>
+            <w:r>
+              <w:rPr>
+                <w:rFonts w:ascii="Times New Roman" w:cs="Times New Roman" w:hAnsi="Times New Roman"/>
+                <w:i w:val="off"/>
+                <w:iCs w:val="off"/>
+                <w:sz w:val="24"/>
+                <w:szCs w:val="24"/>
+              </w:rPr>
+              <w:t xml:space="preserve"> </w:t>
+            </w:r>
+            <w:r>
+              <w:rPr>
+                <w:rFonts w:ascii="Times New Roman" w:cs="Times New Roman" w:hAnsi="Times New Roman"/>
+                <w:i w:val="off"/>
+                <w:iCs w:val="off"/>
+                <w:sz w:val="24"/>
+                <w:szCs w:val="24"/>
+              </w:rPr>
+              <w:t>8(915)274-46</w:t>
+            </w:r>
+            <w:r>
+              <w:rPr>
+                <w:rFonts w:ascii="Times New Roman" w:cs="Times New Roman" w:hAnsi="Times New Roman"/>
+                <w:i w:val="off"/>
+                <w:iCs w:val="off"/>
+                <w:sz w:val="24"/>
+                <w:szCs w:val="24"/>
+              </w:rPr>
+              <w:t>77</w:t>
+            </w:r>
+          </w:p>
+          <w:p>
+            <w:pPr>
+              <w:rPr>
+                <w:rFonts w:ascii="Times New Roman" w:cs="Times New Roman" w:hAnsi="Times New Roman"/>
+                <w:i w:val="off"/>
+                <w:iCs w:val="off"/>
                 <w:szCs w:val="22"/>
               </w:rPr>
             </w:pPr>
+            <w:r>
+              <w:rPr>
+                <w:rFonts w:ascii="Times New Roman" w:cs="Times New Roman" w:hAnsi="Times New Roman"/>
+                <w:i w:val="off"/>
+                <w:iCs w:val="off"/>
+                <w:sz w:val="24"/>
+                <w:szCs w:val="24"/>
+              </w:rPr>
+              <w:t>8(</w:t>
+            </w:r>
+            <w:r>
+              <w:rPr>
+                <w:rFonts w:ascii="Times New Roman" w:cs="Times New Roman" w:hAnsi="Times New Roman"/>
+                <w:i w:val="off"/>
+                <w:iCs w:val="off"/>
+                <w:sz w:val="24"/>
+                <w:szCs w:val="24"/>
+              </w:rPr>
+              <w:t>9</w:t>
+            </w:r>
+            <w:r>
+              <w:rPr>
+                <w:rFonts w:ascii="Times New Roman" w:cs="Times New Roman" w:hAnsi="Times New Roman"/>
+                <w:i w:val="off"/>
+                <w:iCs w:val="off"/>
+                <w:sz w:val="24"/>
+                <w:szCs w:val="24"/>
+                <w:lang w:val="en-US"/>
+              </w:rPr>
+              <w:t>66</w:t>
+            </w:r>
+            <w:r>
+              <w:rPr>
+                <w:rFonts w:ascii="Times New Roman" w:cs="Times New Roman" w:hAnsi="Times New Roman"/>
+                <w:i w:val="off"/>
+                <w:iCs w:val="off"/>
+                <w:sz w:val="24"/>
+                <w:szCs w:val="24"/>
+              </w:rPr>
+              <w:t>)</w:t>
+            </w:r>
+            <w:r>
+              <w:rPr>
+                <w:rFonts w:ascii="Times New Roman" w:cs="Times New Roman" w:hAnsi="Times New Roman"/>
+                <w:i w:val="off"/>
+                <w:iCs w:val="off"/>
+                <w:sz w:val="24"/>
+                <w:szCs w:val="24"/>
+                <w:lang w:val="en-US"/>
+              </w:rPr>
+              <w:t xml:space="preserve"> </w:t>
+            </w:r>
+            <w:r>
+              <w:rPr>
+                <w:rFonts w:ascii="Times New Roman" w:cs="Times New Roman" w:hAnsi="Times New Roman"/>
+                <w:i w:val="off"/>
+                <w:iCs w:val="off"/>
+                <w:sz w:val="24"/>
+                <w:szCs w:val="24"/>
+                <w:lang w:val="en-US"/>
+              </w:rPr>
+              <w:t>080</w:t>
+            </w:r>
+            <w:r>
+              <w:rPr>
+                <w:rFonts w:ascii="Times New Roman" w:cs="Times New Roman" w:hAnsi="Times New Roman"/>
+                <w:i w:val="off"/>
+                <w:iCs w:val="off"/>
+                <w:sz w:val="24"/>
+                <w:szCs w:val="24"/>
+              </w:rPr>
+              <w:t>-</w:t>
+            </w:r>
+            <w:r>
+              <w:rPr>
+                <w:rFonts w:ascii="Times New Roman" w:cs="Times New Roman" w:hAnsi="Times New Roman"/>
+                <w:i w:val="off"/>
+                <w:iCs w:val="off"/>
+                <w:sz w:val="24"/>
+                <w:szCs w:val="24"/>
+                <w:lang w:val="en-US"/>
+              </w:rPr>
+              <w:t>0044</w:t>
+            </w:r>
           </w:p>
         </w:tc>
       </w:tr>
       <w:tr>
         <w:trPr>
-          <w:trHeight w:val="20"/>
+          <w:trHeight w:val="308" w:hRule="atLeast"/>
         </w:trPr>
         <w:tc>
           <w:tcPr>
+            <w:cnfStyle w:val="001000010000"/>
             <w:tcW w:w="4854" w:type="dxa"/>
           </w:tcPr>
           <w:p>
             <w:pPr>
-              <w:pStyle w:val="a5"/>
+              <w:pStyle w:val="NoSpacing"/>
               <w:jc w:val="both"/>
               <w:rPr>
                 <w:b/>
@@ -3619,11 +4252,12 @@
         </w:tc>
         <w:tc>
           <w:tcPr>
+            <w:cnfStyle w:val="000000010000"/>
             <w:tcW w:w="425" w:type="dxa"/>
           </w:tcPr>
           <w:p>
             <w:pPr>
-              <w:pStyle w:val="a5"/>
+              <w:pStyle w:val="NoSpacing"/>
               <w:rPr>
                 <w:sz w:val="28"/>
               </w:rPr>
@@ -3632,11 +4266,15 @@
         </w:tc>
         <w:tc>
           <w:tcPr>
+            <w:cnfStyle w:val="000000010000"/>
             <w:tcW w:w="4853" w:type="dxa"/>
+            <w:tcBorders>
+              <w:top w:val="nil" w:sz="4" w:space="0"/>
+            </w:tcBorders>
           </w:tcPr>
           <w:p>
             <w:pPr>
-              <w:pStyle w:val="a5"/>
+              <w:pStyle w:val="NoSpacing"/>
               <w:rPr>
                 <w:b/>
                 <w:bCs/>
@@ -3652,11 +4290,12 @@
         </w:trPr>
         <w:tc>
           <w:tcPr>
+            <w:cnfStyle w:val="001000100000"/>
             <w:tcW w:w="4854" w:type="dxa"/>
           </w:tcPr>
           <w:p>
             <w:pPr>
-              <w:pStyle w:val="a5"/>
+              <w:pStyle w:val="NoSpacing"/>
               <w:jc w:val="both"/>
               <w:rPr>
                 <w:b/>
@@ -3683,7 +4322,7 @@
           </w:p>
           <w:p>
             <w:pPr>
-              <w:pStyle w:val="a5"/>
+              <w:pStyle w:val="NoSpacing"/>
               <w:jc w:val="both"/>
               <w:rPr>
                 <w:b/>
@@ -3694,7 +4333,7 @@
           </w:p>
           <w:p>
             <w:pPr>
-              <w:pStyle w:val="a5"/>
+              <w:pStyle w:val="NoSpacing"/>
               <w:jc w:val="both"/>
               <w:rPr>
                 <w:b/>
@@ -3732,95 +4371,122 @@
               <w:tabs>
                 <w:tab w:val="left" w:pos="972"/>
               </w:tabs>
+              <w:rPr/>
             </w:pPr>
           </w:p>
         </w:tc>
         <w:tc>
           <w:tcPr>
+            <w:cnfStyle w:val="000000100000"/>
             <w:tcW w:w="425" w:type="dxa"/>
           </w:tcPr>
           <w:p>
             <w:pPr>
-              <w:pStyle w:val="a5"/>
+              <w:pStyle w:val="NoSpacing"/>
+              <w:rPr/>
             </w:pPr>
           </w:p>
         </w:tc>
         <w:tc>
           <w:tcPr>
+            <w:cnfStyle w:val="000000100000"/>
             <w:tcW w:w="4853" w:type="dxa"/>
           </w:tcPr>
           <w:p>
             <w:pPr>
-              <w:pStyle w:val="a5"/>
+              <w:pStyle w:val="NoSpacing"/>
               <w:rPr>
                 <w:b/>
                 <w:bCs/>
               </w:rPr>
             </w:pPr>
-          </w:p>
-          <w:p>
-            <w:pPr>
-              <w:pStyle w:val="a5"/>
+            <w:r>
               <w:rPr>
                 <w:b/>
                 <w:bCs/>
               </w:rPr>
-            </w:pPr>
-          </w:p>
-          <w:p>
-            <w:pPr>
-              <w:pStyle w:val="a5"/>
+              <w:t xml:space="preserve">Владелец ИП Пяткин Дмитрий Витальевич “ </w:t>
+            </w:r>
+            <w:r>
               <w:rPr>
                 <w:b/>
                 <w:bCs/>
-              </w:rPr>
-            </w:pPr>
-          </w:p>
-          <w:p>
-            <w:pPr>
-              <w:pStyle w:val="a5"/>
-              <w:jc w:val="both"/>
+                <w:lang w:val="en-US"/>
+              </w:rPr>
+              <w:t>ZaDoor</w:t>
+            </w:r>
+            <w:r>
               <w:rPr>
                 <w:b/>
                 <w:bCs/>
               </w:rPr>
-            </w:pPr>
-            <w:r>
+              <w:t>”</w:t>
+            </w:r>
+          </w:p>
+          <w:p>
+            <w:pPr>
+              <w:pStyle w:val="NoSpacing"/>
               <w:rPr>
                 <w:b/>
                 <w:bCs/>
               </w:rPr>
-              <w:t>____________________/____________</w:t>
-            </w:r>
-          </w:p>
-          <w:p>
-            <w:pPr>
-              <w:pStyle w:val="a5"/>
+            </w:pPr>
+          </w:p>
+          <w:p>
+            <w:pPr>
+              <w:pStyle w:val="NoSpacing"/>
               <w:rPr>
                 <w:b/>
                 <w:bCs/>
               </w:rPr>
             </w:pPr>
           </w:p>
+          <w:p>
+            <w:pPr>
+              <w:pStyle w:val="NoSpacing"/>
+              <w:jc w:val="both"/>
+              <w:rPr>
+                <w:b/>
+                <w:bCs/>
+              </w:rPr>
+            </w:pPr>
+            <w:r>
+              <w:rPr>
+                <w:b/>
+                <w:bCs/>
+              </w:rPr>
+              <w:t>____________________/____________</w:t>
+            </w:r>
+          </w:p>
+          <w:p>
+            <w:pPr>
+              <w:pStyle w:val="NoSpacing"/>
+              <w:rPr>
+                <w:b/>
+                <w:bCs/>
+              </w:rPr>
+            </w:pPr>
+          </w:p>
         </w:tc>
       </w:tr>
-      <w:bookmarkEnd w:id="0"/>
       <w:tr>
         <w:trPr>
           <w:trHeight w:val="170"/>
         </w:trPr>
         <w:tc>
           <w:tcPr>
+            <w:cnfStyle w:val="001000010000"/>
             <w:tcW w:w="4854" w:type="dxa"/>
           </w:tcPr>
           <w:p>
             <w:pPr>
-              <w:pStyle w:val="a5"/>
+              <w:pStyle w:val="NoSpacing"/>
               <w:jc w:val="both"/>
               <w:rPr>
                 <w:sz w:val="28"/>
               </w:rPr>
             </w:pPr>
+            <w:bookmarkEnd w:id="0"/>
             <w:r>
               <w:rPr>
                 <w:szCs w:val="22"/>
@@ -3831,11 +4497,12 @@
         </w:tc>
         <w:tc>
           <w:tcPr>
+            <w:cnfStyle w:val="000000010000"/>
             <w:tcW w:w="425" w:type="dxa"/>
           </w:tcPr>
           <w:p>
             <w:pPr>
-              <w:pStyle w:val="a5"/>
+              <w:pStyle w:val="NoSpacing"/>
               <w:rPr>
                 <w:szCs w:val="22"/>
               </w:rPr>
@@ -3844,11 +4511,12 @@
         </w:tc>
         <w:tc>
           <w:tcPr>
+            <w:cnfStyle w:val="000000010000"/>
             <w:tcW w:w="4853" w:type="dxa"/>
           </w:tcPr>
           <w:p>
             <w:pPr>
-              <w:pStyle w:val="a5"/>
+              <w:pStyle w:val="NoSpacing"/>
               <w:rPr>
                 <w:b/>
                 <w:bCs/>
@@ -3864,26 +4532,24 @@
           </w:p>
         </w:tc>
       </w:tr>
+    </w:tbl>
+    <w:p>
+      <w:pPr>
+        <w:shd w:val="clear" w:color="auto" w:fill="ffffff"/>
+        <w:rPr>
+          <w:color w:val="000000"/>
+          <w:spacing w:val="2"/>
+          <w:sz w:val="28"/>
+          <w:szCs w:val="28"/>
+          <w:lang w:eastAsia="ru-RU"/>
+        </w:rPr>
+      </w:pPr>
       <w:bookmarkEnd w:id="1"/>
-    </w:tbl>
-    <w:p>
-      <w:pPr>
-        <w:shd w:val="clear" w:color="auto" w:fill="FFFFFF"/>
-        <w:textAlignment w:val="baseline"/>
-        <w:rPr>
-          <w:color w:val="000000"/>
-          <w:spacing w:val="2"/>
-          <w:sz w:val="28"/>
-          <w:szCs w:val="28"/>
-          <w:lang w:eastAsia="ru-RU"/>
-        </w:rPr>
-      </w:pPr>
-    </w:p>
-    <w:p>
-      <w:pPr>
-        <w:shd w:val="clear" w:color="auto" w:fill="FFFFFF"/>
+    </w:p>
+    <w:p>
+      <w:pPr>
+        <w:shd w:val="clear" w:color="auto" w:fill="ffffff"/>
         <w:jc w:val="right"/>
-        <w:textAlignment w:val="baseline"/>
         <w:rPr>
           <w:color w:val="000000"/>
           <w:spacing w:val="2"/>
@@ -3895,7 +4561,6 @@
           <w:pgSz w:w="11906" w:h="16838"/>
           <w:pgMar w:top="1134" w:right="850" w:bottom="1134" w:left="1701" w:header="708" w:footer="708" w:gutter="0"/>
           <w:cols w:space="708"/>
-          <w:docGrid w:linePitch="360"/>
         </w:sectPr>
       </w:pPr>
       <w:r>
@@ -3911,26 +4576,24 @@
     </w:p>
     <w:p>
       <w:pPr>
-        <w:shd w:val="clear" w:color="auto" w:fill="FFFFFF"/>
+        <w:shd w:val="clear" w:color="auto" w:fill="ffffff"/>
         <w:jc w:val="right"/>
-        <w:textAlignment w:val="baseline"/>
-        <w:rPr>
-          <w:color w:val="000000"/>
-          <w:spacing w:val="2"/>
-          <w:sz w:val="28"/>
-          <w:szCs w:val="28"/>
-          <w:lang w:eastAsia="ru-RU"/>
-        </w:rPr>
-      </w:pPr>
-      <w:r>
-        <w:rPr>
-          <w:color w:val="000000"/>
-          <w:spacing w:val="2"/>
-          <w:sz w:val="28"/>
-          <w:szCs w:val="28"/>
-          <w:lang w:eastAsia="ru-RU"/>
-        </w:rPr>
-        <w:lastRenderedPageBreak/>
+        <w:rPr>
+          <w:color w:val="000000"/>
+          <w:spacing w:val="2"/>
+          <w:sz w:val="28"/>
+          <w:szCs w:val="28"/>
+          <w:lang w:eastAsia="ru-RU"/>
+        </w:rPr>
+      </w:pPr>
+      <w:r>
+        <w:rPr>
+          <w:color w:val="000000"/>
+          <w:spacing w:val="2"/>
+          <w:sz w:val="28"/>
+          <w:szCs w:val="28"/>
+          <w:lang w:eastAsia="ru-RU"/>
+        </w:rPr>
         <w:t xml:space="preserve">Приложение </w:t>
       </w:r>
       <w:r>
@@ -3956,9 +4619,8 @@
     </w:p>
     <w:p>
       <w:pPr>
-        <w:shd w:val="clear" w:color="auto" w:fill="FFFFFF"/>
+        <w:shd w:val="clear" w:color="auto" w:fill="ffffff"/>
         <w:jc w:val="right"/>
-        <w:textAlignment w:val="baseline"/>
         <w:rPr>
           <w:color w:val="000000"/>
           <w:spacing w:val="2"/>
@@ -3980,9 +4642,8 @@
     </w:p>
     <w:p>
       <w:pPr>
-        <w:shd w:val="clear" w:color="auto" w:fill="FFFFFF"/>
+        <w:shd w:val="clear" w:color="auto" w:fill="ffffff"/>
         <w:jc w:val="right"/>
-        <w:textAlignment w:val="baseline"/>
         <w:rPr>
           <w:color w:val="000000"/>
           <w:spacing w:val="2"/>
@@ -4004,9 +4665,8 @@
     </w:p>
     <w:p>
       <w:pPr>
-        <w:shd w:val="clear" w:color="auto" w:fill="FFFFFF"/>
+        <w:shd w:val="clear" w:color="auto" w:fill="ffffff"/>
         <w:jc w:val="right"/>
-        <w:textAlignment w:val="baseline"/>
         <w:rPr>
           <w:color w:val="000000"/>
           <w:spacing w:val="2"/>
@@ -4108,22 +4768,20 @@
     </w:p>
     <w:p>
       <w:pPr>
-        <w:shd w:val="clear" w:color="auto" w:fill="FFFFFF"/>
-        <w:textAlignment w:val="baseline"/>
-        <w:rPr>
-          <w:color w:val="000000"/>
-          <w:spacing w:val="2"/>
-          <w:sz w:val="28"/>
-          <w:szCs w:val="28"/>
-          <w:lang w:eastAsia="ru-RU"/>
-        </w:rPr>
-      </w:pPr>
-    </w:p>
-    <w:p>
-      <w:pPr>
-        <w:shd w:val="clear" w:color="auto" w:fill="FFFFFF"/>
+        <w:shd w:val="clear" w:color="auto" w:fill="ffffff"/>
+        <w:rPr>
+          <w:color w:val="000000"/>
+          <w:spacing w:val="2"/>
+          <w:sz w:val="28"/>
+          <w:szCs w:val="28"/>
+          <w:lang w:eastAsia="ru-RU"/>
+        </w:rPr>
+      </w:pPr>
+    </w:p>
+    <w:p>
+      <w:pPr>
+        <w:shd w:val="clear" w:color="auto" w:fill="ffffff"/>
         <w:jc w:val="center"/>
-        <w:textAlignment w:val="baseline"/>
         <w:rPr>
           <w:color w:val="000000"/>
           <w:spacing w:val="2"/>
@@ -4191,9 +4849,8 @@
     </w:p>
     <w:p>
       <w:pPr>
-        <w:shd w:val="clear" w:color="auto" w:fill="FFFFFF"/>
+        <w:shd w:val="clear" w:color="auto" w:fill="ffffff"/>
         <w:jc w:val="right"/>
-        <w:textAlignment w:val="baseline"/>
         <w:rPr>
           <w:color w:val="000000"/>
           <w:spacing w:val="2"/>
@@ -4205,10 +4862,10 @@
     </w:p>
     <w:tbl>
       <w:tblPr>
-        <w:tblStyle w:val="a8"/>
+        <w:tblStyle w:val="TableGrid"/>
         <w:tblW w:w="10801" w:type="dxa"/>
         <w:tblInd w:w="-1139" w:type="dxa"/>
-        <w:tblLook w:val="04A0" w:firstRow="1" w:lastRow="0" w:firstColumn="1" w:lastColumn="0" w:noHBand="0" w:noVBand="1"/>
+        <w:tblLook w:val="04A0"/>
       </w:tblPr>
       <w:tblGrid>
         <w:gridCol w:w="546"/>
@@ -4224,13 +4881,13 @@
         </w:trPr>
         <w:tc>
           <w:tcPr>
+            <w:cnfStyle w:val="101000000000"/>
             <w:tcW w:w="546" w:type="dxa"/>
             <w:vAlign w:val="center"/>
           </w:tcPr>
           <w:p>
             <w:pPr>
               <w:jc w:val="center"/>
-              <w:textAlignment w:val="baseline"/>
               <w:rPr>
                 <w:color w:val="000000"/>
                 <w:spacing w:val="2"/>
@@ -4249,13 +4906,13 @@
         </w:tc>
         <w:tc>
           <w:tcPr>
+            <w:cnfStyle w:val="100000000000"/>
             <w:tcW w:w="2370" w:type="dxa"/>
             <w:vAlign w:val="center"/>
           </w:tcPr>
           <w:p>
             <w:pPr>
               <w:jc w:val="center"/>
-              <w:textAlignment w:val="baseline"/>
               <w:rPr>
                 <w:color w:val="000000"/>
                 <w:spacing w:val="2"/>
@@ -4274,13 +4931,13 @@
         </w:tc>
         <w:tc>
           <w:tcPr>
+            <w:cnfStyle w:val="100000000000"/>
             <w:tcW w:w="1897" w:type="dxa"/>
             <w:vAlign w:val="center"/>
           </w:tcPr>
           <w:p>
             <w:pPr>
               <w:jc w:val="center"/>
-              <w:textAlignment w:val="baseline"/>
               <w:rPr>
                 <w:color w:val="000000"/>
                 <w:spacing w:val="2"/>
@@ -4299,13 +4956,13 @@
         </w:tc>
         <w:tc>
           <w:tcPr>
+            <w:cnfStyle w:val="100000000000"/>
             <w:tcW w:w="1736" w:type="dxa"/>
             <w:vAlign w:val="center"/>
           </w:tcPr>
           <w:p>
             <w:pPr>
               <w:jc w:val="center"/>
-              <w:textAlignment w:val="baseline"/>
               <w:rPr>
                 <w:color w:val="000000"/>
                 <w:spacing w:val="2"/>
@@ -4324,13 +4981,13 @@
         </w:tc>
         <w:tc>
           <w:tcPr>
+            <w:cnfStyle w:val="100000000000"/>
             <w:tcW w:w="1956" w:type="dxa"/>
             <w:vAlign w:val="center"/>
           </w:tcPr>
           <w:p>
             <w:pPr>
               <w:jc w:val="center"/>
-              <w:textAlignment w:val="baseline"/>
               <w:rPr>
                 <w:color w:val="000000"/>
                 <w:spacing w:val="2"/>
@@ -4349,7 +5006,6 @@
           <w:p>
             <w:pPr>
               <w:jc w:val="center"/>
-              <w:textAlignment w:val="baseline"/>
               <w:rPr>
                 <w:color w:val="000000"/>
                 <w:spacing w:val="2"/>
@@ -4400,13 +5056,13 @@
         </w:tc>
         <w:tc>
           <w:tcPr>
+            <w:cnfStyle w:val="100000000000"/>
             <w:tcW w:w="2296" w:type="dxa"/>
             <w:vAlign w:val="center"/>
           </w:tcPr>
           <w:p>
             <w:pPr>
               <w:jc w:val="center"/>
-              <w:textAlignment w:val="baseline"/>
               <w:rPr>
                 <w:color w:val="000000"/>
                 <w:spacing w:val="2"/>
@@ -4425,7 +5081,6 @@
           <w:p>
             <w:pPr>
               <w:jc w:val="center"/>
-              <w:textAlignment w:val="baseline"/>
               <w:rPr>
                 <w:color w:val="000000"/>
                 <w:spacing w:val="2"/>
@@ -4449,13 +5104,13 @@
         </w:trPr>
         <w:tc>
           <w:tcPr>
+            <w:cnfStyle w:val="001000100000"/>
             <w:tcW w:w="546" w:type="dxa"/>
             <w:vAlign w:val="center"/>
           </w:tcPr>
           <w:p>
             <w:pPr>
               <w:jc w:val="center"/>
-              <w:textAlignment w:val="baseline"/>
               <w:rPr>
                 <w:color w:val="000000"/>
                 <w:spacing w:val="2"/>
@@ -4474,13 +5129,13 @@
         </w:tc>
         <w:tc>
           <w:tcPr>
+            <w:cnfStyle w:val="000000100000"/>
             <w:tcW w:w="2370" w:type="dxa"/>
             <w:vAlign w:val="center"/>
           </w:tcPr>
           <w:p>
             <w:pPr>
               <w:jc w:val="center"/>
-              <w:textAlignment w:val="baseline"/>
               <w:rPr>
                 <w:color w:val="000000" w:themeColor="text1"/>
                 <w:spacing w:val="2"/>
@@ -4491,7 +5146,6 @@
           <w:p>
             <w:pPr>
               <w:jc w:val="center"/>
-              <w:textAlignment w:val="baseline"/>
               <w:rPr>
                 <w:color w:val="000000" w:themeColor="text1"/>
                 <w:spacing w:val="2"/>
@@ -4518,7 +5172,6 @@
           <w:p>
             <w:pPr>
               <w:jc w:val="center"/>
-              <w:textAlignment w:val="baseline"/>
               <w:rPr>
                 <w:color w:val="000000" w:themeColor="text1"/>
                 <w:spacing w:val="2"/>
@@ -4537,7 +5190,6 @@
           <w:p>
             <w:pPr>
               <w:jc w:val="center"/>
-              <w:textAlignment w:val="baseline"/>
               <w:rPr>
                 <w:color w:val="000000" w:themeColor="text1"/>
                 <w:spacing w:val="2"/>
@@ -4548,7 +5200,6 @@
           <w:p>
             <w:pPr>
               <w:jc w:val="center"/>
-              <w:textAlignment w:val="baseline"/>
               <w:rPr>
                 <w:color w:val="000000" w:themeColor="text1"/>
                 <w:spacing w:val="2"/>
@@ -4559,7 +5210,6 @@
           <w:p>
             <w:pPr>
               <w:jc w:val="center"/>
-              <w:textAlignment w:val="baseline"/>
               <w:rPr>
                 <w:color w:val="000000" w:themeColor="text1"/>
                 <w:spacing w:val="2"/>
@@ -4570,7 +5220,6 @@
           <w:p>
             <w:pPr>
               <w:jc w:val="center"/>
-              <w:textAlignment w:val="baseline"/>
               <w:rPr>
                 <w:color w:val="000000" w:themeColor="text1"/>
                 <w:spacing w:val="2"/>
@@ -4581,13 +5230,13 @@
         </w:tc>
         <w:tc>
           <w:tcPr>
+            <w:cnfStyle w:val="000000100000"/>
             <w:tcW w:w="1897" w:type="dxa"/>
             <w:vAlign w:val="center"/>
           </w:tcPr>
           <w:p>
             <w:pPr>
               <w:jc w:val="center"/>
-              <w:textAlignment w:val="baseline"/>
               <w:rPr>
                 <w:color w:val="000000" w:themeColor="text1"/>
                 <w:spacing w:val="2"/>
@@ -4630,7 +5279,6 @@
           <w:p>
             <w:pPr>
               <w:jc w:val="center"/>
-              <w:textAlignment w:val="baseline"/>
               <w:rPr>
                 <w:color w:val="000000" w:themeColor="text1"/>
                 <w:spacing w:val="2"/>
@@ -4641,7 +5289,6 @@
           <w:p>
             <w:pPr>
               <w:jc w:val="center"/>
-              <w:textAlignment w:val="baseline"/>
               <w:rPr>
                 <w:color w:val="000000" w:themeColor="text1"/>
                 <w:spacing w:val="2"/>
@@ -4653,13 +5300,13 @@
         </w:tc>
         <w:tc>
           <w:tcPr>
+            <w:cnfStyle w:val="000000100000"/>
             <w:tcW w:w="1736" w:type="dxa"/>
             <w:vAlign w:val="center"/>
           </w:tcPr>
           <w:p>
             <w:pPr>
               <w:jc w:val="center"/>
-              <w:textAlignment w:val="baseline"/>
               <w:rPr>
                 <w:color w:val="000000" w:themeColor="text1"/>
                 <w:spacing w:val="2"/>
@@ -4679,13 +5326,13 @@
         </w:tc>
         <w:tc>
           <w:tcPr>
+            <w:cnfStyle w:val="000000100000"/>
             <w:tcW w:w="1956" w:type="dxa"/>
             <w:vAlign w:val="center"/>
           </w:tcPr>
           <w:p>
             <w:pPr>
               <w:jc w:val="center"/>
-              <w:textAlignment w:val="baseline"/>
               <w:rPr>
                 <w:color w:val="000000" w:themeColor="text1"/>
                 <w:spacing w:val="2"/>
@@ -4768,7 +5415,6 @@
           <w:p>
             <w:pPr>
               <w:jc w:val="center"/>
-              <w:textAlignment w:val="baseline"/>
               <w:rPr>
                 <w:color w:val="000000" w:themeColor="text1"/>
                 <w:spacing w:val="2"/>
@@ -4827,15 +5473,15 @@
         </w:tc>
         <w:tc>
           <w:tcPr>
+            <w:cnfStyle w:val="000000100000"/>
             <w:tcW w:w="2296" w:type="dxa"/>
             <w:vAlign w:val="center"/>
           </w:tcPr>
           <w:p>
             <w:pPr>
               <w:jc w:val="center"/>
-              <w:textAlignment w:val="baseline"/>
-              <w:rPr>
-                <w:color w:val="FF0000"/>
+              <w:rPr>
+                <w:color w:val="ff0000"/>
                 <w:spacing w:val="2"/>
                 <w:lang w:eastAsia="ru-RU"/>
               </w:rPr>
@@ -4870,9 +5516,8 @@
     </w:tbl>
     <w:p>
       <w:pPr>
-        <w:shd w:val="clear" w:color="auto" w:fill="FFFFFF"/>
+        <w:shd w:val="clear" w:color="auto" w:fill="ffffff"/>
         <w:jc w:val="right"/>
-        <w:textAlignment w:val="baseline"/>
         <w:rPr>
           <w:color w:val="000000"/>
           <w:spacing w:val="2"/>
@@ -4886,19 +5531,16 @@
       <w:pgSz w:w="11906" w:h="16838"/>
       <w:pgMar w:top="851" w:right="850" w:bottom="284" w:left="1701" w:header="708" w:footer="708" w:gutter="0"/>
       <w:cols w:space="708"/>
-      <w:docGrid w:linePitch="360"/>
     </w:sectPr>
   </w:body>
 </w:document>
 </file>
 
 <file path=word/numbering.xml><?xml version="1.0" encoding="utf-8"?>
-<w:numbering xmlns:wpc="http://schemas.microsoft.com/office/word/2010/wordprocessingCanvas" xmlns:cx="http://schemas.microsoft.com/office/drawing/2014/chartex" xmlns:cx1="http://schemas.microsoft.com/office/drawing/2015/9/8/chartex" xmlns:cx2="http://schemas.microsoft.com/office/drawing/2015/10/21/chartex" xmlns:cx3="http://schemas.microsoft.com/office/drawing/2016/5/9/chartex" xmlns:cx4="http://schemas.microsoft.com/office/drawing/2016/5/10/chartex" xmlns:cx5="http://schemas.microsoft.com/office/drawing/2016/5/11/chartex" xmlns:cx6="http://schemas.microsoft.com/office/drawing/2016/5/12/chartex" xmlns:cx7="http://schemas.microsoft.com/office/drawing/2016/5/13/chartex" xmlns:cx8="http://schemas.microsoft.com/office/drawing/2016/5/14/chartex" xmlns:mc="http://schemas.openxmlformats.org/markup-compatibility/2006" xmlns:aink="http://schemas.microsoft.com/office/drawing/2016/ink" xmlns:am3d="http://schemas.microsoft.com/office/drawing/2017/model3d" xmlns:o="urn:schemas-microsoft-com:office:office" xmlns:oel="http://schemas.microsoft.com/office/2019/extlst" xmlns:r="http://schemas.openxmlformats.org/officeDocument/2006/relationships" xmlns:m="http://schemas.openxmlformats.org/officeDocument/2006/math" xmlns:v="urn:schemas-microsoft-com:vml" xmlns:wp14="http://schemas.microsoft.com/office/word/2010/wordprocessingDrawing" xmlns:wp="http://schemas.openxmlformats.org/drawingml/2006/wordprocessingDrawing" xmlns:w10="urn:schemas-microsoft-com:office:word" xmlns:w="http://schemas.openxmlformats.org/wordprocessingml/2006/main" xmlns:w14="http://schemas.microsoft.com/office/word/2010/wordml" xmlns:w15="http://schemas.microsoft.com/office/word/2012/wordml" xmlns:w16cex="http://schemas.microsoft.com/office/word/2018/wordml/cex" xmlns:w16cid="http://schemas.microsoft.com/office/word/2016/wordml/cid" xmlns:w16="http://schemas.microsoft.com/office/word/2018/wordml" xmlns:w16du="http://schemas.microsoft.com/office/word/2023/wordml/word16du" xmlns:w16sdtdh="http://schemas.microsoft.com/office/word/2020/wordml/sdtdatahash" xmlns:w16sdtfl="http://schemas.microsoft.com/office/word/2024/wordml/sdtformatlock" xmlns:w16se="http://schemas.microsoft.com/office/word/2015/wordml/symex" xmlns:wpg="http://schemas.microsoft.com/office/word/2010/wordprocessingGroup" xmlns:wpi="http://schemas.microsoft.com/office/word/2010/wordprocessingInk" xmlns:wne="http://schemas.microsoft.com/office/word/2006/wordml" xmlns:wps="http://schemas.microsoft.com/office/word/2010/wordprocessingShape" mc:Ignorable="w14 w15 w16se w16cid w16 w16cex w16sdtdh w16sdtfl w16du wp14">
-  <w:abstractNum w:abstractNumId="0" w15:restartNumberingAfterBreak="0">
-    <w:nsid w:val="012938C4"/>
+<w:numbering xmlns:mc="http://schemas.openxmlformats.org/markup-compatibility/2006" xmlns:o="urn:schemas-microsoft-com:office:office" xmlns:r="http://schemas.openxmlformats.org/officeDocument/2006/relationships" xmlns:m="http://schemas.openxmlformats.org/officeDocument/2006/math" xmlns:v="urn:schemas-microsoft-com:vml" xmlns:wp="http://schemas.openxmlformats.org/drawingml/2006/wordprocessingDrawing" xmlns:w10="urn:schemas-microsoft-com:office:word" xmlns:wne="http://schemas.microsoft.com/office/word/2006/wordml" xmlns:w14="http://schemas.microsoft.com/office/word/2010/wordml" xmlns:w="http://schemas.openxmlformats.org/wordprocessingml/2006/main">
+  <w:abstractNum w:abstractNumId="0">
     <w:multiLevelType w:val="multilevel"/>
-    <w:tmpl w:val="A120AF5A"/>
-    <w:lvl w:ilvl="0">
+    <w:lvl w:ilvl="0" w:tentative="0">
       <w:start w:val="1"/>
       <w:numFmt w:val="decimal"/>
       <w:lvlText w:val="%1."/>
@@ -4910,10 +5552,10 @@
         <w:rFonts w:hint="default"/>
       </w:rPr>
     </w:lvl>
-    <w:lvl w:ilvl="1">
+    <w:lvl w:ilvl="1" w:tentative="0">
       <w:start w:val="1"/>
       <w:numFmt w:val="decimal"/>
-      <w:isLgl/>
+      <w:isLgl w:val="on"/>
       <w:lvlText w:val="%1.%2."/>
       <w:lvlJc w:val="left"/>
       <w:pPr>
@@ -4921,14 +5563,14 @@
       </w:pPr>
       <w:rPr>
         <w:rFonts w:hint="default"/>
-        <w:i w:val="0"/>
+        <w:i w:val="off"/>
         <w:iCs/>
       </w:rPr>
     </w:lvl>
-    <w:lvl w:ilvl="2">
+    <w:lvl w:ilvl="2" w:tentative="0">
       <w:start w:val="1"/>
       <w:numFmt w:val="decimal"/>
-      <w:isLgl/>
+      <w:isLgl w:val="on"/>
       <w:lvlText w:val="%1.%2.%3."/>
       <w:lvlJc w:val="left"/>
       <w:pPr>
@@ -4940,10 +5582,10 @@
         <w:szCs w:val="28"/>
       </w:rPr>
     </w:lvl>
-    <w:lvl w:ilvl="3">
+    <w:lvl w:ilvl="3" w:tentative="0">
       <w:start w:val="1"/>
       <w:numFmt w:val="decimal"/>
-      <w:isLgl/>
+      <w:isLgl w:val="on"/>
       <w:lvlText w:val="%1.%2.%3.%4."/>
       <w:lvlJc w:val="left"/>
       <w:pPr>
@@ -4953,10 +5595,10 @@
         <w:rFonts w:hint="default"/>
       </w:rPr>
     </w:lvl>
-    <w:lvl w:ilvl="4">
+    <w:lvl w:ilvl="4" w:tentative="0">
       <w:start w:val="1"/>
       <w:numFmt w:val="decimal"/>
-      <w:isLgl/>
+      <w:isLgl w:val="on"/>
       <w:lvlText w:val="%1.%2.%3.%4.%5."/>
       <w:lvlJc w:val="left"/>
       <w:pPr>
@@ -4966,10 +5608,10 @@
         <w:rFonts w:hint="default"/>
       </w:rPr>
     </w:lvl>
-    <w:lvl w:ilvl="5">
+    <w:lvl w:ilvl="5" w:tentative="0">
       <w:start w:val="1"/>
       <w:numFmt w:val="decimal"/>
-      <w:isLgl/>
+      <w:isLgl w:val="on"/>
       <w:lvlText w:val="%1.%2.%3.%4.%5.%6."/>
       <w:lvlJc w:val="left"/>
       <w:pPr>
@@ -4979,10 +5621,10 @@
         <w:rFonts w:hint="default"/>
       </w:rPr>
     </w:lvl>
-    <w:lvl w:ilvl="6">
+    <w:lvl w:ilvl="6" w:tentative="0">
       <w:start w:val="1"/>
       <w:numFmt w:val="decimal"/>
-      <w:isLgl/>
+      <w:isLgl w:val="on"/>
       <w:lvlText w:val="%1.%2.%3.%4.%5.%6.%7."/>
       <w:lvlJc w:val="left"/>
       <w:pPr>
@@ -4992,10 +5634,10 @@
         <w:rFonts w:hint="default"/>
       </w:rPr>
     </w:lvl>
-    <w:lvl w:ilvl="7">
+    <w:lvl w:ilvl="7" w:tentative="0">
       <w:start w:val="1"/>
       <w:numFmt w:val="decimal"/>
-      <w:isLgl/>
+      <w:isLgl w:val="on"/>
       <w:lvlText w:val="%1.%2.%3.%4.%5.%6.%7.%8."/>
       <w:lvlJc w:val="left"/>
       <w:pPr>
@@ -5005,10 +5647,10 @@
         <w:rFonts w:hint="default"/>
       </w:rPr>
     </w:lvl>
-    <w:lvl w:ilvl="8">
+    <w:lvl w:ilvl="8" w:tentative="0">
       <w:start w:val="1"/>
       <w:numFmt w:val="decimal"/>
-      <w:isLgl/>
+      <w:isLgl w:val="on"/>
       <w:lvlText w:val="%1.%2.%3.%4.%5.%6.%7.%8.%9."/>
       <w:lvlJc w:val="left"/>
       <w:pPr>
@@ -5019,11 +5661,9 @@
       </w:rPr>
     </w:lvl>
   </w:abstractNum>
-  <w:abstractNum w:abstractNumId="1" w15:restartNumberingAfterBreak="0">
-    <w:nsid w:val="10EF6092"/>
+  <w:abstractNum w:abstractNumId="1">
     <w:multiLevelType w:val="multilevel"/>
-    <w:tmpl w:val="AD8EB45C"/>
-    <w:lvl w:ilvl="0">
+    <w:lvl w:ilvl="0" w:tentative="0">
       <w:start w:val="1"/>
       <w:numFmt w:val="decimal"/>
       <w:lvlText w:val="%1."/>
@@ -5035,10 +5675,10 @@
         <w:rFonts w:hint="default"/>
       </w:rPr>
     </w:lvl>
-    <w:lvl w:ilvl="1">
+    <w:lvl w:ilvl="1" w:tentative="0">
       <w:start w:val="1"/>
       <w:numFmt w:val="decimal"/>
-      <w:isLgl/>
+      <w:isLgl w:val="on"/>
       <w:lvlText w:val="%1.%2."/>
       <w:lvlJc w:val="left"/>
       <w:pPr>
@@ -5048,10 +5688,10 @@
         <w:rFonts w:hint="default"/>
       </w:rPr>
     </w:lvl>
-    <w:lvl w:ilvl="2">
+    <w:lvl w:ilvl="2" w:tentative="0">
       <w:start w:val="1"/>
       <w:numFmt w:val="decimal"/>
-      <w:isLgl/>
+      <w:isLgl w:val="on"/>
       <w:lvlText w:val="%1.%2.%3."/>
       <w:lvlJc w:val="left"/>
       <w:pPr>
@@ -5061,10 +5701,10 @@
         <w:rFonts w:hint="default"/>
       </w:rPr>
     </w:lvl>
-    <w:lvl w:ilvl="3">
+    <w:lvl w:ilvl="3" w:tentative="0">
       <w:start w:val="1"/>
       <w:numFmt w:val="decimal"/>
-      <w:isLgl/>
+      <w:isLgl w:val="on"/>
       <w:lvlText w:val="%1.%2.%3.%4."/>
       <w:lvlJc w:val="left"/>
       <w:pPr>
@@ -5074,10 +5714,10 @@
         <w:rFonts w:hint="default"/>
       </w:rPr>
     </w:lvl>
-    <w:lvl w:ilvl="4">
+    <w:lvl w:ilvl="4" w:tentative="0">
       <w:start w:val="1"/>
       <w:numFmt w:val="decimal"/>
-      <w:isLgl/>
+      <w:isLgl w:val="on"/>
       <w:lvlText w:val="%1.%2.%3.%4.%5."/>
       <w:lvlJc w:val="left"/>
       <w:pPr>
@@ -5087,10 +5727,10 @@
         <w:rFonts w:hint="default"/>
       </w:rPr>
     </w:lvl>
-    <w:lvl w:ilvl="5">
+    <w:lvl w:ilvl="5" w:tentative="0">
       <w:start w:val="1"/>
       <w:numFmt w:val="decimal"/>
-      <w:isLgl/>
+      <w:isLgl w:val="on"/>
       <w:lvlText w:val="%1.%2.%3.%4.%5.%6."/>
       <w:lvlJc w:val="left"/>
       <w:pPr>
@@ -5100,10 +5740,10 @@
         <w:rFonts w:hint="default"/>
       </w:rPr>
     </w:lvl>
-    <w:lvl w:ilvl="6">
+    <w:lvl w:ilvl="6" w:tentative="0">
       <w:start w:val="1"/>
       <w:numFmt w:val="decimal"/>
-      <w:isLgl/>
+      <w:isLgl w:val="on"/>
       <w:lvlText w:val="%1.%2.%3.%4.%5.%6.%7."/>
       <w:lvlJc w:val="left"/>
       <w:pPr>
@@ -5113,10 +5753,10 @@
         <w:rFonts w:hint="default"/>
       </w:rPr>
     </w:lvl>
-    <w:lvl w:ilvl="7">
+    <w:lvl w:ilvl="7" w:tentative="0">
       <w:start w:val="1"/>
       <w:numFmt w:val="decimal"/>
-      <w:isLgl/>
+      <w:isLgl w:val="on"/>
       <w:lvlText w:val="%1.%2.%3.%4.%5.%6.%7.%8."/>
       <w:lvlJc w:val="left"/>
       <w:pPr>
@@ -5126,10 +5766,10 @@
         <w:rFonts w:hint="default"/>
       </w:rPr>
     </w:lvl>
-    <w:lvl w:ilvl="8">
+    <w:lvl w:ilvl="8" w:tentative="0">
       <w:start w:val="1"/>
       <w:numFmt w:val="decimal"/>
-      <w:isLgl/>
+      <w:isLgl w:val="on"/>
       <w:lvlText w:val="%1.%2.%3.%4.%5.%6.%7.%8.%9."/>
       <w:lvlJc w:val="left"/>
       <w:pPr>
@@ -5140,11 +5780,9 @@
       </w:rPr>
     </w:lvl>
   </w:abstractNum>
-  <w:abstractNum w:abstractNumId="2" w15:restartNumberingAfterBreak="0">
-    <w:nsid w:val="33BD1795"/>
+  <w:abstractNum w:abstractNumId="2">
     <w:multiLevelType w:val="hybridMultilevel"/>
-    <w:tmpl w:val="A7725DF2"/>
-    <w:lvl w:ilvl="0" w:tplc="0419000F">
+    <w:lvl w:ilvl="0" w:tentative="0">
       <w:start w:val="1"/>
       <w:numFmt w:val="decimal"/>
       <w:lvlText w:val="%1."/>
@@ -5153,7 +5791,7 @@
         <w:ind w:left="1429" w:hanging="360"/>
       </w:pPr>
     </w:lvl>
-    <w:lvl w:ilvl="1" w:tplc="04190019" w:tentative="1">
+    <w:lvl w:ilvl="1" w:tentative="1">
       <w:start w:val="1"/>
       <w:numFmt w:val="lowerLetter"/>
       <w:lvlText w:val="%2."/>
@@ -5162,7 +5800,7 @@
         <w:ind w:left="2149" w:hanging="360"/>
       </w:pPr>
     </w:lvl>
-    <w:lvl w:ilvl="2" w:tplc="0419001B" w:tentative="1">
+    <w:lvl w:ilvl="2" w:tentative="1">
       <w:start w:val="1"/>
       <w:numFmt w:val="lowerRoman"/>
       <w:lvlText w:val="%3."/>
@@ -5171,7 +5809,7 @@
         <w:ind w:left="2869" w:hanging="180"/>
       </w:pPr>
     </w:lvl>
-    <w:lvl w:ilvl="3" w:tplc="0419000F" w:tentative="1">
+    <w:lvl w:ilvl="3" w:tentative="1">
       <w:start w:val="1"/>
       <w:numFmt w:val="decimal"/>
       <w:lvlText w:val="%4."/>
@@ -5180,7 +5818,7 @@
         <w:ind w:left="3589" w:hanging="360"/>
       </w:pPr>
     </w:lvl>
-    <w:lvl w:ilvl="4" w:tplc="04190019" w:tentative="1">
+    <w:lvl w:ilvl="4" w:tentative="1">
       <w:start w:val="1"/>
       <w:numFmt w:val="lowerLetter"/>
       <w:lvlText w:val="%5."/>
@@ -5189,7 +5827,7 @@
         <w:ind w:left="4309" w:hanging="360"/>
       </w:pPr>
     </w:lvl>
-    <w:lvl w:ilvl="5" w:tplc="0419001B" w:tentative="1">
+    <w:lvl w:ilvl="5" w:tentative="1">
       <w:start w:val="1"/>
       <w:numFmt w:val="lowerRoman"/>
       <w:lvlText w:val="%6."/>
@@ -5198,7 +5836,7 @@
         <w:ind w:left="5029" w:hanging="180"/>
       </w:pPr>
     </w:lvl>
-    <w:lvl w:ilvl="6" w:tplc="0419000F" w:tentative="1">
+    <w:lvl w:ilvl="6" w:tentative="1">
       <w:start w:val="1"/>
       <w:numFmt w:val="decimal"/>
       <w:lvlText w:val="%7."/>
@@ -5207,7 +5845,7 @@
         <w:ind w:left="5749" w:hanging="360"/>
       </w:pPr>
     </w:lvl>
-    <w:lvl w:ilvl="7" w:tplc="04190019" w:tentative="1">
+    <w:lvl w:ilvl="7" w:tentative="1">
       <w:start w:val="1"/>
       <w:numFmt w:val="lowerLetter"/>
       <w:lvlText w:val="%8."/>
@@ -5216,7 +5854,7 @@
         <w:ind w:left="6469" w:hanging="360"/>
       </w:pPr>
     </w:lvl>
-    <w:lvl w:ilvl="8" w:tplc="0419001B" w:tentative="1">
+    <w:lvl w:ilvl="8" w:tentative="1">
       <w:start w:val="1"/>
       <w:numFmt w:val="lowerRoman"/>
       <w:lvlText w:val="%9."/>
@@ -5226,11 +5864,9 @@
       </w:pPr>
     </w:lvl>
   </w:abstractNum>
-  <w:abstractNum w:abstractNumId="3" w15:restartNumberingAfterBreak="0">
-    <w:nsid w:val="3A5172C6"/>
+  <w:abstractNum w:abstractNumId="3">
     <w:multiLevelType w:val="hybridMultilevel"/>
-    <w:tmpl w:val="CFFC719C"/>
-    <w:lvl w:ilvl="0" w:tplc="B3AA078C">
+    <w:lvl w:ilvl="0" w:tentative="0">
       <w:numFmt w:val="bullet"/>
       <w:lvlText w:val="⸺"/>
       <w:lvlJc w:val="left"/>
@@ -5238,13 +5874,13 @@
         <w:ind w:left="1429" w:hanging="360"/>
       </w:pPr>
       <w:rPr>
-        <w:rFonts w:ascii="Times New Roman" w:eastAsia="Times New Roman" w:hAnsi="Times New Roman" w:cs="Times New Roman" w:hint="default"/>
+        <w:rFonts w:ascii="Times New Roman" w:cs="Times New Roman" w:eastAsia="Times New Roman" w:hAnsi="Times New Roman" w:hint="default"/>
         <w:w w:val="99"/>
         <w:sz w:val="28"/>
         <w:szCs w:val="28"/>
       </w:rPr>
     </w:lvl>
-    <w:lvl w:ilvl="1" w:tplc="04190003" w:tentative="1">
+    <w:lvl w:ilvl="1" w:tentative="1">
       <w:start w:val="1"/>
       <w:numFmt w:val="bullet"/>
       <w:lvlText w:val="o"/>
@@ -5253,10 +5889,10 @@
         <w:ind w:left="2149" w:hanging="360"/>
       </w:pPr>
       <w:rPr>
-        <w:rFonts w:ascii="Courier New" w:hAnsi="Courier New" w:cs="Courier New" w:hint="default"/>
+        <w:rFonts w:ascii="Courier New" w:cs="Courier New" w:hAnsi="Courier New" w:hint="default"/>
       </w:rPr>
     </w:lvl>
-    <w:lvl w:ilvl="2" w:tplc="04190005" w:tentative="1">
+    <w:lvl w:ilvl="2" w:tentative="1">
       <w:start w:val="1"/>
       <w:numFmt w:val="bullet"/>
       <w:lvlText w:val=""/>
@@ -5268,7 +5904,7 @@
         <w:rFonts w:ascii="Wingdings" w:hAnsi="Wingdings" w:hint="default"/>
       </w:rPr>
     </w:lvl>
-    <w:lvl w:ilvl="3" w:tplc="04190001" w:tentative="1">
+    <w:lvl w:ilvl="3" w:tentative="1">
       <w:start w:val="1"/>
       <w:numFmt w:val="bullet"/>
       <w:lvlText w:val=""/>
@@ -5280,7 +5916,7 @@
         <w:rFonts w:ascii="Symbol" w:hAnsi="Symbol" w:hint="default"/>
       </w:rPr>
     </w:lvl>
-    <w:lvl w:ilvl="4" w:tplc="04190003" w:tentative="1">
+    <w:lvl w:ilvl="4" w:tentative="1">
       <w:start w:val="1"/>
       <w:numFmt w:val="bullet"/>
       <w:lvlText w:val="o"/>
@@ -5289,10 +5925,10 @@
         <w:ind w:left="4309" w:hanging="360"/>
       </w:pPr>
       <w:rPr>
-        <w:rFonts w:ascii="Courier New" w:hAnsi="Courier New" w:cs="Courier New" w:hint="default"/>
+        <w:rFonts w:ascii="Courier New" w:cs="Courier New" w:hAnsi="Courier New" w:hint="default"/>
       </w:rPr>
     </w:lvl>
-    <w:lvl w:ilvl="5" w:tplc="04190005" w:tentative="1">
+    <w:lvl w:ilvl="5" w:tentative="1">
       <w:start w:val="1"/>
       <w:numFmt w:val="bullet"/>
       <w:lvlText w:val=""/>
@@ -5304,7 +5940,7 @@
         <w:rFonts w:ascii="Wingdings" w:hAnsi="Wingdings" w:hint="default"/>
       </w:rPr>
     </w:lvl>
-    <w:lvl w:ilvl="6" w:tplc="04190001" w:tentative="1">
+    <w:lvl w:ilvl="6" w:tentative="1">
       <w:start w:val="1"/>
       <w:numFmt w:val="bullet"/>
       <w:lvlText w:val=""/>
@@ -5316,7 +5952,7 @@
         <w:rFonts w:ascii="Symbol" w:hAnsi="Symbol" w:hint="default"/>
       </w:rPr>
     </w:lvl>
-    <w:lvl w:ilvl="7" w:tplc="04190003" w:tentative="1">
+    <w:lvl w:ilvl="7" w:tentative="1">
       <w:start w:val="1"/>
       <w:numFmt w:val="bullet"/>
       <w:lvlText w:val="o"/>
@@ -5325,10 +5961,10 @@
         <w:ind w:left="6469" w:hanging="360"/>
       </w:pPr>
       <w:rPr>
-        <w:rFonts w:ascii="Courier New" w:hAnsi="Courier New" w:cs="Courier New" w:hint="default"/>
+        <w:rFonts w:ascii="Courier New" w:cs="Courier New" w:hAnsi="Courier New" w:hint="default"/>
       </w:rPr>
     </w:lvl>
-    <w:lvl w:ilvl="8" w:tplc="04190005" w:tentative="1">
+    <w:lvl w:ilvl="8" w:tentative="1">
       <w:start w:val="1"/>
       <w:numFmt w:val="bullet"/>
       <w:lvlText w:val=""/>
@@ -5341,11 +5977,9 @@
       </w:rPr>
     </w:lvl>
   </w:abstractNum>
-  <w:abstractNum w:abstractNumId="4" w15:restartNumberingAfterBreak="0">
-    <w:nsid w:val="69FA793B"/>
+  <w:abstractNum w:abstractNumId="4">
     <w:multiLevelType w:val="hybridMultilevel"/>
-    <w:tmpl w:val="33C0B3BC"/>
-    <w:lvl w:ilvl="0" w:tplc="0419000F">
+    <w:lvl w:ilvl="0" w:tentative="0">
       <w:start w:val="1"/>
       <w:numFmt w:val="decimal"/>
       <w:lvlText w:val="%1."/>
@@ -5354,7 +5988,7 @@
         <w:ind w:left="1429" w:hanging="360"/>
       </w:pPr>
     </w:lvl>
-    <w:lvl w:ilvl="1" w:tplc="04190019" w:tentative="1">
+    <w:lvl w:ilvl="1" w:tentative="1">
       <w:start w:val="1"/>
       <w:numFmt w:val="lowerLetter"/>
       <w:lvlText w:val="%2."/>
@@ -5363,7 +5997,7 @@
         <w:ind w:left="2149" w:hanging="360"/>
       </w:pPr>
     </w:lvl>
-    <w:lvl w:ilvl="2" w:tplc="0419001B" w:tentative="1">
+    <w:lvl w:ilvl="2" w:tentative="1">
       <w:start w:val="1"/>
       <w:numFmt w:val="lowerRoman"/>
       <w:lvlText w:val="%3."/>
@@ -5372,7 +6006,7 @@
         <w:ind w:left="2869" w:hanging="180"/>
       </w:pPr>
     </w:lvl>
-    <w:lvl w:ilvl="3" w:tplc="0419000F" w:tentative="1">
+    <w:lvl w:ilvl="3" w:tentative="1">
       <w:start w:val="1"/>
       <w:numFmt w:val="decimal"/>
       <w:lvlText w:val="%4."/>
@@ -5381,7 +6015,7 @@
         <w:ind w:left="3589" w:hanging="360"/>
       </w:pPr>
     </w:lvl>
-    <w:lvl w:ilvl="4" w:tplc="04190019" w:tentative="1">
+    <w:lvl w:ilvl="4" w:tentative="1">
       <w:start w:val="1"/>
       <w:numFmt w:val="lowerLetter"/>
       <w:lvlText w:val="%5."/>
@@ -5390,7 +6024,7 @@
         <w:ind w:left="4309" w:hanging="360"/>
       </w:pPr>
     </w:lvl>
-    <w:lvl w:ilvl="5" w:tplc="0419001B" w:tentative="1">
+    <w:lvl w:ilvl="5" w:tentative="1">
       <w:start w:val="1"/>
       <w:numFmt w:val="lowerRoman"/>
       <w:lvlText w:val="%6."/>
@@ -5399,7 +6033,7 @@
         <w:ind w:left="5029" w:hanging="180"/>
       </w:pPr>
     </w:lvl>
-    <w:lvl w:ilvl="6" w:tplc="0419000F" w:tentative="1">
+    <w:lvl w:ilvl="6" w:tentative="1">
       <w:start w:val="1"/>
       <w:numFmt w:val="decimal"/>
       <w:lvlText w:val="%7."/>
@@ -5408,7 +6042,7 @@
         <w:ind w:left="5749" w:hanging="360"/>
       </w:pPr>
     </w:lvl>
-    <w:lvl w:ilvl="7" w:tplc="04190019" w:tentative="1">
+    <w:lvl w:ilvl="7" w:tentative="1">
       <w:start w:val="1"/>
       <w:numFmt w:val="lowerLetter"/>
       <w:lvlText w:val="%8."/>
@@ -5417,7 +6051,7 @@
         <w:ind w:left="6469" w:hanging="360"/>
       </w:pPr>
     </w:lvl>
-    <w:lvl w:ilvl="8" w:tplc="0419001B" w:tentative="1">
+    <w:lvl w:ilvl="8" w:tentative="1">
       <w:start w:val="1"/>
       <w:numFmt w:val="lowerRoman"/>
       <w:lvlText w:val="%9."/>
@@ -5427,33 +6061,33 @@
       </w:pPr>
     </w:lvl>
   </w:abstractNum>
-  <w:num w:numId="1" w16cid:durableId="656298492">
+  <w:num w:numId="1">
     <w:abstractNumId w:val="0"/>
   </w:num>
-  <w:num w:numId="2" w16cid:durableId="239171652">
+  <w:num w:numId="2">
     <w:abstractNumId w:val="3"/>
   </w:num>
-  <w:num w:numId="3" w16cid:durableId="476070436">
+  <w:num w:numId="3">
     <w:abstractNumId w:val="4"/>
   </w:num>
-  <w:num w:numId="4" w16cid:durableId="495267612">
+  <w:num w:numId="4">
     <w:abstractNumId w:val="2"/>
   </w:num>
-  <w:num w:numId="5" w16cid:durableId="1531071185">
+  <w:num w:numId="5">
     <w:abstractNumId w:val="1"/>
   </w:num>
 </w:numbering>
 </file>
 
 <file path=word/styles.xml><?xml version="1.0" encoding="utf-8"?>
-<w:styles xmlns:mc="http://schemas.openxmlformats.org/markup-compatibility/2006" xmlns:r="http://schemas.openxmlformats.org/officeDocument/2006/relationships" xmlns:w="http://schemas.openxmlformats.org/wordprocessingml/2006/main" xmlns:w14="http://schemas.microsoft.com/office/word/2010/wordml" xmlns:w15="http://schemas.microsoft.com/office/word/2012/wordml" xmlns:w16cex="http://schemas.microsoft.com/office/word/2018/wordml/cex" xmlns:w16cid="http://schemas.microsoft.com/office/word/2016/wordml/cid" xmlns:w16="http://schemas.microsoft.com/office/word/2018/wordml" xmlns:w16du="http://schemas.microsoft.com/office/word/2023/wordml/word16du" xmlns:w16sdtdh="http://schemas.microsoft.com/office/word/2020/wordml/sdtdatahash" xmlns:w16sdtfl="http://schemas.microsoft.com/office/word/2024/wordml/sdtformatlock" xmlns:w16se="http://schemas.microsoft.com/office/word/2015/wordml/symex" mc:Ignorable="w14 w15 w16se w16cid w16 w16cex w16sdtdh w16sdtfl w16du">
+<w:styles xmlns:r="http://schemas.openxmlformats.org/officeDocument/2006/relationships" xmlns:w14="http://schemas.microsoft.com/office/word/2010/wordml" xmlns:w="http://schemas.openxmlformats.org/wordprocessingml/2006/main">
   <w:docDefaults>
     <w:rPrDefault>
       <w:rPr>
-        <w:rFonts w:asciiTheme="minorHAnsi" w:eastAsiaTheme="minorHAnsi" w:hAnsiTheme="minorHAnsi" w:cstheme="minorBidi"/>
+        <w:rFonts w:asciiTheme="minorHAnsi" w:cstheme="minorBidi" w:eastAsiaTheme="minorHAnsi" w:hAnsiTheme="minorHAnsi"/>
         <w:sz w:val="22"/>
         <w:szCs w:val="22"/>
-        <w:lang w:val="ru-RU" w:eastAsia="en-US" w:bidi="ar-SA"/>
+        <w:lang w:val="ru-RU" w:bidi="ar-SA" w:eastAsia="en-US"/>
       </w:rPr>
     </w:rPrDefault>
     <w:pPrDefault>
@@ -5462,410 +6096,635 @@
       </w:pPr>
     </w:pPrDefault>
   </w:docDefaults>
-  <w:latentStyles w:defLockedState="0" w:defUIPriority="99" w:defSemiHidden="0" w:defUnhideWhenUsed="0" w:defQFormat="0" w:count="376">
-    <w:lsdException w:name="Normal" w:uiPriority="0" w:qFormat="1"/>
-    <w:lsdException w:name="heading 1" w:uiPriority="9" w:qFormat="1"/>
-    <w:lsdException w:name="heading 2" w:semiHidden="1" w:uiPriority="9" w:unhideWhenUsed="1" w:qFormat="1"/>
-    <w:lsdException w:name="heading 3" w:semiHidden="1" w:uiPriority="9" w:unhideWhenUsed="1" w:qFormat="1"/>
-    <w:lsdException w:name="heading 4" w:semiHidden="1" w:uiPriority="9" w:unhideWhenUsed="1" w:qFormat="1"/>
-    <w:lsdException w:name="heading 5" w:semiHidden="1" w:uiPriority="9" w:unhideWhenUsed="1" w:qFormat="1"/>
-    <w:lsdException w:name="heading 6" w:semiHidden="1" w:uiPriority="9" w:unhideWhenUsed="1" w:qFormat="1"/>
-    <w:lsdException w:name="heading 7" w:semiHidden="1" w:uiPriority="9" w:unhideWhenUsed="1" w:qFormat="1"/>
-    <w:lsdException w:name="heading 8" w:semiHidden="1" w:uiPriority="9" w:unhideWhenUsed="1" w:qFormat="1"/>
-    <w:lsdException w:name="heading 9" w:semiHidden="1" w:uiPriority="9" w:unhideWhenUsed="1" w:qFormat="1"/>
-    <w:lsdException w:name="index 1" w:semiHidden="1" w:unhideWhenUsed="1"/>
-    <w:lsdException w:name="index 2" w:semiHidden="1" w:unhideWhenUsed="1"/>
-    <w:lsdException w:name="index 3" w:semiHidden="1" w:unhideWhenUsed="1"/>
-    <w:lsdException w:name="index 4" w:semiHidden="1" w:unhideWhenUsed="1"/>
-    <w:lsdException w:name="index 5" w:semiHidden="1" w:unhideWhenUsed="1"/>
-    <w:lsdException w:name="index 6" w:semiHidden="1" w:unhideWhenUsed="1"/>
-    <w:lsdException w:name="index 7" w:semiHidden="1" w:unhideWhenUsed="1"/>
-    <w:lsdException w:name="index 8" w:semiHidden="1" w:unhideWhenUsed="1"/>
-    <w:lsdException w:name="index 9" w:semiHidden="1" w:unhideWhenUsed="1"/>
-    <w:lsdException w:name="toc 1" w:semiHidden="1" w:uiPriority="39" w:unhideWhenUsed="1"/>
-    <w:lsdException w:name="toc 2" w:semiHidden="1" w:uiPriority="39" w:unhideWhenUsed="1"/>
-    <w:lsdException w:name="toc 3" w:semiHidden="1" w:uiPriority="39" w:unhideWhenUsed="1"/>
-    <w:lsdException w:name="toc 4" w:semiHidden="1" w:uiPriority="39" w:unhideWhenUsed="1"/>
-    <w:lsdException w:name="toc 5" w:semiHidden="1" w:uiPriority="39" w:unhideWhenUsed="1"/>
-    <w:lsdException w:name="toc 6" w:semiHidden="1" w:uiPriority="39" w:unhideWhenUsed="1"/>
-    <w:lsdException w:name="toc 7" w:semiHidden="1" w:uiPriority="39" w:unhideWhenUsed="1"/>
-    <w:lsdException w:name="toc 8" w:semiHidden="1" w:uiPriority="39" w:unhideWhenUsed="1"/>
-    <w:lsdException w:name="toc 9" w:semiHidden="1" w:uiPriority="39" w:unhideWhenUsed="1"/>
-    <w:lsdException w:name="Normal Indent" w:semiHidden="1" w:unhideWhenUsed="1"/>
-    <w:lsdException w:name="footnote text" w:semiHidden="1" w:unhideWhenUsed="1"/>
-    <w:lsdException w:name="annotation text" w:semiHidden="1" w:unhideWhenUsed="1"/>
-    <w:lsdException w:name="header" w:semiHidden="1" w:unhideWhenUsed="1"/>
-    <w:lsdException w:name="footer" w:semiHidden="1" w:unhideWhenUsed="1"/>
-    <w:lsdException w:name="index heading" w:semiHidden="1" w:unhideWhenUsed="1"/>
-    <w:lsdException w:name="caption" w:semiHidden="1" w:uiPriority="35" w:unhideWhenUsed="1" w:qFormat="1"/>
-    <w:lsdException w:name="table of figures" w:semiHidden="1" w:unhideWhenUsed="1"/>
-    <w:lsdException w:name="envelope address" w:semiHidden="1" w:unhideWhenUsed="1"/>
-    <w:lsdException w:name="envelope return" w:semiHidden="1" w:unhideWhenUsed="1"/>
-    <w:lsdException w:name="footnote reference" w:semiHidden="1" w:unhideWhenUsed="1"/>
-    <w:lsdException w:name="annotation reference" w:semiHidden="1" w:unhideWhenUsed="1"/>
-    <w:lsdException w:name="line number" w:semiHidden="1" w:unhideWhenUsed="1"/>
-    <w:lsdException w:name="page number" w:semiHidden="1" w:unhideWhenUsed="1"/>
-    <w:lsdException w:name="endnote reference" w:semiHidden="1" w:unhideWhenUsed="1"/>
-    <w:lsdException w:name="endnote text" w:semiHidden="1" w:unhideWhenUsed="1"/>
-    <w:lsdException w:name="table of authorities" w:semiHidden="1" w:unhideWhenUsed="1"/>
-    <w:lsdException w:name="macro" w:semiHidden="1" w:unhideWhenUsed="1"/>
-    <w:lsdException w:name="toa heading" w:semiHidden="1" w:unhideWhenUsed="1"/>
-    <w:lsdException w:name="List" w:semiHidden="1" w:unhideWhenUsed="1"/>
-    <w:lsdException w:name="List Bullet" w:semiHidden="1" w:unhideWhenUsed="1"/>
-    <w:lsdException w:name="List Number" w:semiHidden="1" w:unhideWhenUsed="1"/>
-    <w:lsdException w:name="List 2" w:semiHidden="1" w:unhideWhenUsed="1"/>
-    <w:lsdException w:name="List 3" w:semiHidden="1" w:unhideWhenUsed="1"/>
-    <w:lsdException w:name="List 4" w:semiHidden="1" w:unhideWhenUsed="1"/>
-    <w:lsdException w:name="List 5" w:semiHidden="1" w:unhideWhenUsed="1"/>
-    <w:lsdException w:name="List Bullet 2" w:semiHidden="1" w:unhideWhenUsed="1"/>
-    <w:lsdException w:name="List Bullet 3" w:semiHidden="1" w:unhideWhenUsed="1"/>
-    <w:lsdException w:name="List Bullet 4" w:semiHidden="1" w:unhideWhenUsed="1"/>
-    <w:lsdException w:name="List Bullet 5" w:semiHidden="1" w:unhideWhenUsed="1"/>
-    <w:lsdException w:name="List Number 2" w:semiHidden="1" w:unhideWhenUsed="1"/>
-    <w:lsdException w:name="List Number 3" w:semiHidden="1" w:unhideWhenUsed="1"/>
-    <w:lsdException w:name="List Number 4" w:semiHidden="1" w:unhideWhenUsed="1"/>
-    <w:lsdException w:name="List Number 5" w:semiHidden="1" w:unhideWhenUsed="1"/>
-    <w:lsdException w:name="Title" w:uiPriority="10" w:qFormat="1"/>
-    <w:lsdException w:name="Closing" w:semiHidden="1" w:unhideWhenUsed="1"/>
-    <w:lsdException w:name="Signature" w:semiHidden="1" w:unhideWhenUsed="1"/>
-    <w:lsdException w:name="Default Paragraph Font" w:semiHidden="1" w:uiPriority="1" w:unhideWhenUsed="1"/>
-    <w:lsdException w:name="Body Text" w:semiHidden="1" w:unhideWhenUsed="1"/>
-    <w:lsdException w:name="Body Text Indent" w:semiHidden="1" w:unhideWhenUsed="1"/>
-    <w:lsdException w:name="List Continue" w:semiHidden="1" w:unhideWhenUsed="1"/>
-    <w:lsdException w:name="List Continue 2" w:semiHidden="1" w:unhideWhenUsed="1"/>
-    <w:lsdException w:name="List Continue 3" w:semiHidden="1" w:unhideWhenUsed="1"/>
-    <w:lsdException w:name="List Continue 4" w:semiHidden="1" w:unhideWhenUsed="1"/>
-    <w:lsdException w:name="List Continue 5" w:semiHidden="1" w:unhideWhenUsed="1"/>
-    <w:lsdException w:name="Message Header" w:semiHidden="1" w:unhideWhenUsed="1"/>
-    <w:lsdException w:name="Subtitle" w:uiPriority="11" w:qFormat="1"/>
-    <w:lsdException w:name="Salutation" w:semiHidden="1" w:unhideWhenUsed="1"/>
-    <w:lsdException w:name="Date" w:semiHidden="1" w:unhideWhenUsed="1"/>
-    <w:lsdException w:name="Body Text First Indent" w:semiHidden="1" w:unhideWhenUsed="1"/>
-    <w:lsdException w:name="Body Text First Indent 2" w:semiHidden="1" w:unhideWhenUsed="1"/>
-    <w:lsdException w:name="Note Heading" w:semiHidden="1" w:unhideWhenUsed="1"/>
-    <w:lsdException w:name="Body Text 2" w:semiHidden="1" w:unhideWhenUsed="1"/>
-    <w:lsdException w:name="Body Text 3" w:semiHidden="1" w:unhideWhenUsed="1"/>
-    <w:lsdException w:name="Body Text Indent 2" w:semiHidden="1" w:unhideWhenUsed="1"/>
-    <w:lsdException w:name="Body Text Indent 3" w:semiHidden="1" w:unhideWhenUsed="1"/>
-    <w:lsdException w:name="Block Text" w:semiHidden="1" w:unhideWhenUsed="1"/>
-    <w:lsdException w:name="Hyperlink" w:semiHidden="1" w:unhideWhenUsed="1"/>
-    <w:lsdException w:name="FollowedHyperlink" w:semiHidden="1" w:unhideWhenUsed="1"/>
-    <w:lsdException w:name="Strong" w:uiPriority="22" w:qFormat="1"/>
-    <w:lsdException w:name="Emphasis" w:uiPriority="20" w:qFormat="1"/>
-    <w:lsdException w:name="Document Map" w:semiHidden="1" w:unhideWhenUsed="1"/>
-    <w:lsdException w:name="Plain Text" w:semiHidden="1" w:unhideWhenUsed="1"/>
-    <w:lsdException w:name="E-mail Signature" w:semiHidden="1" w:unhideWhenUsed="1"/>
-    <w:lsdException w:name="HTML Top of Form" w:semiHidden="1" w:unhideWhenUsed="1"/>
-    <w:lsdException w:name="HTML Bottom of Form" w:semiHidden="1" w:unhideWhenUsed="1"/>
-    <w:lsdException w:name="Normal (Web)" w:semiHidden="1" w:unhideWhenUsed="1"/>
-    <w:lsdException w:name="HTML Acronym" w:semiHidden="1" w:unhideWhenUsed="1"/>
-    <w:lsdException w:name="HTML Address" w:semiHidden="1" w:unhideWhenUsed="1"/>
-    <w:lsdException w:name="HTML Cite" w:semiHidden="1" w:unhideWhenUsed="1"/>
-    <w:lsdException w:name="HTML Code" w:semiHidden="1" w:unhideWhenUsed="1"/>
-    <w:lsdException w:name="HTML Definition" w:semiHidden="1" w:unhideWhenUsed="1"/>
-    <w:lsdException w:name="HTML Keyboard" w:semiHidden="1" w:unhideWhenUsed="1"/>
-    <w:lsdException w:name="HTML Preformatted" w:semiHidden="1" w:unhideWhenUsed="1"/>
-    <w:lsdException w:name="HTML Sample" w:semiHidden="1" w:unhideWhenUsed="1"/>
-    <w:lsdException w:name="HTML Typewriter" w:semiHidden="1" w:unhideWhenUsed="1"/>
-    <w:lsdException w:name="HTML Variable" w:semiHidden="1" w:unhideWhenUsed="1"/>
-    <w:lsdException w:name="Normal Table" w:semiHidden="1" w:unhideWhenUsed="1"/>
-    <w:lsdException w:name="annotation subject" w:semiHidden="1" w:unhideWhenUsed="1"/>
-    <w:lsdException w:name="No List" w:semiHidden="1" w:unhideWhenUsed="1"/>
-    <w:lsdException w:name="Outline List 1" w:semiHidden="1" w:unhideWhenUsed="1"/>
-    <w:lsdException w:name="Outline List 2" w:semiHidden="1" w:unhideWhenUsed="1"/>
-    <w:lsdException w:name="Outline List 3" w:semiHidden="1" w:unhideWhenUsed="1"/>
-    <w:lsdException w:name="Table Simple 1" w:semiHidden="1" w:unhideWhenUsed="1"/>
-    <w:lsdException w:name="Table Simple 2" w:semiHidden="1" w:unhideWhenUsed="1"/>
-    <w:lsdException w:name="Table Simple 3" w:semiHidden="1" w:unhideWhenUsed="1"/>
-    <w:lsdException w:name="Table Classic 1" w:semiHidden="1" w:unhideWhenUsed="1"/>
-    <w:lsdException w:name="Table Classic 2" w:semiHidden="1" w:unhideWhenUsed="1"/>
-    <w:lsdException w:name="Table Classic 3" w:semiHidden="1" w:unhideWhenUsed="1"/>
-    <w:lsdException w:name="Table Classic 4" w:semiHidden="1" w:unhideWhenUsed="1"/>
-    <w:lsdException w:name="Table Colorful 1" w:semiHidden="1" w:unhideWhenUsed="1"/>
-    <w:lsdException w:name="Table Colorful 2" w:semiHidden="1" w:unhideWhenUsed="1"/>
-    <w:lsdException w:name="Table Colorful 3" w:semiHidden="1" w:unhideWhenUsed="1"/>
-    <w:lsdException w:name="Table Columns 1" w:semiHidden="1" w:unhideWhenUsed="1"/>
-    <w:lsdException w:name="Table Columns 2" w:semiHidden="1" w:unhideWhenUsed="1"/>
-    <w:lsdException w:name="Table Columns 3" w:semiHidden="1" w:unhideWhenUsed="1"/>
-    <w:lsdException w:name="Table Columns 4" w:semiHidden="1" w:unhideWhenUsed="1"/>
-    <w:lsdException w:name="Table Columns 5" w:semiHidden="1" w:unhideWhenUsed="1"/>
-    <w:lsdException w:name="Table Grid 1" w:semiHidden="1" w:unhideWhenUsed="1"/>
-    <w:lsdException w:name="Table Grid 2" w:semiHidden="1" w:unhideWhenUsed="1"/>
-    <w:lsdException w:name="Table Grid 3" w:semiHidden="1" w:unhideWhenUsed="1"/>
-    <w:lsdException w:name="Table Grid 4" w:semiHidden="1" w:unhideWhenUsed="1"/>
-    <w:lsdException w:name="Table Grid 5" w:semiHidden="1" w:unhideWhenUsed="1"/>
-    <w:lsdException w:name="Table Grid 6" w:semiHidden="1" w:unhideWhenUsed="1"/>
-    <w:lsdException w:name="Table Grid 7" w:semiHidden="1" w:unhideWhenUsed="1"/>
-    <w:lsdException w:name="Table Grid 8" w:semiHidden="1" w:unhideWhenUsed="1"/>
-    <w:lsdException w:name="Table List 1" w:semiHidden="1" w:unhideWhenUsed="1"/>
-    <w:lsdException w:name="Table List 2" w:semiHidden="1" w:unhideWhenUsed="1"/>
-    <w:lsdException w:name="Table List 3" w:semiHidden="1" w:unhideWhenUsed="1"/>
-    <w:lsdException w:name="Table List 4" w:semiHidden="1" w:unhideWhenUsed="1"/>
-    <w:lsdException w:name="Table List 5" w:semiHidden="1" w:unhideWhenUsed="1"/>
-    <w:lsdException w:name="Table List 6" w:semiHidden="1" w:unhideWhenUsed="1"/>
-    <w:lsdException w:name="Table List 7" w:semiHidden="1" w:unhideWhenUsed="1"/>
-    <w:lsdException w:name="Table List 8" w:semiHidden="1" w:unhideWhenUsed="1"/>
-    <w:lsdException w:name="Table 3D effects 1" w:semiHidden="1" w:unhideWhenUsed="1"/>
-    <w:lsdException w:name="Table 3D effects 2" w:semiHidden="1" w:unhideWhenUsed="1"/>
-    <w:lsdException w:name="Table 3D effects 3" w:semiHidden="1" w:unhideWhenUsed="1"/>
-    <w:lsdException w:name="Table Contemporary" w:semiHidden="1" w:unhideWhenUsed="1"/>
-    <w:lsdException w:name="Table Elegant" w:semiHidden="1" w:unhideWhenUsed="1"/>
-    <w:lsdException w:name="Table Professional" w:semiHidden="1" w:unhideWhenUsed="1"/>
-    <w:lsdException w:name="Table Subtle 1" w:semiHidden="1" w:unhideWhenUsed="1"/>
-    <w:lsdException w:name="Table Subtle 2" w:semiHidden="1" w:unhideWhenUsed="1"/>
-    <w:lsdException w:name="Table Web 1" w:semiHidden="1" w:unhideWhenUsed="1"/>
-    <w:lsdException w:name="Table Web 2" w:semiHidden="1" w:unhideWhenUsed="1"/>
-    <w:lsdException w:name="Table Web 3" w:semiHidden="1" w:unhideWhenUsed="1"/>
-    <w:lsdException w:name="Balloon Text" w:semiHidden="1" w:unhideWhenUsed="1"/>
-    <w:lsdException w:name="Table Grid" w:uiPriority="39"/>
-    <w:lsdException w:name="Table Theme" w:semiHidden="1" w:unhideWhenUsed="1"/>
-    <w:lsdException w:name="Placeholder Text" w:semiHidden="1"/>
-    <w:lsdException w:name="No Spacing" w:uiPriority="1" w:qFormat="1"/>
-    <w:lsdException w:name="Light Shading" w:uiPriority="60"/>
-    <w:lsdException w:name="Light List" w:uiPriority="61"/>
-    <w:lsdException w:name="Light Grid" w:uiPriority="62"/>
-    <w:lsdException w:name="Medium Shading 1" w:uiPriority="63"/>
-    <w:lsdException w:name="Medium Shading 2" w:uiPriority="64"/>
-    <w:lsdException w:name="Medium List 1" w:uiPriority="65"/>
-    <w:lsdException w:name="Medium List 2" w:uiPriority="66"/>
-    <w:lsdException w:name="Medium Grid 1" w:uiPriority="67"/>
-    <w:lsdException w:name="Medium Grid 2" w:uiPriority="68"/>
-    <w:lsdException w:name="Medium Grid 3" w:uiPriority="69"/>
-    <w:lsdException w:name="Dark List" w:uiPriority="70"/>
-    <w:lsdException w:name="Colorful Shading" w:uiPriority="71"/>
-    <w:lsdException w:name="Colorful List" w:uiPriority="72"/>
-    <w:lsdException w:name="Colorful Grid" w:uiPriority="73"/>
-    <w:lsdException w:name="Light Shading Accent 1" w:uiPriority="60"/>
-    <w:lsdException w:name="Light List Accent 1" w:uiPriority="61"/>
-    <w:lsdException w:name="Light Grid Accent 1" w:uiPriority="62"/>
-    <w:lsdException w:name="Medium Shading 1 Accent 1" w:uiPriority="63"/>
-    <w:lsdException w:name="Medium Shading 2 Accent 1" w:uiPriority="64"/>
-    <w:lsdException w:name="Medium List 1 Accent 1" w:uiPriority="65"/>
-    <w:lsdException w:name="Revision" w:semiHidden="1"/>
-    <w:lsdException w:name="List Paragraph" w:uiPriority="34" w:qFormat="1"/>
-    <w:lsdException w:name="Quote" w:uiPriority="29" w:qFormat="1"/>
-    <w:lsdException w:name="Intense Quote" w:uiPriority="30" w:qFormat="1"/>
-    <w:lsdException w:name="Medium List 2 Accent 1" w:uiPriority="66"/>
-    <w:lsdException w:name="Medium Grid 1 Accent 1" w:uiPriority="67"/>
-    <w:lsdException w:name="Medium Grid 2 Accent 1" w:uiPriority="68"/>
-    <w:lsdException w:name="Medium Grid 3 Accent 1" w:uiPriority="69"/>
-    <w:lsdException w:name="Dark List Accent 1" w:uiPriority="70"/>
-    <w:lsdException w:name="Colorful Shading Accent 1" w:uiPriority="71"/>
-    <w:lsdException w:name="Colorful List Accent 1" w:uiPriority="72"/>
-    <w:lsdException w:name="Colorful Grid Accent 1" w:uiPriority="73"/>
-    <w:lsdException w:name="Light Shading Accent 2" w:uiPriority="60"/>
-    <w:lsdException w:name="Light List Accent 2" w:uiPriority="61"/>
-    <w:lsdException w:name="Light Grid Accent 2" w:uiPriority="62"/>
-    <w:lsdException w:name="Medium Shading 1 Accent 2" w:uiPriority="63"/>
-    <w:lsdException w:name="Medium Shading 2 Accent 2" w:uiPriority="64"/>
-    <w:lsdException w:name="Medium List 1 Accent 2" w:uiPriority="65"/>
-    <w:lsdException w:name="Medium List 2 Accent 2" w:uiPriority="66"/>
-    <w:lsdException w:name="Medium Grid 1 Accent 2" w:uiPriority="67"/>
-    <w:lsdException w:name="Medium Grid 2 Accent 2" w:uiPriority="68"/>
-    <w:lsdException w:name="Medium Grid 3 Accent 2" w:uiPriority="69"/>
-    <w:lsdException w:name="Dark List Accent 2" w:uiPriority="70"/>
-    <w:lsdException w:name="Colorful Shading Accent 2" w:uiPriority="71"/>
-    <w:lsdException w:name="Colorful List Accent 2" w:uiPriority="72"/>
-    <w:lsdException w:name="Colorful Grid Accent 2" w:uiPriority="73"/>
-    <w:lsdException w:name="Light Shading Accent 3" w:uiPriority="60"/>
-    <w:lsdException w:name="Light List Accent 3" w:uiPriority="61"/>
-    <w:lsdException w:name="Light Grid Accent 3" w:uiPriority="62"/>
-    <w:lsdException w:name="Medium Shading 1 Accent 3" w:uiPriority="63"/>
-    <w:lsdException w:name="Medium Shading 2 Accent 3" w:uiPriority="64"/>
-    <w:lsdException w:name="Medium List 1 Accent 3" w:uiPriority="65"/>
-    <w:lsdException w:name="Medium List 2 Accent 3" w:uiPriority="66"/>
-    <w:lsdException w:name="Medium Grid 1 Accent 3" w:uiPriority="67"/>
-    <w:lsdException w:name="Medium Grid 2 Accent 3" w:uiPriority="68"/>
-    <w:lsdException w:name="Medium Grid 3 Accent 3" w:uiPriority="69"/>
-    <w:lsdException w:name="Dark List Accent 3" w:uiPriority="70"/>
-    <w:lsdException w:name="Colorful Shading Accent 3" w:uiPriority="71"/>
-    <w:lsdException w:name="Colorful List Accent 3" w:uiPriority="72"/>
-    <w:lsdException w:name="Colorful Grid Accent 3" w:uiPriority="73"/>
-    <w:lsdException w:name="Light Shading Accent 4" w:uiPriority="60"/>
-    <w:lsdException w:name="Light List Accent 4" w:uiPriority="61"/>
-    <w:lsdException w:name="Light Grid Accent 4" w:uiPriority="62"/>
-    <w:lsdException w:name="Medium Shading 1 Accent 4" w:uiPriority="63"/>
-    <w:lsdException w:name="Medium Shading 2 Accent 4" w:uiPriority="64"/>
-    <w:lsdException w:name="Medium List 1 Accent 4" w:uiPriority="65"/>
-    <w:lsdException w:name="Medium List 2 Accent 4" w:uiPriority="66"/>
-    <w:lsdException w:name="Medium Grid 1 Accent 4" w:uiPriority="67"/>
-    <w:lsdException w:name="Medium Grid 2 Accent 4" w:uiPriority="68"/>
-    <w:lsdException w:name="Medium Grid 3 Accent 4" w:uiPriority="69"/>
-    <w:lsdException w:name="Dark List Accent 4" w:uiPriority="70"/>
-    <w:lsdException w:name="Colorful Shading Accent 4" w:uiPriority="71"/>
-    <w:lsdException w:name="Colorful List Accent 4" w:uiPriority="72"/>
-    <w:lsdException w:name="Colorful Grid Accent 4" w:uiPriority="73"/>
-    <w:lsdException w:name="Light Shading Accent 5" w:uiPriority="60"/>
-    <w:lsdException w:name="Light List Accent 5" w:uiPriority="61"/>
-    <w:lsdException w:name="Light Grid Accent 5" w:uiPriority="62"/>
-    <w:lsdException w:name="Medium Shading 1 Accent 5" w:uiPriority="63"/>
-    <w:lsdException w:name="Medium Shading 2 Accent 5" w:uiPriority="64"/>
-    <w:lsdException w:name="Medium List 1 Accent 5" w:uiPriority="65"/>
-    <w:lsdException w:name="Medium List 2 Accent 5" w:uiPriority="66"/>
-    <w:lsdException w:name="Medium Grid 1 Accent 5" w:uiPriority="67"/>
-    <w:lsdException w:name="Medium Grid 2 Accent 5" w:uiPriority="68"/>
-    <w:lsdException w:name="Medium Grid 3 Accent 5" w:uiPriority="69"/>
-    <w:lsdException w:name="Dark List Accent 5" w:uiPriority="70"/>
-    <w:lsdException w:name="Colorful Shading Accent 5" w:uiPriority="71"/>
-    <w:lsdException w:name="Colorful List Accent 5" w:uiPriority="72"/>
-    <w:lsdException w:name="Colorful Grid Accent 5" w:uiPriority="73"/>
-    <w:lsdException w:name="Light Shading Accent 6" w:uiPriority="60"/>
-    <w:lsdException w:name="Light List Accent 6" w:uiPriority="61"/>
-    <w:lsdException w:name="Light Grid Accent 6" w:uiPriority="62"/>
-    <w:lsdException w:name="Medium Shading 1 Accent 6" w:uiPriority="63"/>
-    <w:lsdException w:name="Medium Shading 2 Accent 6" w:uiPriority="64"/>
-    <w:lsdException w:name="Medium List 1 Accent 6" w:uiPriority="65"/>
-    <w:lsdException w:name="Medium List 2 Accent 6" w:uiPriority="66"/>
-    <w:lsdException w:name="Medium Grid 1 Accent 6" w:uiPriority="67"/>
-    <w:lsdException w:name="Medium Grid 2 Accent 6" w:uiPriority="68"/>
-    <w:lsdException w:name="Medium Grid 3 Accent 6" w:uiPriority="69"/>
-    <w:lsdException w:name="Dark List Accent 6" w:uiPriority="70"/>
-    <w:lsdException w:name="Colorful Shading Accent 6" w:uiPriority="71"/>
-    <w:lsdException w:name="Colorful List Accent 6" w:uiPriority="72"/>
-    <w:lsdException w:name="Colorful Grid Accent 6" w:uiPriority="73"/>
-    <w:lsdException w:name="Subtle Emphasis" w:uiPriority="19" w:qFormat="1"/>
-    <w:lsdException w:name="Intense Emphasis" w:uiPriority="21" w:qFormat="1"/>
-    <w:lsdException w:name="Subtle Reference" w:uiPriority="31" w:qFormat="1"/>
-    <w:lsdException w:name="Intense Reference" w:uiPriority="32" w:qFormat="1"/>
-    <w:lsdException w:name="Book Title" w:uiPriority="33" w:qFormat="1"/>
-    <w:lsdException w:name="Bibliography" w:semiHidden="1" w:uiPriority="37" w:unhideWhenUsed="1"/>
-    <w:lsdException w:name="TOC Heading" w:semiHidden="1" w:uiPriority="39" w:unhideWhenUsed="1" w:qFormat="1"/>
-    <w:lsdException w:name="Plain Table 1" w:uiPriority="41"/>
-    <w:lsdException w:name="Plain Table 2" w:uiPriority="42"/>
-    <w:lsdException w:name="Plain Table 3" w:uiPriority="43"/>
-    <w:lsdException w:name="Plain Table 4" w:uiPriority="44"/>
-    <w:lsdException w:name="Plain Table 5" w:uiPriority="45"/>
-    <w:lsdException w:name="Grid Table Light" w:uiPriority="40"/>
-    <w:lsdException w:name="Grid Table 1 Light" w:uiPriority="46"/>
-    <w:lsdException w:name="Grid Table 2" w:uiPriority="47"/>
-    <w:lsdException w:name="Grid Table 3" w:uiPriority="48"/>
-    <w:lsdException w:name="Grid Table 4" w:uiPriority="49"/>
-    <w:lsdException w:name="Grid Table 5 Dark" w:uiPriority="50"/>
-    <w:lsdException w:name="Grid Table 6 Colorful" w:uiPriority="51"/>
-    <w:lsdException w:name="Grid Table 7 Colorful" w:uiPriority="52"/>
-    <w:lsdException w:name="Grid Table 1 Light Accent 1" w:uiPriority="46"/>
-    <w:lsdException w:name="Grid Table 2 Accent 1" w:uiPriority="47"/>
-    <w:lsdException w:name="Grid Table 3 Accent 1" w:uiPriority="48"/>
-    <w:lsdException w:name="Grid Table 4 Accent 1" w:uiPriority="49"/>
-    <w:lsdException w:name="Grid Table 5 Dark Accent 1" w:uiPriority="50"/>
-    <w:lsdException w:name="Grid Table 6 Colorful Accent 1" w:uiPriority="51"/>
-    <w:lsdException w:name="Grid Table 7 Colorful Accent 1" w:uiPriority="52"/>
-    <w:lsdException w:name="Grid Table 1 Light Accent 2" w:uiPriority="46"/>
-    <w:lsdException w:name="Grid Table 2 Accent 2" w:uiPriority="47"/>
-    <w:lsdException w:name="Grid Table 3 Accent 2" w:uiPriority="48"/>
-    <w:lsdException w:name="Grid Table 4 Accent 2" w:uiPriority="49"/>
-    <w:lsdException w:name="Grid Table 5 Dark Accent 2" w:uiPriority="50"/>
-    <w:lsdException w:name="Grid Table 6 Colorful Accent 2" w:uiPriority="51"/>
-    <w:lsdException w:name="Grid Table 7 Colorful Accent 2" w:uiPriority="52"/>
-    <w:lsdException w:name="Grid Table 1 Light Accent 3" w:uiPriority="46"/>
-    <w:lsdException w:name="Grid Table 2 Accent 3" w:uiPriority="47"/>
-    <w:lsdException w:name="Grid Table 3 Accent 3" w:uiPriority="48"/>
-    <w:lsdException w:name="Grid Table 4 Accent 3" w:uiPriority="49"/>
-    <w:lsdException w:name="Grid Table 5 Dark Accent 3" w:uiPriority="50"/>
-    <w:lsdException w:name="Grid Table 6 Colorful Accent 3" w:uiPriority="51"/>
-    <w:lsdException w:name="Grid Table 7 Colorful Accent 3" w:uiPriority="52"/>
-    <w:lsdException w:name="Grid Table 1 Light Accent 4" w:uiPriority="46"/>
-    <w:lsdException w:name="Grid Table 2 Accent 4" w:uiPriority="47"/>
-    <w:lsdException w:name="Grid Table 3 Accent 4" w:uiPriority="48"/>
-    <w:lsdException w:name="Grid Table 4 Accent 4" w:uiPriority="49"/>
-    <w:lsdException w:name="Grid Table 5 Dark Accent 4" w:uiPriority="50"/>
-    <w:lsdException w:name="Grid Table 6 Colorful Accent 4" w:uiPriority="51"/>
-    <w:lsdException w:name="Grid Table 7 Colorful Accent 4" w:uiPriority="52"/>
-    <w:lsdException w:name="Grid Table 1 Light Accent 5" w:uiPriority="46"/>
-    <w:lsdException w:name="Grid Table 2 Accent 5" w:uiPriority="47"/>
-    <w:lsdException w:name="Grid Table 3 Accent 5" w:uiPriority="48"/>
-    <w:lsdException w:name="Grid Table 4 Accent 5" w:uiPriority="49"/>
-    <w:lsdException w:name="Grid Table 5 Dark Accent 5" w:uiPriority="50"/>
-    <w:lsdException w:name="Grid Table 6 Colorful Accent 5" w:uiPriority="51"/>
-    <w:lsdException w:name="Grid Table 7 Colorful Accent 5" w:uiPriority="52"/>
-    <w:lsdException w:name="Grid Table 1 Light Accent 6" w:uiPriority="46"/>
-    <w:lsdException w:name="Grid Table 2 Accent 6" w:uiPriority="47"/>
-    <w:lsdException w:name="Grid Table 3 Accent 6" w:uiPriority="48"/>
-    <w:lsdException w:name="Grid Table 4 Accent 6" w:uiPriority="49"/>
-    <w:lsdException w:name="Grid Table 5 Dark Accent 6" w:uiPriority="50"/>
-    <w:lsdException w:name="Grid Table 6 Colorful Accent 6" w:uiPriority="51"/>
-    <w:lsdException w:name="Grid Table 7 Colorful Accent 6" w:uiPriority="52"/>
-    <w:lsdException w:name="List Table 1 Light" w:uiPriority="46"/>
-    <w:lsdException w:name="List Table 2" w:uiPriority="47"/>
-    <w:lsdException w:name="List Table 3" w:uiPriority="48"/>
-    <w:lsdException w:name="List Table 4" w:uiPriority="49"/>
-    <w:lsdException w:name="List Table 5 Dark" w:uiPriority="50"/>
-    <w:lsdException w:name="List Table 6 Colorful" w:uiPriority="51"/>
-    <w:lsdException w:name="List Table 7 Colorful" w:uiPriority="52"/>
-    <w:lsdException w:name="List Table 1 Light Accent 1" w:uiPriority="46"/>
-    <w:lsdException w:name="List Table 2 Accent 1" w:uiPriority="47"/>
-    <w:lsdException w:name="List Table 3 Accent 1" w:uiPriority="48"/>
-    <w:lsdException w:name="List Table 4 Accent 1" w:uiPriority="49"/>
-    <w:lsdException w:name="List Table 5 Dark Accent 1" w:uiPriority="50"/>
-    <w:lsdException w:name="List Table 6 Colorful Accent 1" w:uiPriority="51"/>
-    <w:lsdException w:name="List Table 7 Colorful Accent 1" w:uiPriority="52"/>
-    <w:lsdException w:name="List Table 1 Light Accent 2" w:uiPriority="46"/>
-    <w:lsdException w:name="List Table 2 Accent 2" w:uiPriority="47"/>
-    <w:lsdException w:name="List Table 3 Accent 2" w:uiPriority="48"/>
-    <w:lsdException w:name="List Table 4 Accent 2" w:uiPriority="49"/>
-    <w:lsdException w:name="List Table 5 Dark Accent 2" w:uiPriority="50"/>
-    <w:lsdException w:name="List Table 6 Colorful Accent 2" w:uiPriority="51"/>
-    <w:lsdException w:name="List Table 7 Colorful Accent 2" w:uiPriority="52"/>
-    <w:lsdException w:name="List Table 1 Light Accent 3" w:uiPriority="46"/>
-    <w:lsdException w:name="List Table 2 Accent 3" w:uiPriority="47"/>
-    <w:lsdException w:name="List Table 3 Accent 3" w:uiPriority="48"/>
-    <w:lsdException w:name="List Table 4 Accent 3" w:uiPriority="49"/>
-    <w:lsdException w:name="List Table 5 Dark Accent 3" w:uiPriority="50"/>
-    <w:lsdException w:name="List Table 6 Colorful Accent 3" w:uiPriority="51"/>
-    <w:lsdException w:name="List Table 7 Colorful Accent 3" w:uiPriority="52"/>
-    <w:lsdException w:name="List Table 1 Light Accent 4" w:uiPriority="46"/>
-    <w:lsdException w:name="List Table 2 Accent 4" w:uiPriority="47"/>
-    <w:lsdException w:name="List Table 3 Accent 4" w:uiPriority="48"/>
-    <w:lsdException w:name="List Table 4 Accent 4" w:uiPriority="49"/>
-    <w:lsdException w:name="List Table 5 Dark Accent 4" w:uiPriority="50"/>
-    <w:lsdException w:name="List Table 6 Colorful Accent 4" w:uiPriority="51"/>
-    <w:lsdException w:name="List Table 7 Colorful Accent 4" w:uiPriority="52"/>
-    <w:lsdException w:name="List Table 1 Light Accent 5" w:uiPriority="46"/>
-    <w:lsdException w:name="List Table 2 Accent 5" w:uiPriority="47"/>
-    <w:lsdException w:name="List Table 3 Accent 5" w:uiPriority="48"/>
-    <w:lsdException w:name="List Table 4 Accent 5" w:uiPriority="49"/>
-    <w:lsdException w:name="List Table 5 Dark Accent 5" w:uiPriority="50"/>
-    <w:lsdException w:name="List Table 6 Colorful Accent 5" w:uiPriority="51"/>
-    <w:lsdException w:name="List Table 7 Colorful Accent 5" w:uiPriority="52"/>
-    <w:lsdException w:name="List Table 1 Light Accent 6" w:uiPriority="46"/>
-    <w:lsdException w:name="List Table 2 Accent 6" w:uiPriority="47"/>
-    <w:lsdException w:name="List Table 3 Accent 6" w:uiPriority="48"/>
-    <w:lsdException w:name="List Table 4 Accent 6" w:uiPriority="49"/>
-    <w:lsdException w:name="List Table 5 Dark Accent 6" w:uiPriority="50"/>
-    <w:lsdException w:name="List Table 6 Colorful Accent 6" w:uiPriority="51"/>
-    <w:lsdException w:name="List Table 7 Colorful Accent 6" w:uiPriority="52"/>
-    <w:lsdException w:name="Mention" w:semiHidden="1" w:unhideWhenUsed="1"/>
-    <w:lsdException w:name="Smart Hyperlink" w:semiHidden="1" w:unhideWhenUsed="1"/>
-    <w:lsdException w:name="Hashtag" w:semiHidden="1" w:unhideWhenUsed="1"/>
-    <w:lsdException w:name="Unresolved Mention" w:semiHidden="1" w:unhideWhenUsed="1"/>
-    <w:lsdException w:name="Smart Link" w:semiHidden="1" w:unhideWhenUsed="1"/>
-  </w:latentStyles>
-  <w:style w:type="paragraph" w:default="1" w:styleId="a">
-    <w:name w:val="Normal"/>
-    <w:qFormat/>
-    <w:rsid w:val="00FB0FD6"/>
+  <w:style w:type="paragraph" w:styleId="Heading1">
+    <w:name w:val="Heading 1"/>
+    <w:link w:val="Heading1Char"/>
+    <w:uiPriority w:val="9"/>
+    <w:qFormat w:val="on"/>
     <w:pPr>
-      <w:suppressAutoHyphens/>
+      <w:keepNext w:val="on"/>
+      <w:keepLines w:val="on"/>
+      <w:spacing w:before="480" w:after="0"/>
+    </w:pPr>
+    <w:rPr>
+      <w:rFonts w:asciiTheme="majorHAnsi" w:cstheme="majorBidi" w:eastAsiaTheme="majorEastAsia" w:hAnsiTheme="majorHAnsi"/>
+      <w:b/>
+      <w:bCs/>
+      <w:color w:val="2f5395" w:themeColor="accent1" w:themeShade="bf"/>
+      <w:sz w:val="28"/>
+      <w:szCs w:val="28"/>
+    </w:rPr>
+  </w:style>
+  <w:style w:type="paragraph" w:styleId="Heading2">
+    <w:name w:val="Heading 2"/>
+    <w:link w:val="Heading2Char"/>
+    <w:uiPriority w:val="9"/>
+    <w:semiHidden w:val="on"/>
+    <w:unhideWhenUsed w:val="on"/>
+    <w:qFormat w:val="on"/>
+    <w:pPr>
+      <w:keepNext w:val="on"/>
+      <w:keepLines w:val="on"/>
+      <w:spacing w:before="200" w:after="0"/>
+    </w:pPr>
+    <w:rPr>
+      <w:rFonts w:asciiTheme="majorHAnsi" w:cstheme="majorBidi" w:eastAsiaTheme="majorEastAsia" w:hAnsiTheme="majorHAnsi"/>
+      <w:b/>
+      <w:bCs/>
+      <w:color w:val="4472c4" w:themeColor="accent1"/>
+      <w:sz w:val="26"/>
+      <w:szCs w:val="26"/>
+    </w:rPr>
+  </w:style>
+  <w:style w:type="paragraph" w:styleId="Heading3">
+    <w:name w:val="Heading 3"/>
+    <w:link w:val="Heading3Char"/>
+    <w:uiPriority w:val="9"/>
+    <w:semiHidden w:val="on"/>
+    <w:unhideWhenUsed w:val="on"/>
+    <w:qFormat w:val="on"/>
+    <w:pPr>
+      <w:keepNext w:val="on"/>
+      <w:keepLines w:val="on"/>
+      <w:spacing w:before="200" w:after="0"/>
+    </w:pPr>
+    <w:rPr>
+      <w:rFonts w:asciiTheme="majorHAnsi" w:cstheme="majorBidi" w:eastAsiaTheme="majorEastAsia" w:hAnsiTheme="majorHAnsi"/>
+      <w:b/>
+      <w:bCs/>
+      <w:color w:val="4472c4" w:themeColor="accent1"/>
+    </w:rPr>
+  </w:style>
+  <w:style w:type="paragraph" w:styleId="Heading4">
+    <w:name w:val="Heading 4"/>
+    <w:link w:val="Heading4Char"/>
+    <w:uiPriority w:val="9"/>
+    <w:semiHidden w:val="on"/>
+    <w:unhideWhenUsed w:val="on"/>
+    <w:qFormat w:val="on"/>
+    <w:pPr>
+      <w:keepNext w:val="on"/>
+      <w:keepLines w:val="on"/>
+      <w:spacing w:before="200" w:after="0"/>
+    </w:pPr>
+    <w:rPr>
+      <w:rFonts w:asciiTheme="majorHAnsi" w:cstheme="majorBidi" w:eastAsiaTheme="majorEastAsia" w:hAnsiTheme="majorHAnsi"/>
+      <w:b/>
+      <w:bCs/>
+      <w:i/>
+      <w:iCs/>
+      <w:color w:val="4472c4" w:themeColor="accent1"/>
+    </w:rPr>
+  </w:style>
+  <w:style w:type="paragraph" w:styleId="Heading5">
+    <w:name w:val="Heading 5"/>
+    <w:link w:val="Heading5Char"/>
+    <w:uiPriority w:val="9"/>
+    <w:semiHidden w:val="on"/>
+    <w:unhideWhenUsed w:val="on"/>
+    <w:qFormat w:val="on"/>
+    <w:pPr>
+      <w:keepNext w:val="on"/>
+      <w:keepLines w:val="on"/>
+      <w:spacing w:before="200" w:after="0"/>
+    </w:pPr>
+    <w:rPr>
+      <w:rFonts w:asciiTheme="majorHAnsi" w:cstheme="majorBidi" w:eastAsiaTheme="majorEastAsia" w:hAnsiTheme="majorHAnsi"/>
+      <w:color w:val="1f3763" w:themeColor="accent1" w:themeShade="7f"/>
+    </w:rPr>
+  </w:style>
+  <w:style w:type="paragraph" w:styleId="Heading6">
+    <w:name w:val="Heading 6"/>
+    <w:link w:val="Heading6Char"/>
+    <w:uiPriority w:val="9"/>
+    <w:semiHidden w:val="on"/>
+    <w:unhideWhenUsed w:val="on"/>
+    <w:qFormat w:val="on"/>
+    <w:pPr>
+      <w:keepNext w:val="on"/>
+      <w:keepLines w:val="on"/>
+      <w:spacing w:before="200" w:after="0"/>
+    </w:pPr>
+    <w:rPr>
+      <w:rFonts w:asciiTheme="majorHAnsi" w:cstheme="majorBidi" w:eastAsiaTheme="majorEastAsia" w:hAnsiTheme="majorHAnsi"/>
+      <w:i/>
+      <w:iCs/>
+      <w:color w:val="1f3763" w:themeColor="accent1" w:themeShade="7f"/>
+    </w:rPr>
+  </w:style>
+  <w:style w:type="paragraph" w:styleId="Heading7">
+    <w:name w:val="Heading 7"/>
+    <w:link w:val="Heading7Char"/>
+    <w:uiPriority w:val="9"/>
+    <w:semiHidden w:val="on"/>
+    <w:unhideWhenUsed w:val="on"/>
+    <w:qFormat w:val="on"/>
+    <w:pPr>
+      <w:keepNext w:val="on"/>
+      <w:keepLines w:val="on"/>
+      <w:spacing w:before="200" w:after="0"/>
+    </w:pPr>
+    <w:rPr>
+      <w:rFonts w:asciiTheme="majorHAnsi" w:cstheme="majorBidi" w:eastAsiaTheme="majorEastAsia" w:hAnsiTheme="majorHAnsi"/>
+      <w:i/>
+      <w:iCs/>
+      <w:color w:val="404040" w:themeColor="text1" w:themeTint="bf"/>
+    </w:rPr>
+  </w:style>
+  <w:style w:type="paragraph" w:styleId="Heading8">
+    <w:name w:val="Heading 8"/>
+    <w:link w:val="Heading8Char"/>
+    <w:uiPriority w:val="9"/>
+    <w:semiHidden w:val="on"/>
+    <w:unhideWhenUsed w:val="on"/>
+    <w:qFormat w:val="on"/>
+    <w:pPr>
+      <w:keepNext w:val="on"/>
+      <w:keepLines w:val="on"/>
+      <w:spacing w:before="200" w:after="0"/>
+    </w:pPr>
+    <w:rPr>
+      <w:rFonts w:asciiTheme="majorHAnsi" w:cstheme="majorBidi" w:eastAsiaTheme="majorEastAsia" w:hAnsiTheme="majorHAnsi"/>
+      <w:color w:val="404040" w:themeColor="text1" w:themeTint="bf"/>
+      <w:sz w:val="20"/>
+      <w:szCs w:val="20"/>
+    </w:rPr>
+  </w:style>
+  <w:style w:type="paragraph" w:styleId="Heading9">
+    <w:name w:val="Heading 9"/>
+    <w:link w:val="Heading9Char"/>
+    <w:uiPriority w:val="9"/>
+    <w:semiHidden w:val="on"/>
+    <w:unhideWhenUsed w:val="on"/>
+    <w:qFormat w:val="on"/>
+    <w:pPr>
+      <w:keepNext w:val="on"/>
+      <w:keepLines w:val="on"/>
+      <w:spacing w:before="200" w:after="0"/>
+    </w:pPr>
+    <w:rPr>
+      <w:rFonts w:asciiTheme="majorHAnsi" w:cstheme="majorBidi" w:eastAsiaTheme="majorEastAsia" w:hAnsiTheme="majorHAnsi"/>
+      <w:i/>
+      <w:iCs/>
+      <w:color w:val="404040" w:themeColor="text1" w:themeTint="bf"/>
+      <w:sz w:val="20"/>
+      <w:szCs w:val="20"/>
+    </w:rPr>
+  </w:style>
+  <w:style w:type="character" w:customStyle="1" w:styleId="Heading1Char">
+    <w:name w:val="Heading 1 Char"/>
+    <w:link w:val="Heading1"/>
+    <w:uiPriority w:val="9"/>
+    <w:rPr>
+      <w:rFonts w:asciiTheme="majorHAnsi" w:cstheme="majorBidi" w:eastAsiaTheme="majorEastAsia" w:hAnsiTheme="majorHAnsi"/>
+      <w:b/>
+      <w:bCs/>
+      <w:color w:val="2f5395" w:themeColor="accent1" w:themeShade="bf"/>
+      <w:sz w:val="28"/>
+      <w:szCs w:val="28"/>
+    </w:rPr>
+  </w:style>
+  <w:style w:type="character" w:customStyle="1" w:styleId="Heading2Char">
+    <w:name w:val="Heading 2 Char"/>
+    <w:link w:val="Heading2"/>
+    <w:uiPriority w:val="9"/>
+    <w:rPr>
+      <w:rFonts w:asciiTheme="majorHAnsi" w:cstheme="majorBidi" w:eastAsiaTheme="majorEastAsia" w:hAnsiTheme="majorHAnsi"/>
+      <w:b/>
+      <w:bCs/>
+      <w:color w:val="4472c4" w:themeColor="accent1"/>
+      <w:sz w:val="26"/>
+      <w:szCs w:val="26"/>
+    </w:rPr>
+  </w:style>
+  <w:style w:type="character" w:customStyle="1" w:styleId="Heading3Char">
+    <w:name w:val="Heading 3 Char"/>
+    <w:link w:val="Heading3"/>
+    <w:uiPriority w:val="9"/>
+    <w:rPr>
+      <w:rFonts w:asciiTheme="majorHAnsi" w:cstheme="majorBidi" w:eastAsiaTheme="majorEastAsia" w:hAnsiTheme="majorHAnsi"/>
+      <w:b/>
+      <w:bCs/>
+      <w:color w:val="4472c4" w:themeColor="accent1"/>
+    </w:rPr>
+  </w:style>
+  <w:style w:type="character" w:customStyle="1" w:styleId="Heading4Char">
+    <w:name w:val="Heading 4 Char"/>
+    <w:link w:val="Heading4"/>
+    <w:uiPriority w:val="9"/>
+    <w:rPr>
+      <w:rFonts w:asciiTheme="majorHAnsi" w:cstheme="majorBidi" w:eastAsiaTheme="majorEastAsia" w:hAnsiTheme="majorHAnsi"/>
+      <w:b/>
+      <w:bCs/>
+      <w:i/>
+      <w:iCs/>
+      <w:color w:val="4472c4" w:themeColor="accent1"/>
+    </w:rPr>
+  </w:style>
+  <w:style w:type="character" w:customStyle="1" w:styleId="Heading5Char">
+    <w:name w:val="Heading 5 Char"/>
+    <w:link w:val="Heading5"/>
+    <w:uiPriority w:val="9"/>
+    <w:rPr>
+      <w:rFonts w:asciiTheme="majorHAnsi" w:cstheme="majorBidi" w:eastAsiaTheme="majorEastAsia" w:hAnsiTheme="majorHAnsi"/>
+      <w:color w:val="1f3763" w:themeColor="accent1" w:themeShade="7f"/>
+    </w:rPr>
+  </w:style>
+  <w:style w:type="character" w:customStyle="1" w:styleId="Heading6Char">
+    <w:name w:val="Heading 6 Char"/>
+    <w:link w:val="Heading6"/>
+    <w:uiPriority w:val="9"/>
+    <w:rPr>
+      <w:rFonts w:asciiTheme="majorHAnsi" w:cstheme="majorBidi" w:eastAsiaTheme="majorEastAsia" w:hAnsiTheme="majorHAnsi"/>
+      <w:i/>
+      <w:iCs/>
+      <w:color w:val="1f3763" w:themeColor="accent1" w:themeShade="7f"/>
+    </w:rPr>
+  </w:style>
+  <w:style w:type="character" w:customStyle="1" w:styleId="Heading7Char">
+    <w:name w:val="Heading 7 Char"/>
+    <w:link w:val="Heading7"/>
+    <w:uiPriority w:val="9"/>
+    <w:rPr>
+      <w:rFonts w:asciiTheme="majorHAnsi" w:cstheme="majorBidi" w:eastAsiaTheme="majorEastAsia" w:hAnsiTheme="majorHAnsi"/>
+      <w:i/>
+      <w:iCs/>
+      <w:color w:val="404040" w:themeColor="text1" w:themeTint="bf"/>
+    </w:rPr>
+  </w:style>
+  <w:style w:type="character" w:customStyle="1" w:styleId="Heading8Char">
+    <w:name w:val="Heading 8 Char"/>
+    <w:link w:val="Heading8"/>
+    <w:uiPriority w:val="9"/>
+    <w:rPr>
+      <w:rFonts w:asciiTheme="majorHAnsi" w:cstheme="majorBidi" w:eastAsiaTheme="majorEastAsia" w:hAnsiTheme="majorHAnsi"/>
+      <w:color w:val="404040" w:themeColor="text1" w:themeTint="bf"/>
+      <w:sz w:val="20"/>
+      <w:szCs w:val="20"/>
+    </w:rPr>
+  </w:style>
+  <w:style w:type="character" w:customStyle="1" w:styleId="Heading9Char">
+    <w:name w:val="Heading 9 Char"/>
+    <w:link w:val="Heading9"/>
+    <w:uiPriority w:val="9"/>
+    <w:rPr>
+      <w:rFonts w:asciiTheme="majorHAnsi" w:cstheme="majorBidi" w:eastAsiaTheme="majorEastAsia" w:hAnsiTheme="majorHAnsi"/>
+      <w:i/>
+      <w:iCs/>
+      <w:color w:val="404040" w:themeColor="text1" w:themeTint="bf"/>
+      <w:sz w:val="20"/>
+      <w:szCs w:val="20"/>
+    </w:rPr>
+  </w:style>
+  <w:style w:type="paragraph" w:styleId="Title">
+    <w:name w:val="Title"/>
+    <w:link w:val="TitleChar"/>
+    <w:uiPriority w:val="10"/>
+    <w:qFormat w:val="on"/>
+    <w:pPr>
+      <w:pBdr>
+        <w:bottom w:val="single" w:color="4472c4" w:themeColor="accent1" w:sz="8" w:space="4"/>
+      </w:pBdr>
+      <w:spacing w:after="300" w:line="240" w:lineRule="auto"/>
+      <w:contextualSpacing w:val="on"/>
+    </w:pPr>
+    <w:rPr>
+      <w:rFonts w:asciiTheme="majorHAnsi" w:cstheme="majorBidi" w:eastAsiaTheme="majorEastAsia" w:hAnsiTheme="majorHAnsi"/>
+      <w:color w:val="333f4f" w:themeColor="text2" w:themeShade="bf"/>
+      <w:spacing w:val="5"/>
+      <w:sz w:val="52"/>
+      <w:szCs w:val="52"/>
+    </w:rPr>
+  </w:style>
+  <w:style w:type="character" w:customStyle="1" w:styleId="TitleChar">
+    <w:name w:val="Title Char"/>
+    <w:link w:val="Title"/>
+    <w:uiPriority w:val="10"/>
+    <w:rPr>
+      <w:rFonts w:asciiTheme="majorHAnsi" w:cstheme="majorBidi" w:eastAsiaTheme="majorEastAsia" w:hAnsiTheme="majorHAnsi"/>
+      <w:color w:val="333f4f" w:themeColor="text2" w:themeShade="bf"/>
+      <w:spacing w:val="5"/>
+      <w:sz w:val="52"/>
+      <w:szCs w:val="52"/>
+    </w:rPr>
+  </w:style>
+  <w:style w:type="paragraph" w:styleId="Subtitle">
+    <w:name w:val="Subtitle"/>
+    <w:link w:val="SubtitleChar"/>
+    <w:uiPriority w:val="11"/>
+    <w:qFormat w:val="on"/>
+    <w:pPr/>
+    <w:rPr>
+      <w:rFonts w:asciiTheme="majorHAnsi" w:cstheme="majorBidi" w:eastAsiaTheme="majorEastAsia" w:hAnsiTheme="majorHAnsi"/>
+      <w:i/>
+      <w:iCs/>
+      <w:color w:val="4472c4" w:themeColor="accent1"/>
+      <w:spacing w:val="15"/>
+      <w:sz w:val="24"/>
+      <w:szCs w:val="24"/>
+    </w:rPr>
+  </w:style>
+  <w:style w:type="character" w:customStyle="1" w:styleId="SubtitleChar">
+    <w:name w:val="Subtitle Char"/>
+    <w:link w:val="Subtitle"/>
+    <w:uiPriority w:val="11"/>
+    <w:rPr>
+      <w:rFonts w:asciiTheme="majorHAnsi" w:cstheme="majorBidi" w:eastAsiaTheme="majorEastAsia" w:hAnsiTheme="majorHAnsi"/>
+      <w:i/>
+      <w:iCs/>
+      <w:color w:val="4472c4" w:themeColor="accent1"/>
+      <w:spacing w:val="15"/>
+      <w:sz w:val="24"/>
+      <w:szCs w:val="24"/>
+    </w:rPr>
+  </w:style>
+  <w:style w:type="character" w:styleId="SubtleEmphasis">
+    <w:name w:val="Subtle Emphasis"/>
+    <w:uiPriority w:val="19"/>
+    <w:qFormat w:val="on"/>
+    <w:rPr>
+      <w:i/>
+      <w:iCs/>
+      <w:color w:val="808080" w:themeColor="text1" w:themeTint="7f"/>
+    </w:rPr>
+  </w:style>
+  <w:style w:type="character" w:styleId="Emphasis">
+    <w:name w:val="Emphasis"/>
+    <w:uiPriority w:val="20"/>
+    <w:qFormat w:val="on"/>
+    <w:rPr>
+      <w:i/>
+      <w:iCs/>
+    </w:rPr>
+  </w:style>
+  <w:style w:type="character" w:styleId="IntenseEmphasis">
+    <w:name w:val="Intense Emphasis"/>
+    <w:uiPriority w:val="21"/>
+    <w:qFormat w:val="on"/>
+    <w:rPr>
+      <w:b/>
+      <w:bCs/>
+      <w:i/>
+      <w:iCs/>
+      <w:color w:val="4472c4" w:themeColor="accent1"/>
+    </w:rPr>
+  </w:style>
+  <w:style w:type="character" w:styleId="Strong">
+    <w:name w:val="Strong"/>
+    <w:uiPriority w:val="22"/>
+    <w:qFormat w:val="on"/>
+    <w:rPr>
+      <w:b/>
+      <w:bCs/>
+    </w:rPr>
+  </w:style>
+  <w:style w:type="paragraph" w:styleId="Quote">
+    <w:name w:val="Quote"/>
+    <w:link w:val="QuoteChar"/>
+    <w:uiPriority w:val="29"/>
+    <w:qFormat w:val="on"/>
+    <w:rPr>
+      <w:i/>
+      <w:iCs/>
+      <w:color w:val="000000" w:themeColor="text1"/>
+    </w:rPr>
+  </w:style>
+  <w:style w:type="character" w:customStyle="1" w:styleId="QuoteChar">
+    <w:name w:val="Quote Char"/>
+    <w:link w:val="Quote"/>
+    <w:uiPriority w:val="29"/>
+    <w:rPr>
+      <w:i/>
+      <w:iCs/>
+      <w:color w:val="000000" w:themeColor="text1"/>
+    </w:rPr>
+  </w:style>
+  <w:style w:type="paragraph" w:styleId="IntenseQuote">
+    <w:name w:val="Intense Quote"/>
+    <w:link w:val="IntenseQuoteChar"/>
+    <w:uiPriority w:val="30"/>
+    <w:qFormat w:val="on"/>
+    <w:pPr>
+      <w:pBdr>
+        <w:bottom w:val="single" w:color="4472c4" w:themeColor="accent1" w:sz="4" w:space="4"/>
+      </w:pBdr>
+      <w:spacing w:before="200" w:after="280"/>
+      <w:ind w:left="936" w:right="936"/>
+    </w:pPr>
+    <w:rPr>
+      <w:b/>
+      <w:bCs/>
+      <w:i/>
+      <w:iCs/>
+      <w:color w:val="4472c4" w:themeColor="accent1"/>
+    </w:rPr>
+  </w:style>
+  <w:style w:type="character" w:customStyle="1" w:styleId="IntenseQuoteChar">
+    <w:name w:val="Intense Quote Char"/>
+    <w:link w:val="IntenseQuote"/>
+    <w:uiPriority w:val="30"/>
+    <w:rPr>
+      <w:b/>
+      <w:bCs/>
+      <w:i/>
+      <w:iCs/>
+      <w:color w:val="4472c4" w:themeColor="accent1"/>
+    </w:rPr>
+  </w:style>
+  <w:style w:type="character" w:styleId="SubtleReference">
+    <w:name w:val="Subtle Reference"/>
+    <w:uiPriority w:val="31"/>
+    <w:qFormat w:val="on"/>
+    <w:rPr>
+      <w:smallCaps/>
+      <w:color w:val="ed7d31" w:themeColor="accent2"/>
+      <w:u w:val="single"/>
+    </w:rPr>
+  </w:style>
+  <w:style w:type="character" w:styleId="IntenseReference">
+    <w:name w:val="Intense Reference"/>
+    <w:uiPriority w:val="32"/>
+    <w:qFormat w:val="on"/>
+    <w:rPr>
+      <w:b/>
+      <w:bCs/>
+      <w:smallCaps/>
+      <w:color w:val="ed7d31" w:themeColor="accent2"/>
+      <w:spacing w:val="5"/>
+      <w:u w:val="single"/>
+    </w:rPr>
+  </w:style>
+  <w:style w:type="character" w:styleId="BookTitle">
+    <w:name w:val="Book Title"/>
+    <w:uiPriority w:val="33"/>
+    <w:qFormat w:val="on"/>
+    <w:rPr>
+      <w:b/>
+      <w:bCs/>
+      <w:smallCaps/>
+      <w:spacing w:val="5"/>
+    </w:rPr>
+  </w:style>
+  <w:style w:type="paragraph" w:styleId="Footnotetext">
+    <w:name w:val="Footnote text"/>
+    <w:link w:val="FootnoteTextChar"/>
+    <w:uiPriority w:val="99"/>
+    <w:semiHidden w:val="on"/>
+    <w:unhideWhenUsed w:val="on"/>
+    <w:pPr>
       <w:spacing w:after="0" w:line="240" w:lineRule="auto"/>
     </w:pPr>
     <w:rPr>
-      <w:rFonts w:ascii="Times New Roman" w:eastAsia="Times New Roman" w:hAnsi="Times New Roman" w:cs="Times New Roman"/>
+      <w:sz w:val="20"/>
+      <w:szCs w:val="20"/>
+    </w:rPr>
+  </w:style>
+  <w:style w:type="character" w:customStyle="1" w:styleId="FootnoteTextChar">
+    <w:name w:val="Footnote Text Char"/>
+    <w:link w:val="Footnotetext"/>
+    <w:uiPriority w:val="99"/>
+    <w:semiHidden w:val="on"/>
+    <w:rPr>
+      <w:sz w:val="20"/>
+      <w:szCs w:val="20"/>
+    </w:rPr>
+  </w:style>
+  <w:style w:type="character" w:styleId="Footnotereference">
+    <w:name w:val="Footnote reference"/>
+    <w:uiPriority w:val="99"/>
+    <w:semiHidden w:val="on"/>
+    <w:unhideWhenUsed w:val="on"/>
+    <w:rPr>
+      <w:vertAlign w:val="superscript"/>
+    </w:rPr>
+  </w:style>
+  <w:style w:type="paragraph" w:styleId="Endnotetext">
+    <w:name w:val="Endnote text"/>
+    <w:link w:val="EndnoteTextChar"/>
+    <w:uiPriority w:val="99"/>
+    <w:semiHidden w:val="on"/>
+    <w:unhideWhenUsed w:val="on"/>
+    <w:pPr>
+      <w:spacing w:after="0" w:line="240" w:lineRule="auto"/>
+    </w:pPr>
+    <w:rPr>
+      <w:sz w:val="20"/>
+      <w:szCs w:val="20"/>
+    </w:rPr>
+  </w:style>
+  <w:style w:type="character" w:customStyle="1" w:styleId="EndnoteTextChar">
+    <w:name w:val="Endnote Text Char"/>
+    <w:link w:val="Endnotetext"/>
+    <w:uiPriority w:val="99"/>
+    <w:semiHidden w:val="on"/>
+    <w:rPr>
+      <w:sz w:val="20"/>
+      <w:szCs w:val="20"/>
+    </w:rPr>
+  </w:style>
+  <w:style w:type="character" w:styleId="Endnotereference">
+    <w:name w:val="Endnote reference"/>
+    <w:uiPriority w:val="99"/>
+    <w:semiHidden w:val="on"/>
+    <w:unhideWhenUsed w:val="on"/>
+    <w:rPr>
+      <w:vertAlign w:val="superscript"/>
+    </w:rPr>
+  </w:style>
+  <w:style w:type="paragraph" w:styleId="PlainText">
+    <w:name w:val="Plain Text"/>
+    <w:link w:val="PlainTextChar"/>
+    <w:uiPriority w:val="99"/>
+    <w:semiHidden w:val="on"/>
+    <w:unhideWhenUsed w:val="on"/>
+    <w:pPr>
+      <w:spacing w:after="0" w:line="240" w:lineRule="auto"/>
+    </w:pPr>
+    <w:rPr>
+      <w:rFonts w:ascii="Courier New" w:cs="Courier New" w:hAnsi="Courier New"/>
+      <w:sz w:val="21"/>
+      <w:szCs w:val="21"/>
+    </w:rPr>
+  </w:style>
+  <w:style w:type="character" w:customStyle="1" w:styleId="PlainTextChar">
+    <w:name w:val="Plain Text Char"/>
+    <w:link w:val="PlainText"/>
+    <w:uiPriority w:val="99"/>
+    <w:rPr>
+      <w:rFonts w:ascii="Courier New" w:cs="Courier New" w:hAnsi="Courier New"/>
+      <w:sz w:val="21"/>
+      <w:szCs w:val="21"/>
+    </w:rPr>
+  </w:style>
+  <w:style w:type="paragraph" w:styleId="Header">
+    <w:name w:val="Header"/>
+    <w:link w:val="HeaderChar"/>
+    <w:uiPriority w:val="99"/>
+    <w:unhideWhenUsed w:val="on"/>
+    <w:pPr>
+      <w:spacing w:after="0" w:line="240" w:lineRule="auto"/>
+    </w:pPr>
+  </w:style>
+  <w:style w:type="character" w:customStyle="1" w:styleId="HeaderChar">
+    <w:name w:val="Header Char"/>
+    <w:link w:val="Header"/>
+    <w:uiPriority w:val="99"/>
+  </w:style>
+  <w:style w:type="paragraph" w:styleId="Footer">
+    <w:name w:val="Footer"/>
+    <w:link w:val="FooterChar"/>
+    <w:uiPriority w:val="99"/>
+    <w:unhideWhenUsed w:val="on"/>
+    <w:pPr>
+      <w:spacing w:after="0" w:line="240" w:lineRule="auto"/>
+    </w:pPr>
+  </w:style>
+  <w:style w:type="character" w:customStyle="1" w:styleId="FooterChar">
+    <w:name w:val="Footer Char"/>
+    <w:link w:val="Footer"/>
+    <w:uiPriority w:val="99"/>
+  </w:style>
+  <w:style w:type="paragraph" w:styleId="Caption">
+    <w:name w:val="Caption"/>
+    <w:uiPriority w:val="35"/>
+    <w:unhideWhenUsed w:val="on"/>
+    <w:qFormat w:val="on"/>
+    <w:pPr>
+      <w:spacing w:after="200" w:line="240" w:lineRule="auto"/>
+    </w:pPr>
+    <w:rPr>
+      <w:i/>
+      <w:iCs/>
+      <w:color w:val="44546a" w:themeColor="text2"/>
+      <w:sz w:val="18"/>
+      <w:szCs w:val="18"/>
+    </w:rPr>
+  </w:style>
+  <w:style w:type="paragraph" w:default="1" w:styleId="Normal">
+    <w:name w:val="Normal"/>
+    <w:uiPriority w:val="99"/>
+    <w:qFormat w:val="on"/>
+    <w:pPr>
+      <w:spacing w:after="0" w:line="240" w:lineRule="auto"/>
+    </w:pPr>
+    <w:rPr>
+      <w:rFonts w:ascii="Times New Roman" w:cs="Times New Roman" w:eastAsia="Times New Roman" w:hAnsi="Times New Roman"/>
       <w:sz w:val="24"/>
       <w:szCs w:val="24"/>
       <w:lang w:eastAsia="zh-CN"/>
     </w:rPr>
   </w:style>
-  <w:style w:type="character" w:default="1" w:styleId="a0">
+  <w:style w:type="character" w:default="1" w:styleId="DefaultParagraphFont">
     <w:name w:val="Default Paragraph Font"/>
     <w:uiPriority w:val="1"/>
-    <w:semiHidden/>
-    <w:unhideWhenUsed/>
+    <w:semiHidden w:val="on"/>
+    <w:unhideWhenUsed w:val="on"/>
   </w:style>
-  <w:style w:type="table" w:default="1" w:styleId="a1">
+  <w:style w:type="table" w:default="1" w:styleId="NormalTable">
     <w:name w:val="Normal Table"/>
     <w:uiPriority w:val="99"/>
-    <w:semiHidden/>
-    <w:unhideWhenUsed/>
+    <w:semiHidden w:val="on"/>
+    <w:unhideWhenUsed w:val="on"/>
     <w:tblPr>
       <w:tblInd w:w="0" w:type="dxa"/>
       <w:tblCellMar>
@@ -5876,32 +6735,30 @@
       </w:tblCellMar>
     </w:tblPr>
   </w:style>
-  <w:style w:type="numbering" w:default="1" w:styleId="a2">
+  <w:style w:type="numbering" w:default="1" w:styleId="NoList">
     <w:name w:val="No List"/>
     <w:uiPriority w:val="99"/>
-    <w:semiHidden/>
-    <w:unhideWhenUsed/>
+    <w:semiHidden w:val="on"/>
+    <w:unhideWhenUsed w:val="on"/>
   </w:style>
-  <w:style w:type="paragraph" w:customStyle="1" w:styleId="a3">
-    <w:basedOn w:val="a"/>
-    <w:next w:val="a4"/>
+  <w:style w:type="paragraph" w:customStyle="1" w:styleId="A3">
+    <w:name w:val="A3"/>
+    <w:basedOn w:val="Normal"/>
+    <w:next w:val="Normal(Web)"/>
     <w:uiPriority w:val="99"/>
-    <w:rsid w:val="00592D60"/>
     <w:pPr>
       <w:spacing w:before="280" w:after="280"/>
     </w:pPr>
   </w:style>
-  <w:style w:type="paragraph" w:styleId="a5">
+  <w:style w:type="paragraph" w:styleId="NoSpacing">
     <w:name w:val="No Spacing"/>
     <w:uiPriority w:val="1"/>
-    <w:qFormat/>
-    <w:rsid w:val="00592D60"/>
+    <w:qFormat w:val="on"/>
     <w:pPr>
-      <w:suppressAutoHyphens/>
       <w:spacing w:after="0" w:line="240" w:lineRule="auto"/>
     </w:pPr>
     <w:rPr>
-      <w:rFonts w:ascii="Times New Roman" w:eastAsia="Times New Roman" w:hAnsi="Times New Roman" w:cs="Times New Roman"/>
+      <w:rFonts w:ascii="Times New Roman" w:cs="Times New Roman" w:eastAsia="Times New Roman" w:hAnsi="Times New Roman"/>
       <w:sz w:val="24"/>
       <w:szCs w:val="24"/>
       <w:lang w:eastAsia="zh-CN"/>
@@ -5909,105 +6766,95 @@
   </w:style>
   <w:style w:type="paragraph" w:customStyle="1" w:styleId="Default">
     <w:name w:val="Default"/>
-    <w:rsid w:val="00592D60"/>
+    <w:uiPriority w:val="99"/>
     <w:pPr>
-      <w:autoSpaceDE w:val="0"/>
-      <w:autoSpaceDN w:val="0"/>
-      <w:adjustRightInd w:val="0"/>
       <w:spacing w:after="0" w:line="240" w:lineRule="auto"/>
     </w:pPr>
     <w:rPr>
-      <w:rFonts w:ascii="Times New Roman" w:eastAsia="Times New Roman" w:hAnsi="Times New Roman" w:cs="Times New Roman"/>
+      <w:rFonts w:ascii="Times New Roman" w:cs="Times New Roman" w:eastAsia="Times New Roman" w:hAnsi="Times New Roman"/>
       <w:color w:val="000000"/>
       <w:sz w:val="24"/>
       <w:szCs w:val="24"/>
       <w:lang w:eastAsia="ru-RU"/>
     </w:rPr>
   </w:style>
-  <w:style w:type="paragraph" w:styleId="a4">
+  <w:style w:type="paragraph" w:styleId="Normal(Web)">
     <w:name w:val="Normal (Web)"/>
-    <w:basedOn w:val="a"/>
+    <w:basedOn w:val="Normal"/>
     <w:uiPriority w:val="99"/>
-    <w:semiHidden/>
-    <w:unhideWhenUsed/>
-    <w:rsid w:val="00592D60"/>
+    <w:semiHidden w:val="on"/>
+    <w:unhideWhenUsed w:val="on"/>
   </w:style>
-  <w:style w:type="paragraph" w:styleId="a6">
+  <w:style w:type="paragraph" w:styleId="ListParagraph">
     <w:name w:val="List Paragraph"/>
-    <w:basedOn w:val="a"/>
+    <w:basedOn w:val="Normal"/>
     <w:uiPriority w:val="34"/>
-    <w:qFormat/>
-    <w:rsid w:val="00EE5E53"/>
+    <w:qFormat w:val="on"/>
     <w:pPr>
       <w:ind w:left="720"/>
-      <w:contextualSpacing/>
+      <w:contextualSpacing w:val="on"/>
     </w:pPr>
   </w:style>
-  <w:style w:type="character" w:styleId="a7">
+  <w:style w:type="character" w:styleId="Hyperlink">
     <w:name w:val="Hyperlink"/>
-    <w:basedOn w:val="a0"/>
+    <w:basedOn w:val="DefaultParagraphFont"/>
     <w:uiPriority w:val="99"/>
-    <w:unhideWhenUsed/>
-    <w:rsid w:val="00CC139B"/>
+    <w:unhideWhenUsed w:val="on"/>
     <w:rPr>
-      <w:color w:val="0563C1" w:themeColor="hyperlink"/>
+      <w:color w:val="0563c1" w:themeColor="hyperlink"/>
       <w:u w:val="single"/>
     </w:rPr>
   </w:style>
-  <w:style w:type="character" w:customStyle="1" w:styleId="1">
+  <w:style w:type="character" w:customStyle="1" w:styleId="Неразрешенноеупоминание1">
     <w:name w:val="Неразрешенное упоминание1"/>
-    <w:basedOn w:val="a0"/>
+    <w:basedOn w:val="DefaultParagraphFont"/>
     <w:uiPriority w:val="99"/>
-    <w:semiHidden/>
-    <w:unhideWhenUsed/>
-    <w:rsid w:val="00CC139B"/>
+    <w:semiHidden w:val="on"/>
+    <w:unhideWhenUsed w:val="on"/>
     <w:rPr>
-      <w:color w:val="605E5C"/>
-      <w:shd w:val="clear" w:color="auto" w:fill="E1DFDD"/>
+      <w:color w:val="605e5c"/>
+      <w:shd w:val="clear" w:color="auto" w:fill="e1dfdd"/>
     </w:rPr>
   </w:style>
-  <w:style w:type="table" w:styleId="a8">
+  <w:style w:type="table" w:styleId="TableGrid">
     <w:name w:val="Table Grid"/>
-    <w:basedOn w:val="a1"/>
+    <w:basedOn w:val="NormalTable"/>
     <w:uiPriority w:val="39"/>
-    <w:rsid w:val="00EB2E73"/>
     <w:pPr>
       <w:spacing w:after="0" w:line="240" w:lineRule="auto"/>
     </w:pPr>
     <w:tblPr>
       <w:tblBorders>
-        <w:top w:val="single" w:sz="4" w:space="0" w:color="auto"/>
-        <w:left w:val="single" w:sz="4" w:space="0" w:color="auto"/>
-        <w:bottom w:val="single" w:sz="4" w:space="0" w:color="auto"/>
-        <w:right w:val="single" w:sz="4" w:space="0" w:color="auto"/>
-        <w:insideH w:val="single" w:sz="4" w:space="0" w:color="auto"/>
-        <w:insideV w:val="single" w:sz="4" w:space="0" w:color="auto"/>
+        <w:top w:val="single" w:color="auto" w:sz="4" w:space="0"/>
+        <w:left w:val="single" w:color="auto" w:sz="4" w:space="0"/>
+        <w:bottom w:val="single" w:color="auto" w:sz="4" w:space="0"/>
+        <w:right w:val="single" w:color="auto" w:sz="4" w:space="0"/>
+        <w:insideH w:val="single" w:color="auto" w:sz="4" w:space="0"/>
+        <w:insideV w:val="single" w:color="auto" w:sz="4" w:space="0"/>
       </w:tblBorders>
     </w:tblPr>
   </w:style>
-  <w:style w:type="paragraph" w:styleId="a9">
+  <w:style w:type="paragraph" w:styleId="BalloonText">
     <w:name w:val="Balloon Text"/>
-    <w:basedOn w:val="a"/>
-    <w:link w:val="aa"/>
+    <w:basedOn w:val="Normal"/>
+    <w:link w:val="ТекствыноскиЗнак"/>
     <w:uiPriority w:val="99"/>
-    <w:semiHidden/>
-    <w:unhideWhenUsed/>
-    <w:rsid w:val="00F55362"/>
+    <w:semiHidden w:val="on"/>
+    <w:unhideWhenUsed w:val="on"/>
     <w:rPr>
-      <w:rFonts w:ascii="Segoe UI" w:hAnsi="Segoe UI" w:cs="Segoe UI"/>
+      <w:rFonts w:ascii="Segoe UI" w:cs="Segoe UI" w:hAnsi="Segoe UI"/>
       <w:sz w:val="18"/>
       <w:szCs w:val="18"/>
     </w:rPr>
   </w:style>
-  <w:style w:type="character" w:customStyle="1" w:styleId="aa">
+  <w:style w:type="character" w:customStyle="1" w:styleId="ТекствыноскиЗнак">
     <w:name w:val="Текст выноски Знак"/>
-    <w:basedOn w:val="a0"/>
-    <w:link w:val="a9"/>
+    <w:basedOn w:val="DefaultParagraphFont"/>
+    <w:link w:val="BalloonText"/>
     <w:uiPriority w:val="99"/>
-    <w:semiHidden/>
-    <w:rsid w:val="00F55362"/>
+    <w:semiHidden w:val="on"/>
     <w:rPr>
-      <w:rFonts w:ascii="Segoe UI" w:eastAsia="Times New Roman" w:hAnsi="Segoe UI" w:cs="Segoe UI"/>
+      <w:rFonts w:ascii="Segoe UI" w:cs="Segoe UI" w:eastAsia="Times New Roman" w:hAnsi="Segoe UI"/>
       <w:sz w:val="18"/>
       <w:szCs w:val="18"/>
       <w:lang w:eastAsia="zh-CN"/>
@@ -6062,105 +6909,101 @@
         <a:latin typeface="Calibri Light" panose="020F0302020204030204"/>
         <a:ea typeface=""/>
         <a:cs typeface=""/>
-        <a:font script="Jpan" typeface="游ゴシック Light"/>
+        <a:font script="Arab" typeface="Times New Roman"/>
+        <a:font script="Armn" typeface="Arial"/>
+        <a:font script="Beng" typeface="Vrinda"/>
+        <a:font script="Bopo" typeface="Microsoft JhengHei"/>
+        <a:font script="Cher" typeface="Plantagenet Cherokee"/>
+        <a:font script="Deva" typeface="Mangal"/>
+        <a:font script="Ethi" typeface="Nyala"/>
+        <a:font script="Geor" typeface="Sylfaen"/>
+        <a:font script="Gujr" typeface="Shruti"/>
+        <a:font script="Guru" typeface="Raavi"/>
         <a:font script="Hang" typeface="맑은 고딕"/>
+        <a:font script="Hebr" typeface="Times New Roman"/>
+        <a:font script="Knda" typeface="Tunga"/>
+        <a:font script="Khmr" typeface="MoolBoran"/>
+        <a:font script="Laoo" typeface="DokChampa"/>
+        <a:font script="Mlym" typeface="Kartika"/>
+        <a:font script="Mong" typeface="Mongolian Baiti"/>
+        <a:font script="Mymr" typeface="Myanmar Text"/>
+        <a:font script="Orya" typeface="Kalinga"/>
+        <a:font script="Sinh" typeface="Iskoola Pota"/>
+        <a:font script="Syrc" typeface="Estrangelo Edessa"/>
+        <a:font script="Taml" typeface="Latha"/>
+        <a:font script="Telu" typeface="Gautami"/>
+        <a:font script="Thaa" typeface="MV Boli"/>
+        <a:font script="Thai" typeface="Angsana New"/>
+        <a:font script="Tibt" typeface="Microsoft Himalaya"/>
+        <a:font script="Cans" typeface="Euphemia"/>
+        <a:font script="Yiii" typeface="Microsoft Yi Baiti"/>
+        <a:font script="Osma" typeface="Ebrima"/>
+        <a:font script="Tale" typeface="Microsoft Tai Le"/>
+        <a:font script="Bugi" typeface="Leelawadee UI"/>
+        <a:font script="Talu" typeface="Microsoft New Tai Lue"/>
+        <a:font script="Tfng" typeface="Ebrima"/>
         <a:font script="Hans" typeface="等线 Light"/>
         <a:font script="Hant" typeface="新細明體"/>
-        <a:font script="Arab" typeface="Times New Roman"/>
-        <a:font script="Hebr" typeface="Times New Roman"/>
-        <a:font script="Thai" typeface="Angsana New"/>
-        <a:font script="Ethi" typeface="Nyala"/>
-        <a:font script="Beng" typeface="Vrinda"/>
-        <a:font script="Gujr" typeface="Shruti"/>
-        <a:font script="Khmr" typeface="MoolBoran"/>
-        <a:font script="Knda" typeface="Tunga"/>
-        <a:font script="Guru" typeface="Raavi"/>
-        <a:font script="Cans" typeface="Euphemia"/>
-        <a:font script="Cher" typeface="Plantagenet Cherokee"/>
-        <a:font script="Yiii" typeface="Microsoft Yi Baiti"/>
-        <a:font script="Tibt" typeface="Microsoft Himalaya"/>
-        <a:font script="Thaa" typeface="MV Boli"/>
-        <a:font script="Deva" typeface="Mangal"/>
-        <a:font script="Telu" typeface="Gautami"/>
-        <a:font script="Taml" typeface="Latha"/>
-        <a:font script="Syrc" typeface="Estrangelo Edessa"/>
-        <a:font script="Orya" typeface="Kalinga"/>
-        <a:font script="Mlym" typeface="Kartika"/>
-        <a:font script="Laoo" typeface="DokChampa"/>
-        <a:font script="Sinh" typeface="Iskoola Pota"/>
-        <a:font script="Mong" typeface="Mongolian Baiti"/>
-        <a:font script="Viet" typeface="Times New Roman"/>
-        <a:font script="Uigh" typeface="Microsoft Uighur"/>
-        <a:font script="Geor" typeface="Sylfaen"/>
-        <a:font script="Armn" typeface="Arial"/>
-        <a:font script="Bugi" typeface="Leelawadee UI"/>
-        <a:font script="Bopo" typeface="Microsoft JhengHei"/>
         <a:font script="Java" typeface="Javanese Text"/>
+        <a:font script="Nkoo" typeface="Ebrima"/>
+        <a:font script="Phag" typeface="Phagspa"/>
+        <a:font script="Syre" typeface="Estrangelo Edessa"/>
+        <a:font script="Syrj" typeface="Estrangelo Edessa"/>
+        <a:font script="Syrn" typeface="Estrangelo Edessa"/>
+        <a:font script="Jpan" typeface="游ゴシック Light"/>
+        <a:font script="Olck" typeface="Nirmala UI"/>
         <a:font script="Lisu" typeface="Segoe UI"/>
-        <a:font script="Mymr" typeface="Myanmar Text"/>
-        <a:font script="Nkoo" typeface="Ebrima"/>
-        <a:font script="Olck" typeface="Nirmala UI"/>
-        <a:font script="Osma" typeface="Ebrima"/>
-        <a:font script="Phag" typeface="Phagspa"/>
-        <a:font script="Syrn" typeface="Estrangelo Edessa"/>
-        <a:font script="Syrj" typeface="Estrangelo Edessa"/>
-        <a:font script="Syre" typeface="Estrangelo Edessa"/>
         <a:font script="Sora" typeface="Nirmala UI"/>
-        <a:font script="Tale" typeface="Microsoft Tai Le"/>
-        <a:font script="Talu" typeface="Microsoft New Tai Lue"/>
-        <a:font script="Tfng" typeface="Ebrima"/>
       </a:majorFont>
       <a:minorFont>
         <a:latin typeface="Calibri" panose="020F0502020204030204"/>
         <a:ea typeface=""/>
         <a:cs typeface=""/>
-        <a:font script="Jpan" typeface="游明朝"/>
+        <a:font script="Arab" typeface="Arial"/>
+        <a:font script="Armn" typeface="Arial"/>
+        <a:font script="Beng" typeface="Vrinda"/>
+        <a:font script="Bopo" typeface="Microsoft JhengHei"/>
+        <a:font script="Cher" typeface="Plantagenet Cherokee"/>
+        <a:font script="Deva" typeface="Mangal"/>
+        <a:font script="Ethi" typeface="Nyala"/>
+        <a:font script="Geor" typeface="Sylfaen"/>
+        <a:font script="Gujr" typeface="Shruti"/>
+        <a:font script="Guru" typeface="Raavi"/>
         <a:font script="Hang" typeface="맑은 고딕"/>
+        <a:font script="Hebr" typeface="Arial"/>
+        <a:font script="Knda" typeface="Tunga"/>
+        <a:font script="Khmr" typeface="DaunPenh"/>
+        <a:font script="Laoo" typeface="DokChampa"/>
+        <a:font script="Mlym" typeface="Kartika"/>
+        <a:font script="Mong" typeface="Mongolian Baiti"/>
+        <a:font script="Mymr" typeface="Myanmar Text"/>
+        <a:font script="Orya" typeface="Kalinga"/>
+        <a:font script="Sinh" typeface="Iskoola Pota"/>
+        <a:font script="Syrc" typeface="Estrangelo Edessa"/>
+        <a:font script="Taml" typeface="Latha"/>
+        <a:font script="Telu" typeface="Gautami"/>
+        <a:font script="Thaa" typeface="MV Boli"/>
+        <a:font script="Thai" typeface="Cordia New"/>
+        <a:font script="Tibt" typeface="Microsoft Himalaya"/>
+        <a:font script="Cans" typeface="Euphemia"/>
+        <a:font script="Yiii" typeface="Microsoft Yi Baiti"/>
+        <a:font script="Osma" typeface="Ebrima"/>
+        <a:font script="Tale" typeface="Microsoft Tai Le"/>
+        <a:font script="Bugi" typeface="Leelawadee UI"/>
+        <a:font script="Talu" typeface="Microsoft New Tai Lue"/>
+        <a:font script="Tfng" typeface="Ebrima"/>
         <a:font script="Hans" typeface="等线"/>
         <a:font script="Hant" typeface="新細明體"/>
-        <a:font script="Arab" typeface="Arial"/>
-        <a:font script="Hebr" typeface="Arial"/>
-        <a:font script="Thai" typeface="Cordia New"/>
-        <a:font script="Ethi" typeface="Nyala"/>
-        <a:font script="Beng" typeface="Vrinda"/>
-        <a:font script="Gujr" typeface="Shruti"/>
-        <a:font script="Khmr" typeface="DaunPenh"/>
-        <a:font script="Knda" typeface="Tunga"/>
-        <a:font script="Guru" typeface="Raavi"/>
-        <a:font script="Cans" typeface="Euphemia"/>
-        <a:font script="Cher" typeface="Plantagenet Cherokee"/>
-        <a:font script="Yiii" typeface="Microsoft Yi Baiti"/>
-        <a:font script="Tibt" typeface="Microsoft Himalaya"/>
-        <a:font script="Thaa" typeface="MV Boli"/>
-        <a:font script="Deva" typeface="Mangal"/>
-        <a:font script="Telu" typeface="Gautami"/>
-        <a:font script="Taml" typeface="Latha"/>
-        <a:font script="Syrc" typeface="Estrangelo Edessa"/>
-        <a:font script="Orya" typeface="Kalinga"/>
-        <a:font script="Mlym" typeface="Kartika"/>
-        <a:font script="Laoo" typeface="DokChampa"/>
-        <a:font script="Sinh" typeface="Iskoola Pota"/>
-        <a:font script="Mong" typeface="Mongolian Baiti"/>
-        <a:font script="Viet" typeface="Arial"/>
-        <a:font script="Uigh" typeface="Microsoft Uighur"/>
-        <a:font script="Geor" typeface="Sylfaen"/>
-        <a:font script="Armn" typeface="Arial"/>
-        <a:font script="Bugi" typeface="Leelawadee UI"/>
-        <a:font script="Bopo" typeface="Microsoft JhengHei"/>
         <a:font script="Java" typeface="Javanese Text"/>
+        <a:font script="Nkoo" typeface="Ebrima"/>
+        <a:font script="Phag" typeface="Phagspa"/>
+        <a:font script="Syre" typeface="Estrangelo Edessa"/>
+        <a:font script="Syrj" typeface="Estrangelo Edessa"/>
+        <a:font script="Syrn" typeface="Estrangelo Edessa"/>
+        <a:font script="Jpan" typeface="游明朝"/>
+        <a:font script="Olck" typeface="Nirmala UI"/>
         <a:font script="Lisu" typeface="Segoe UI"/>
-        <a:font script="Mymr" typeface="Myanmar Text"/>
-        <a:font script="Nkoo" typeface="Ebrima"/>
-        <a:font script="Olck" typeface="Nirmala UI"/>
-        <a:font script="Osma" typeface="Ebrima"/>
-        <a:font script="Phag" typeface="Phagspa"/>
-        <a:font script="Syrn" typeface="Estrangelo Edessa"/>
-        <a:font script="Syrj" typeface="Estrangelo Edessa"/>
-        <a:font script="Syre" typeface="Estrangelo Edessa"/>
         <a:font script="Sora" typeface="Nirmala UI"/>
-        <a:font script="Tale" typeface="Microsoft Tai Le"/>
-        <a:font script="Talu" typeface="Microsoft New Tai Lue"/>
-        <a:font script="Tfng" typeface="Ebrima"/>
       </a:minorFont>
     </a:fontScheme>
     <a:fmtScheme name="Стандартная">
@@ -6303,11 +7146,6 @@
   </a:themeElements>
   <a:objectDefaults/>
   <a:extraClrSchemeLst/>
-  <a:extLst>
-    <a:ext uri="{05A4C25C-085E-4340-85A3-A5531E510DB2}">
-      <thm15:themeFamily xmlns:thm15="http://schemas.microsoft.com/office/thememl/2012/main" name="Office Theme" id="{62F939B6-93AF-4DB8-9C6B-D6C7DFDC589F}" vid="{4A3C46E8-61CC-4603-A589-7422A47A8E4A}"/>
-    </a:ext>
-  </a:extLst>
 </a:theme>
 </file>
 
